--- a/lessons/4-1/downloads/4-1-notes.docx
+++ b/lessons/4-1/downloads/4-1-notes.docx
@@ -415,6 +415,610 @@
         <w:rPr>
           <w:b/>
           <w:bCs/>
+          <w:color w:val="1FA6A2"/>
+          <w:sz w:val="26"/>
+          <w:szCs w:val="26"/>
+        </w:rPr>
+        <w:t xml:space="preserve">Turn &amp; Talk — Discussion Points  (Level 1 support · Level 2)</w:t>
+      </w:r>
+    </w:p>
+    <w:p>
+      <w:pPr>
+        <w:spacing w:after="60"/>
+      </w:pPr>
+      <w:r>
+        <w:rPr>
+          <w:i/>
+          <w:iCs/>
+          <w:color w:val="5F6F80"/>
+          <w:sz w:val="19"/>
+          <w:szCs w:val="19"/>
+        </w:rPr>
+        <w:t xml:space="preserve">Talk with a partner. Use the Level 1 stems if you need help getting started; try the Level 2 question when you are ready for more.</w:t>
+      </w:r>
+    </w:p>
+    <w:p>
+      <w:pPr>
+        <w:spacing w:after="60"/>
+      </w:pPr>
+      <w:r>
+        <w:rPr>
+          <w:b/>
+          <w:bCs/>
+          <w:color w:val="12355B"/>
+          <w:sz w:val="21"/>
+          <w:szCs w:val="21"/>
+        </w:rPr>
+        <w:t xml:space="preserve">1. [Launch] </w:t>
+      </w:r>
+      <w:r>
+        <w:rPr>
+          <w:b/>
+          <w:bCs/>
+          <w:sz w:val="21"/>
+          <w:szCs w:val="21"/>
+        </w:rPr>
+        <w:t xml:space="preserve">Booth A charges $3 for 5 games and Booth B charges $5 for 8 games. Just by looking, which booth seems like the better deal, and what makes it hard to be sure?</w:t>
+      </w:r>
+    </w:p>
+    <w:p>
+      <w:pPr>
+        <w:spacing w:after="60"/>
+      </w:pPr>
+      <w:r>
+        <w:rPr>
+          <w:b/>
+          <w:bCs/>
+          <w:color w:val="1FA6A2"/>
+          <w:sz w:val="20"/>
+          <w:szCs w:val="20"/>
+        </w:rPr>
+        <w:t xml:space="preserve">Level 1 — Start here: </w:t>
+      </w:r>
+      <w:r>
+        <w:rPr>
+          <w:sz w:val="20"/>
+          <w:szCs w:val="20"/>
+        </w:rPr>
+        <w:t xml:space="preserve">It is hard to compare because the booths have different numbers of games.</w:t>
+      </w:r>
+    </w:p>
+    <w:p>
+      <w:pPr>
+        <w:spacing w:after="60"/>
+      </w:pPr>
+      <w:r>
+        <w:rPr>
+          <w:sz w:val="21"/>
+          <w:szCs w:val="21"/>
+        </w:rPr>
+        <w:t xml:space="preserve">Booth ___ looks better because ___.</w:t>
+      </w:r>
+      <w:r>
+        <w:rPr>
+          <w:i/>
+          <w:iCs/>
+          <w:color w:val="5F6F80"/>
+          <w:sz w:val="19"/>
+          <w:szCs w:val="19"/>
+        </w:rPr>
+        <w:br/>
+        <w:t xml:space="preserve">
+El puesto ___ se ve mejor porque ___.</w:t>
+      </w:r>
+    </w:p>
+    <w:p>
+      <w:pPr>
+        <w:spacing w:after="60"/>
+      </w:pPr>
+      <w:r>
+        <w:rPr>
+          <w:sz w:val="21"/>
+          <w:szCs w:val="21"/>
+        </w:rPr>
+        <w:t xml:space="preserve">It is hard to compare because the ___ are different.</w:t>
+      </w:r>
+      <w:r>
+        <w:rPr>
+          <w:i/>
+          <w:iCs/>
+          <w:color w:val="5F6F80"/>
+          <w:sz w:val="19"/>
+          <w:szCs w:val="19"/>
+        </w:rPr>
+        <w:br/>
+        <w:t xml:space="preserve">
+Es difícil comparar porque los/las ___ son diferentes.</w:t>
+      </w:r>
+    </w:p>
+    <w:p>
+      <w:pPr>
+        <w:spacing w:after="60"/>
+      </w:pPr>
+      <w:r>
+        <w:rPr>
+          <w:b/>
+          <w:bCs/>
+          <w:color w:val="12355B"/>
+          <w:sz w:val="20"/>
+          <w:szCs w:val="20"/>
+        </w:rPr>
+        <w:t xml:space="preserve">Word bank: </w:t>
+      </w:r>
+      <w:r>
+        <w:rPr>
+          <w:color w:val="1FA6A2"/>
+          <w:sz w:val="20"/>
+          <w:szCs w:val="20"/>
+        </w:rPr>
+        <w:t xml:space="preserve">rate, per, ratio, compare</w:t>
+      </w:r>
+    </w:p>
+    <w:p>
+      <w:pPr>
+        <w:spacing w:after="60"/>
+      </w:pPr>
+      <w:r>
+        <w:rPr>
+          <w:b/>
+          <w:bCs/>
+          <w:color w:val="12355B"/>
+          <w:sz w:val="19"/>
+          <w:szCs w:val="19"/>
+        </w:rPr>
+        <w:t xml:space="preserve">Listen for: </w:t>
+      </w:r>
+      <w:r>
+        <w:rPr>
+          <w:i/>
+          <w:iCs/>
+          <w:color w:val="5F6F80"/>
+          <w:sz w:val="19"/>
+          <w:szCs w:val="19"/>
+        </w:rPr>
+        <w:t xml:space="preserve">Students notice the prices cannot be compared directly because the number of games differs, so they need the cost for one game (the unit rate) to compare fairly.</w:t>
+      </w:r>
+    </w:p>
+    <w:p>
+      <w:pPr>
+        <w:spacing w:after="60"/>
+      </w:pPr>
+      <w:r>
+        <w:rPr>
+          <w:b/>
+          <w:bCs/>
+          <w:color w:val="9A6B12"/>
+          <w:sz w:val="20"/>
+          <w:szCs w:val="20"/>
+        </w:rPr>
+        <w:t xml:space="preserve">Level 2: </w:t>
+      </w:r>
+      <w:r>
+        <w:rPr>
+          <w:sz w:val="20"/>
+          <w:szCs w:val="20"/>
+        </w:rPr>
+        <w:t xml:space="preserve">Why can you not just pick the booth with the lower total price of $3? Explain what a fair comparison actually needs.</w:t>
+      </w:r>
+    </w:p>
+    <w:p>
+      <w:pPr>
+        <w:spacing w:after="60"/>
+        <w:ind w:left="360"/>
+      </w:pPr>
+      <w:r>
+        <w:rPr>
+          <w:sz w:val="20"/>
+          <w:szCs w:val="20"/>
+        </w:rPr>
+        <w:t xml:space="preserve">• You cannot just use the lower price because ___.</w:t>
+      </w:r>
+    </w:p>
+    <w:p>
+      <w:pPr>
+        <w:spacing w:after="60"/>
+        <w:ind w:left="360"/>
+      </w:pPr>
+      <w:r>
+        <w:rPr>
+          <w:sz w:val="20"/>
+          <w:szCs w:val="20"/>
+        </w:rPr>
+        <w:t xml:space="preserve">• A fair comparison needs ___ so that ___.</w:t>
+      </w:r>
+    </w:p>
+    <w:p>
+      <w:pPr>
+        <w:spacing w:after="60"/>
+      </w:pPr>
+      <w:r>
+        <w:rPr>
+          <w:b/>
+          <w:bCs/>
+          <w:color w:val="12355B"/>
+          <w:sz w:val="21"/>
+          <w:szCs w:val="21"/>
+        </w:rPr>
+        <w:t xml:space="preserve">2. [Explore] </w:t>
+      </w:r>
+      <w:r>
+        <w:rPr>
+          <w:b/>
+          <w:bCs/>
+          <w:sz w:val="21"/>
+          <w:szCs w:val="21"/>
+        </w:rPr>
+        <w:t xml:space="preserve">How did you find the cost per game (the unit rate) for each booth, and what did you divide?</w:t>
+      </w:r>
+    </w:p>
+    <w:p>
+      <w:pPr>
+        <w:spacing w:after="60"/>
+      </w:pPr>
+      <w:r>
+        <w:rPr>
+          <w:b/>
+          <w:bCs/>
+          <w:color w:val="1FA6A2"/>
+          <w:sz w:val="20"/>
+          <w:szCs w:val="20"/>
+        </w:rPr>
+        <w:t xml:space="preserve">Level 1 — Start here: </w:t>
+      </w:r>
+      <w:r>
+        <w:rPr>
+          <w:sz w:val="20"/>
+          <w:szCs w:val="20"/>
+        </w:rPr>
+        <w:t xml:space="preserve">I divided the total cost by the number of games to get the cost for one game.</w:t>
+      </w:r>
+    </w:p>
+    <w:p>
+      <w:pPr>
+        <w:spacing w:after="60"/>
+      </w:pPr>
+      <w:r>
+        <w:rPr>
+          <w:sz w:val="21"/>
+          <w:szCs w:val="21"/>
+        </w:rPr>
+        <w:t xml:space="preserve">The unit rate is ___ per one ___.</w:t>
+      </w:r>
+      <w:r>
+        <w:rPr>
+          <w:i/>
+          <w:iCs/>
+          <w:color w:val="5F6F80"/>
+          <w:sz w:val="19"/>
+          <w:szCs w:val="19"/>
+        </w:rPr>
+        <w:br/>
+        <w:t xml:space="preserve">
+La tasa unitaria es ___ por un ___.</w:t>
+      </w:r>
+    </w:p>
+    <w:p>
+      <w:pPr>
+        <w:spacing w:after="60"/>
+      </w:pPr>
+      <w:r>
+        <w:rPr>
+          <w:sz w:val="21"/>
+          <w:szCs w:val="21"/>
+        </w:rPr>
+        <w:t xml:space="preserve">I divided ___ by ___ to get the cost per game.</w:t>
+      </w:r>
+      <w:r>
+        <w:rPr>
+          <w:i/>
+          <w:iCs/>
+          <w:color w:val="5F6F80"/>
+          <w:sz w:val="19"/>
+          <w:szCs w:val="19"/>
+        </w:rPr>
+        <w:br/>
+        <w:t xml:space="preserve">
+Dividí ___ entre ___ para obtener el costo por juego.</w:t>
+      </w:r>
+    </w:p>
+    <w:p>
+      <w:pPr>
+        <w:spacing w:after="60"/>
+      </w:pPr>
+      <w:r>
+        <w:rPr>
+          <w:b/>
+          <w:bCs/>
+          <w:color w:val="12355B"/>
+          <w:sz w:val="20"/>
+          <w:szCs w:val="20"/>
+        </w:rPr>
+        <w:t xml:space="preserve">Word bank: </w:t>
+      </w:r>
+      <w:r>
+        <w:rPr>
+          <w:color w:val="1FA6A2"/>
+          <w:sz w:val="20"/>
+          <w:szCs w:val="20"/>
+        </w:rPr>
+        <w:t xml:space="preserve">unit rate, divide, per, rate, cost</w:t>
+      </w:r>
+    </w:p>
+    <w:p>
+      <w:pPr>
+        <w:spacing w:after="60"/>
+      </w:pPr>
+      <w:r>
+        <w:rPr>
+          <w:b/>
+          <w:bCs/>
+          <w:color w:val="12355B"/>
+          <w:sz w:val="19"/>
+          <w:szCs w:val="19"/>
+        </w:rPr>
+        <w:t xml:space="preserve">Listen for: </w:t>
+      </w:r>
+      <w:r>
+        <w:rPr>
+          <w:i/>
+          <w:iCs/>
+          <w:color w:val="5F6F80"/>
+          <w:sz w:val="19"/>
+          <w:szCs w:val="19"/>
+        </w:rPr>
+        <w:t xml:space="preserve">Students explain they divided total cost by number of games (e.g., $5.00 div 8 = $0.625) and state the result as a cost per one game.</w:t>
+      </w:r>
+    </w:p>
+    <w:p>
+      <w:pPr>
+        <w:spacing w:after="60"/>
+      </w:pPr>
+      <w:r>
+        <w:rPr>
+          <w:b/>
+          <w:bCs/>
+          <w:color w:val="9A6B12"/>
+          <w:sz w:val="20"/>
+          <w:szCs w:val="20"/>
+        </w:rPr>
+        <w:t xml:space="preserve">Level 2: </w:t>
+      </w:r>
+      <w:r>
+        <w:rPr>
+          <w:sz w:val="20"/>
+          <w:szCs w:val="20"/>
+        </w:rPr>
+        <w:t xml:space="preserve">Two booths in your table had different totals but the same unit rate. How is that possible, and what does it tell you about the deals?</w:t>
+      </w:r>
+    </w:p>
+    <w:p>
+      <w:pPr>
+        <w:spacing w:after="60"/>
+        <w:ind w:left="360"/>
+      </w:pPr>
+      <w:r>
+        <w:rPr>
+          <w:sz w:val="20"/>
+          <w:szCs w:val="20"/>
+        </w:rPr>
+        <w:t xml:space="preserve">• They can have the same unit rate because ___.</w:t>
+      </w:r>
+    </w:p>
+    <w:p>
+      <w:pPr>
+        <w:spacing w:after="60"/>
+        <w:ind w:left="360"/>
+      </w:pPr>
+      <w:r>
+        <w:rPr>
+          <w:sz w:val="20"/>
+          <w:szCs w:val="20"/>
+        </w:rPr>
+        <w:t xml:space="preserve">• Even though the totals differ, the deals are ___ because ___.</w:t>
+      </w:r>
+    </w:p>
+    <w:p>
+      <w:pPr>
+        <w:spacing w:after="60"/>
+      </w:pPr>
+      <w:r>
+        <w:rPr>
+          <w:b/>
+          <w:bCs/>
+          <w:color w:val="12355B"/>
+          <w:sz w:val="21"/>
+          <w:szCs w:val="21"/>
+        </w:rPr>
+        <w:t xml:space="preserve">3. [Connect] </w:t>
+      </w:r>
+      <w:r>
+        <w:rPr>
+          <w:b/>
+          <w:bCs/>
+          <w:sz w:val="21"/>
+          <w:szCs w:val="21"/>
+        </w:rPr>
+        <w:t xml:space="preserve">The snack bar sells popcorn as 3 cups for $2.25 or 8 cups for $5.60. How do unit rates help you decide the better buy?</w:t>
+      </w:r>
+    </w:p>
+    <w:p>
+      <w:pPr>
+        <w:spacing w:after="60"/>
+      </w:pPr>
+      <w:r>
+        <w:rPr>
+          <w:b/>
+          <w:bCs/>
+          <w:color w:val="1FA6A2"/>
+          <w:sz w:val="20"/>
+          <w:szCs w:val="20"/>
+        </w:rPr>
+        <w:t xml:space="preserve">Level 1 — Start here: </w:t>
+      </w:r>
+      <w:r>
+        <w:rPr>
+          <w:sz w:val="20"/>
+          <w:szCs w:val="20"/>
+        </w:rPr>
+        <w:t xml:space="preserve">I find the price per cup for each bag and pick the lower one.</w:t>
+      </w:r>
+    </w:p>
+    <w:p>
+      <w:pPr>
+        <w:spacing w:after="60"/>
+      </w:pPr>
+      <w:r>
+        <w:rPr>
+          <w:sz w:val="21"/>
+          <w:szCs w:val="21"/>
+        </w:rPr>
+        <w:t xml:space="preserve">The ___ bag is the better buy because its unit rate is $___ per cup.</w:t>
+      </w:r>
+      <w:r>
+        <w:rPr>
+          <w:i/>
+          <w:iCs/>
+          <w:color w:val="5F6F80"/>
+          <w:sz w:val="19"/>
+          <w:szCs w:val="19"/>
+        </w:rPr>
+        <w:br/>
+        <w:t xml:space="preserve">
+La bolsa ___ es la mejor compra porque su tasa unitaria es $___ por taza.</w:t>
+      </w:r>
+    </w:p>
+    <w:p>
+      <w:pPr>
+        <w:spacing w:after="60"/>
+      </w:pPr>
+      <w:r>
+        <w:rPr>
+          <w:sz w:val="21"/>
+          <w:szCs w:val="21"/>
+        </w:rPr>
+        <w:t xml:space="preserve">I divided ___ by ___ to find the price per cup.</w:t>
+      </w:r>
+      <w:r>
+        <w:rPr>
+          <w:i/>
+          <w:iCs/>
+          <w:color w:val="5F6F80"/>
+          <w:sz w:val="19"/>
+          <w:szCs w:val="19"/>
+        </w:rPr>
+        <w:br/>
+        <w:t xml:space="preserve">
+Dividí ___ entre ___ para hallar el precio por taza.</w:t>
+      </w:r>
+    </w:p>
+    <w:p>
+      <w:pPr>
+        <w:spacing w:after="60"/>
+      </w:pPr>
+      <w:r>
+        <w:rPr>
+          <w:b/>
+          <w:bCs/>
+          <w:color w:val="12355B"/>
+          <w:sz w:val="20"/>
+          <w:szCs w:val="20"/>
+        </w:rPr>
+        <w:t xml:space="preserve">Word bank: </w:t>
+      </w:r>
+      <w:r>
+        <w:rPr>
+          <w:color w:val="1FA6A2"/>
+          <w:sz w:val="20"/>
+          <w:szCs w:val="20"/>
+        </w:rPr>
+        <w:t xml:space="preserve">unit rate, better buy, divide, per, cost</w:t>
+      </w:r>
+    </w:p>
+    <w:p>
+      <w:pPr>
+        <w:spacing w:after="60"/>
+      </w:pPr>
+      <w:r>
+        <w:rPr>
+          <w:b/>
+          <w:bCs/>
+          <w:color w:val="12355B"/>
+          <w:sz w:val="19"/>
+          <w:szCs w:val="19"/>
+        </w:rPr>
+        <w:t xml:space="preserve">Listen for: </w:t>
+      </w:r>
+      <w:r>
+        <w:rPr>
+          <w:i/>
+          <w:iCs/>
+          <w:color w:val="5F6F80"/>
+          <w:sz w:val="19"/>
+          <w:szCs w:val="19"/>
+        </w:rPr>
+        <w:t xml:space="preserve">Students compute $0.75/cup and $0.70/cup, and choose the large bag because the lower unit rate means each cup costs less.</w:t>
+      </w:r>
+    </w:p>
+    <w:p>
+      <w:pPr>
+        <w:spacing w:after="60"/>
+      </w:pPr>
+      <w:r>
+        <w:rPr>
+          <w:b/>
+          <w:bCs/>
+          <w:color w:val="9A6B12"/>
+          <w:sz w:val="20"/>
+          <w:szCs w:val="20"/>
+        </w:rPr>
+        <w:t xml:space="preserve">Level 2: </w:t>
+      </w:r>
+      <w:r>
+        <w:rPr>
+          <w:sz w:val="20"/>
+          <w:szCs w:val="20"/>
+        </w:rPr>
+        <w:t xml:space="preserve">A friend says the large bag must be the better buy because it costs less per cup AND gives more popcorn. Is 'more popcorn' a fair reason to call it the better buy? Justify using the unit rate.</w:t>
+      </w:r>
+    </w:p>
+    <w:p>
+      <w:pPr>
+        <w:spacing w:after="60"/>
+        <w:ind w:left="360"/>
+      </w:pPr>
+      <w:r>
+        <w:rPr>
+          <w:sz w:val="20"/>
+          <w:szCs w:val="20"/>
+        </w:rPr>
+        <w:t xml:space="preserve">• 'More popcorn' is or is not a fair reason because ___.</w:t>
+      </w:r>
+    </w:p>
+    <w:p>
+      <w:pPr>
+        <w:spacing w:after="60"/>
+        <w:ind w:left="360"/>
+      </w:pPr>
+      <w:r>
+        <w:rPr>
+          <w:sz w:val="20"/>
+          <w:szCs w:val="20"/>
+        </w:rPr>
+        <w:t xml:space="preserve">• The real reason it is the better buy is ___.</w:t>
+      </w:r>
+    </w:p>
+    <w:p>
+      <w:pPr>
+        <w:pStyle w:val="Heading2"/>
+        <w:pBdr>
+          <w:left w:val="single" w:color="1FA6A2" w:sz="18" w:space="8"/>
+        </w:pBdr>
+        <w:spacing w:after="100" w:before="200"/>
+      </w:pPr>
+      <w:r>
+        <w:rPr>
+          <w:b/>
+          <w:bCs/>
           <w:color w:val="9A6B12"/>
           <w:sz w:val="26"/>
           <w:szCs w:val="26"/>
@@ -987,6 +1591,54 @@
           <w:sz w:val="21"/>
           <w:szCs w:val="21"/>
         </w:rPr>
+        <w:t xml:space="preserve">Booth ___ looks better because ___.</w:t>
+      </w:r>
+      <w:r>
+        <w:rPr>
+          <w:i/>
+          <w:iCs/>
+          <w:color w:val="5F6F80"/>
+          <w:sz w:val="19"/>
+          <w:szCs w:val="19"/>
+        </w:rPr>
+        <w:br/>
+        <w:t xml:space="preserve">
+El puesto ___ se ve mejor porque ___.</w:t>
+      </w:r>
+    </w:p>
+    <w:p>
+      <w:pPr>
+        <w:spacing w:after="60"/>
+      </w:pPr>
+      <w:r>
+        <w:rPr>
+          <w:sz w:val="21"/>
+          <w:szCs w:val="21"/>
+        </w:rPr>
+        <w:t xml:space="preserve">It is hard to compare because the ___ are different.</w:t>
+      </w:r>
+      <w:r>
+        <w:rPr>
+          <w:i/>
+          <w:iCs/>
+          <w:color w:val="5F6F80"/>
+          <w:sz w:val="19"/>
+          <w:szCs w:val="19"/>
+        </w:rPr>
+        <w:br/>
+        <w:t xml:space="preserve">
+Es difícil comparar porque los/las ___ son diferentes.</w:t>
+      </w:r>
+    </w:p>
+    <w:p>
+      <w:pPr>
+        <w:spacing w:after="60"/>
+      </w:pPr>
+      <w:r>
+        <w:rPr>
+          <w:sz w:val="21"/>
+          <w:szCs w:val="21"/>
+        </w:rPr>
         <w:t xml:space="preserve">The unit rate is ___ per one ___.</w:t>
       </w:r>
       <w:r>
@@ -1000,54 +1652,6 @@
         <w:br/>
         <w:t xml:space="preserve">
 La tasa unitaria es ___ por un ___.</w:t>
-      </w:r>
-    </w:p>
-    <w:p>
-      <w:pPr>
-        <w:spacing w:after="60"/>
-      </w:pPr>
-      <w:r>
-        <w:rPr>
-          <w:sz w:val="21"/>
-          <w:szCs w:val="21"/>
-        </w:rPr>
-        <w:t xml:space="preserve">I divided ___ by ___.</w:t>
-      </w:r>
-      <w:r>
-        <w:rPr>
-          <w:i/>
-          <w:iCs/>
-          <w:color w:val="5F6F80"/>
-          <w:sz w:val="19"/>
-          <w:szCs w:val="19"/>
-        </w:rPr>
-        <w:br/>
-        <w:t xml:space="preserve">
-Dividí ___ entre ___.</w:t>
-      </w:r>
-    </w:p>
-    <w:p>
-      <w:pPr>
-        <w:spacing w:after="60"/>
-      </w:pPr>
-      <w:r>
-        <w:rPr>
-          <w:sz w:val="21"/>
-          <w:szCs w:val="21"/>
-        </w:rPr>
-        <w:t xml:space="preserve">The best buy is ___ because ___.</w:t>
-      </w:r>
-      <w:r>
-        <w:rPr>
-          <w:i/>
-          <w:iCs/>
-          <w:color w:val="5F6F80"/>
-          <w:sz w:val="19"/>
-          <w:szCs w:val="19"/>
-        </w:rPr>
-        <w:br/>
-        <w:t xml:space="preserve">
-La mejor compra es ___ porque ___.</w:t>
       </w:r>
     </w:p>
     <w:p>

--- a/lessons/4-1/downloads/4-1-notes.docx
+++ b/lessons/4-1/downloads/4-1-notes.docx
@@ -489,6 +489,43 @@
       </w:pPr>
       <w:r>
         <w:rPr>
+          <w:b/>
+          <w:bCs/>
+          <w:color w:val="1FA6A2"/>
+          <w:sz w:val="20"/>
+          <w:szCs w:val="20"/>
+        </w:rPr>
+        <w:t xml:space="preserve">Hint (optional): </w:t>
+      </w:r>
+      <w:r>
+        <w:rPr>
+          <w:sz w:val="20"/>
+          <w:szCs w:val="20"/>
+        </w:rPr>
+        <w:t xml:space="preserve">Try starting with the word "rate" or "per". Re-read the question and underline what it is asking you to compare or find. Use one number or word from the problem as your evidence.</w:t>
+      </w:r>
+    </w:p>
+    <w:p>
+      <w:pPr>
+        <w:spacing w:after="60"/>
+      </w:pPr>
+      <w:r>
+        <w:rPr>
+          <w:b/>
+          <w:bCs/>
+          <w:color w:val="12355B"/>
+          <w:sz w:val="19"/>
+          <w:szCs w:val="19"/>
+        </w:rPr>
+        <w:t xml:space="preserve">Sentence starters (optional)</w:t>
+      </w:r>
+    </w:p>
+    <w:p>
+      <w:pPr>
+        <w:spacing w:after="60"/>
+      </w:pPr>
+      <w:r>
+        <w:rPr>
           <w:sz w:val="21"/>
           <w:szCs w:val="21"/>
         </w:rPr>
@@ -679,6 +716,43 @@
       </w:pPr>
       <w:r>
         <w:rPr>
+          <w:b/>
+          <w:bCs/>
+          <w:color w:val="1FA6A2"/>
+          <w:sz w:val="20"/>
+          <w:szCs w:val="20"/>
+        </w:rPr>
+        <w:t xml:space="preserve">Hint (optional): </w:t>
+      </w:r>
+      <w:r>
+        <w:rPr>
+          <w:sz w:val="20"/>
+          <w:szCs w:val="20"/>
+        </w:rPr>
+        <w:t xml:space="preserve">Try starting with the word "unit rate" or "divide". Re-read the question and underline what it is asking you to compare or find. Use one number or word from the problem as your evidence.</w:t>
+      </w:r>
+    </w:p>
+    <w:p>
+      <w:pPr>
+        <w:spacing w:after="60"/>
+      </w:pPr>
+      <w:r>
+        <w:rPr>
+          <w:b/>
+          <w:bCs/>
+          <w:color w:val="12355B"/>
+          <w:sz w:val="19"/>
+          <w:szCs w:val="19"/>
+        </w:rPr>
+        <w:t xml:space="preserve">Sentence starters (optional)</w:t>
+      </w:r>
+    </w:p>
+    <w:p>
+      <w:pPr>
+        <w:spacing w:after="60"/>
+      </w:pPr>
+      <w:r>
+        <w:rPr>
           <w:sz w:val="21"/>
           <w:szCs w:val="21"/>
         </w:rPr>
@@ -861,6 +935,43 @@
           <w:szCs w:val="20"/>
         </w:rPr>
         <w:t xml:space="preserve">I find the price per cup for each bag and pick the lower one.</w:t>
+      </w:r>
+    </w:p>
+    <w:p>
+      <w:pPr>
+        <w:spacing w:after="60"/>
+      </w:pPr>
+      <w:r>
+        <w:rPr>
+          <w:b/>
+          <w:bCs/>
+          <w:color w:val="1FA6A2"/>
+          <w:sz w:val="20"/>
+          <w:szCs w:val="20"/>
+        </w:rPr>
+        <w:t xml:space="preserve">Hint (optional): </w:t>
+      </w:r>
+      <w:r>
+        <w:rPr>
+          <w:sz w:val="20"/>
+          <w:szCs w:val="20"/>
+        </w:rPr>
+        <w:t xml:space="preserve">Try starting with the word "unit rate" or "better buy". Re-read the question and underline what it is asking you to compare or find. Use one number or word from the problem as your evidence.</w:t>
+      </w:r>
+    </w:p>
+    <w:p>
+      <w:pPr>
+        <w:spacing w:after="60"/>
+      </w:pPr>
+      <w:r>
+        <w:rPr>
+          <w:b/>
+          <w:bCs/>
+          <w:color w:val="12355B"/>
+          <w:sz w:val="19"/>
+          <w:szCs w:val="19"/>
+        </w:rPr>
+        <w:t xml:space="preserve">Sentence starters (optional)</w:t>
       </w:r>
     </w:p>
     <w:p>

--- a/lessons/4-1/downloads/4-1-notes.docx
+++ b/lessons/4-1/downloads/4-1-notes.docx
@@ -97,6 +97,69 @@
       </w:pPr>
       <w:r>
         <w:rPr>
+          <w:i/>
+          <w:iCs/>
+          <w:color w:val="5F6F80"/>
+          <w:sz w:val="19"/>
+          <w:szCs w:val="19"/>
+        </w:rPr>
+        <w:t xml:space="preserve">Picture first, then the word, then a plain-language meaning.</w:t>
+      </w:r>
+    </w:p>
+    <w:p>
+      <w:pPr>
+        <w:keepNext/>
+        <w:spacing w:after="20" w:before="120"/>
+        <w:jc w:val="center"/>
+      </w:pPr>
+      <w:r>
+        <w:drawing>
+          <wp:inline distT="0" distB="0" distL="0" distR="0">
+            <wp:extent cx="1238250" cy="933450"/>
+            <wp:effectExtent t="0" r="0" b="0" l="0"/>
+            <wp:docPr id="1" name="" descr="" title=""/>
+            <wp:cNvGraphicFramePr>
+              <a:graphicFrameLocks xmlns:a="http://schemas.openxmlformats.org/drawingml/2006/main" noChangeAspect="1"/>
+            </wp:cNvGraphicFramePr>
+            <a:graphic xmlns:a="http://schemas.openxmlformats.org/drawingml/2006/main">
+              <a:graphicData uri="http://schemas.openxmlformats.org/drawingml/2006/picture">
+                <pic:pic xmlns:pic="http://schemas.openxmlformats.org/drawingml/2006/picture">
+                  <pic:nvPicPr>
+                    <pic:cNvPr id="0" name="" descr=""/>
+                    <pic:cNvPicPr>
+                      <a:picLocks noChangeAspect="1" noChangeArrowheads="1"/>
+                    </pic:cNvPicPr>
+                  </pic:nvPicPr>
+                  <pic:blipFill>
+                    <a:blip r:embed="rId9" cstate="none"/>
+                    <a:srcRect/>
+                    <a:stretch>
+                      <a:fillRect/>
+                    </a:stretch>
+                  </pic:blipFill>
+                  <pic:spPr bwMode="auto">
+                    <a:xfrm>
+                      <a:off x="0" y="0"/>
+                      <a:ext cx="1238250" cy="933450"/>
+                    </a:xfrm>
+                    <a:prstGeom prst="rect">
+                      <a:avLst/>
+                    </a:prstGeom>
+                  </pic:spPr>
+                </pic:pic>
+              </a:graphicData>
+            </a:graphic>
+          </wp:inline>
+        </w:drawing>
+      </w:r>
+    </w:p>
+    <w:p>
+      <w:pPr>
+        <w:keepNext/>
+        <w:spacing w:after="20"/>
+      </w:pPr>
+      <w:r>
+        <w:rPr>
           <w:b/>
           <w:bCs/>
           <w:color w:val="12355B"/>
@@ -118,7 +181,7 @@
     </w:p>
     <w:p>
       <w:pPr>
-        <w:spacing w:after="60"/>
+        <w:spacing w:after="160"/>
       </w:pPr>
       <w:r>
         <w:rPr>
@@ -130,22 +193,55 @@
     </w:p>
     <w:p>
       <w:pPr>
-        <w:spacing w:after="60"/>
-      </w:pPr>
-      <w:r>
-        <w:rPr>
-          <w:i/>
-          <w:iCs/>
-          <w:color w:val="5F6F80"/>
-          <w:sz w:val="19"/>
-          <w:szCs w:val="19"/>
-        </w:rPr>
-        <w:t xml:space="preserve">$12 for 4 games is a rate</w:t>
-      </w:r>
-    </w:p>
-    <w:p>
-      <w:pPr>
-        <w:spacing w:after="60"/>
+        <w:keepNext/>
+        <w:spacing w:after="20" w:before="120"/>
+        <w:jc w:val="center"/>
+      </w:pPr>
+      <w:r>
+        <w:drawing>
+          <wp:inline distT="0" distB="0" distL="0" distR="0">
+            <wp:extent cx="1238250" cy="933450"/>
+            <wp:effectExtent t="0" r="0" b="0" l="0"/>
+            <wp:docPr id="1" name="" descr="" title=""/>
+            <wp:cNvGraphicFramePr>
+              <a:graphicFrameLocks xmlns:a="http://schemas.openxmlformats.org/drawingml/2006/main" noChangeAspect="1"/>
+            </wp:cNvGraphicFramePr>
+            <a:graphic xmlns:a="http://schemas.openxmlformats.org/drawingml/2006/main">
+              <a:graphicData uri="http://schemas.openxmlformats.org/drawingml/2006/picture">
+                <pic:pic xmlns:pic="http://schemas.openxmlformats.org/drawingml/2006/picture">
+                  <pic:nvPicPr>
+                    <pic:cNvPr id="0" name="" descr=""/>
+                    <pic:cNvPicPr>
+                      <a:picLocks noChangeAspect="1" noChangeArrowheads="1"/>
+                    </pic:cNvPicPr>
+                  </pic:nvPicPr>
+                  <pic:blipFill>
+                    <a:blip r:embed="rId9" cstate="none"/>
+                    <a:srcRect/>
+                    <a:stretch>
+                      <a:fillRect/>
+                    </a:stretch>
+                  </pic:blipFill>
+                  <pic:spPr bwMode="auto">
+                    <a:xfrm>
+                      <a:off x="0" y="0"/>
+                      <a:ext cx="1238250" cy="933450"/>
+                    </a:xfrm>
+                    <a:prstGeom prst="rect">
+                      <a:avLst/>
+                    </a:prstGeom>
+                  </pic:spPr>
+                </pic:pic>
+              </a:graphicData>
+            </a:graphic>
+          </wp:inline>
+        </w:drawing>
+      </w:r>
+    </w:p>
+    <w:p>
+      <w:pPr>
+        <w:keepNext/>
+        <w:spacing w:after="20"/>
       </w:pPr>
       <w:r>
         <w:rPr>
@@ -170,7 +266,7 @@
     </w:p>
     <w:p>
       <w:pPr>
-        <w:spacing w:after="60"/>
+        <w:spacing w:after="160"/>
       </w:pPr>
       <w:r>
         <w:rPr>
@@ -182,22 +278,55 @@
     </w:p>
     <w:p>
       <w:pPr>
-        <w:spacing w:after="60"/>
-      </w:pPr>
-      <w:r>
-        <w:rPr>
-          <w:i/>
-          <w:iCs/>
-          <w:color w:val="5F6F80"/>
-          <w:sz w:val="19"/>
-          <w:szCs w:val="19"/>
-        </w:rPr>
-        <w:t xml:space="preserve">$3 per 1 game</w:t>
-      </w:r>
-    </w:p>
-    <w:p>
-      <w:pPr>
-        <w:spacing w:after="60"/>
+        <w:keepNext/>
+        <w:spacing w:after="20" w:before="120"/>
+        <w:jc w:val="center"/>
+      </w:pPr>
+      <w:r>
+        <w:drawing>
+          <wp:inline distT="0" distB="0" distL="0" distR="0">
+            <wp:extent cx="1238250" cy="933450"/>
+            <wp:effectExtent t="0" r="0" b="0" l="0"/>
+            <wp:docPr id="1" name="" descr="" title=""/>
+            <wp:cNvGraphicFramePr>
+              <a:graphicFrameLocks xmlns:a="http://schemas.openxmlformats.org/drawingml/2006/main" noChangeAspect="1"/>
+            </wp:cNvGraphicFramePr>
+            <a:graphic xmlns:a="http://schemas.openxmlformats.org/drawingml/2006/main">
+              <a:graphicData uri="http://schemas.openxmlformats.org/drawingml/2006/picture">
+                <pic:pic xmlns:pic="http://schemas.openxmlformats.org/drawingml/2006/picture">
+                  <pic:nvPicPr>
+                    <pic:cNvPr id="0" name="" descr=""/>
+                    <pic:cNvPicPr>
+                      <a:picLocks noChangeAspect="1" noChangeArrowheads="1"/>
+                    </pic:cNvPicPr>
+                  </pic:nvPicPr>
+                  <pic:blipFill>
+                    <a:blip r:embed="rId9" cstate="none"/>
+                    <a:srcRect/>
+                    <a:stretch>
+                      <a:fillRect/>
+                    </a:stretch>
+                  </pic:blipFill>
+                  <pic:spPr bwMode="auto">
+                    <a:xfrm>
+                      <a:off x="0" y="0"/>
+                      <a:ext cx="1238250" cy="933450"/>
+                    </a:xfrm>
+                    <a:prstGeom prst="rect">
+                      <a:avLst/>
+                    </a:prstGeom>
+                  </pic:spPr>
+                </pic:pic>
+              </a:graphicData>
+            </a:graphic>
+          </wp:inline>
+        </w:drawing>
+      </w:r>
+    </w:p>
+    <w:p>
+      <w:pPr>
+        <w:keepNext/>
+        <w:spacing w:after="20"/>
       </w:pPr>
       <w:r>
         <w:rPr>
@@ -222,7 +351,7 @@
     </w:p>
     <w:p>
       <w:pPr>
-        <w:spacing w:after="60"/>
+        <w:spacing w:after="160"/>
       </w:pPr>
       <w:r>
         <w:rPr>
@@ -234,22 +363,55 @@
     </w:p>
     <w:p>
       <w:pPr>
-        <w:spacing w:after="60"/>
-      </w:pPr>
-      <w:r>
-        <w:rPr>
-          <w:i/>
-          <w:iCs/>
-          <w:color w:val="5F6F80"/>
-          <w:sz w:val="19"/>
-          <w:szCs w:val="19"/>
-        </w:rPr>
-        <w:t xml:space="preserve">60 miles per hour means 60 miles for every 1 hour</w:t>
-      </w:r>
-    </w:p>
-    <w:p>
-      <w:pPr>
-        <w:spacing w:after="60"/>
+        <w:keepNext/>
+        <w:spacing w:after="20" w:before="120"/>
+        <w:jc w:val="center"/>
+      </w:pPr>
+      <w:r>
+        <w:drawing>
+          <wp:inline distT="0" distB="0" distL="0" distR="0">
+            <wp:extent cx="1238250" cy="933450"/>
+            <wp:effectExtent t="0" r="0" b="0" l="0"/>
+            <wp:docPr id="1" name="" descr="" title=""/>
+            <wp:cNvGraphicFramePr>
+              <a:graphicFrameLocks xmlns:a="http://schemas.openxmlformats.org/drawingml/2006/main" noChangeAspect="1"/>
+            </wp:cNvGraphicFramePr>
+            <a:graphic xmlns:a="http://schemas.openxmlformats.org/drawingml/2006/main">
+              <a:graphicData uri="http://schemas.openxmlformats.org/drawingml/2006/picture">
+                <pic:pic xmlns:pic="http://schemas.openxmlformats.org/drawingml/2006/picture">
+                  <pic:nvPicPr>
+                    <pic:cNvPr id="0" name="" descr=""/>
+                    <pic:cNvPicPr>
+                      <a:picLocks noChangeAspect="1" noChangeArrowheads="1"/>
+                    </pic:cNvPicPr>
+                  </pic:nvPicPr>
+                  <pic:blipFill>
+                    <a:blip r:embed="rId10" cstate="none"/>
+                    <a:srcRect/>
+                    <a:stretch>
+                      <a:fillRect/>
+                    </a:stretch>
+                  </pic:blipFill>
+                  <pic:spPr bwMode="auto">
+                    <a:xfrm>
+                      <a:off x="0" y="0"/>
+                      <a:ext cx="1238250" cy="933450"/>
+                    </a:xfrm>
+                    <a:prstGeom prst="rect">
+                      <a:avLst/>
+                    </a:prstGeom>
+                  </pic:spPr>
+                </pic:pic>
+              </a:graphicData>
+            </a:graphic>
+          </wp:inline>
+        </w:drawing>
+      </w:r>
+    </w:p>
+    <w:p>
+      <w:pPr>
+        <w:keepNext/>
+        <w:spacing w:after="20"/>
       </w:pPr>
       <w:r>
         <w:rPr>
@@ -274,7 +436,7 @@
     </w:p>
     <w:p>
       <w:pPr>
-        <w:spacing w:after="60"/>
+        <w:spacing w:after="160"/>
       </w:pPr>
       <w:r>
         <w:rPr>
@@ -286,22 +448,55 @@
     </w:p>
     <w:p>
       <w:pPr>
-        <w:spacing w:after="60"/>
-      </w:pPr>
-      <w:r>
-        <w:rPr>
-          <w:i/>
-          <w:iCs/>
-          <w:color w:val="5F6F80"/>
-          <w:sz w:val="19"/>
-          <w:szCs w:val="19"/>
-        </w:rPr>
-        <w:t xml:space="preserve">5 to 3 or 5:3</w:t>
-      </w:r>
-    </w:p>
-    <w:p>
-      <w:pPr>
-        <w:spacing w:after="60"/>
+        <w:keepNext/>
+        <w:spacing w:after="20" w:before="120"/>
+        <w:jc w:val="center"/>
+      </w:pPr>
+      <w:r>
+        <w:drawing>
+          <wp:inline distT="0" distB="0" distL="0" distR="0">
+            <wp:extent cx="1238250" cy="933450"/>
+            <wp:effectExtent t="0" r="0" b="0" l="0"/>
+            <wp:docPr id="1" name="" descr="" title=""/>
+            <wp:cNvGraphicFramePr>
+              <a:graphicFrameLocks xmlns:a="http://schemas.openxmlformats.org/drawingml/2006/main" noChangeAspect="1"/>
+            </wp:cNvGraphicFramePr>
+            <a:graphic xmlns:a="http://schemas.openxmlformats.org/drawingml/2006/main">
+              <a:graphicData uri="http://schemas.openxmlformats.org/drawingml/2006/picture">
+                <pic:pic xmlns:pic="http://schemas.openxmlformats.org/drawingml/2006/picture">
+                  <pic:nvPicPr>
+                    <pic:cNvPr id="0" name="" descr=""/>
+                    <pic:cNvPicPr>
+                      <a:picLocks noChangeAspect="1" noChangeArrowheads="1"/>
+                    </pic:cNvPicPr>
+                  </pic:nvPicPr>
+                  <pic:blipFill>
+                    <a:blip r:embed="rId9" cstate="none"/>
+                    <a:srcRect/>
+                    <a:stretch>
+                      <a:fillRect/>
+                    </a:stretch>
+                  </pic:blipFill>
+                  <pic:spPr bwMode="auto">
+                    <a:xfrm>
+                      <a:off x="0" y="0"/>
+                      <a:ext cx="1238250" cy="933450"/>
+                    </a:xfrm>
+                    <a:prstGeom prst="rect">
+                      <a:avLst/>
+                    </a:prstGeom>
+                  </pic:spPr>
+                </pic:pic>
+              </a:graphicData>
+            </a:graphic>
+          </wp:inline>
+        </w:drawing>
+      </w:r>
+    </w:p>
+    <w:p>
+      <w:pPr>
+        <w:keepNext/>
+        <w:spacing w:after="20"/>
       </w:pPr>
       <w:r>
         <w:rPr>
@@ -326,7 +521,7 @@
     </w:p>
     <w:p>
       <w:pPr>
-        <w:spacing w:after="60"/>
+        <w:spacing w:after="160"/>
       </w:pPr>
       <w:r>
         <w:rPr>
@@ -338,22 +533,55 @@
     </w:p>
     <w:p>
       <w:pPr>
-        <w:spacing w:after="60"/>
-      </w:pPr>
-      <w:r>
-        <w:rPr>
-          <w:i/>
-          <w:iCs/>
-          <w:color w:val="5F6F80"/>
-          <w:sz w:val="19"/>
-          <w:szCs w:val="19"/>
-        </w:rPr>
-        <w:t xml:space="preserve">Pack A: $0.50 per pencil vs Pack B: $0.40 per pencil — Pack B is the better buy</w:t>
-      </w:r>
-    </w:p>
-    <w:p>
-      <w:pPr>
-        <w:spacing w:after="60"/>
+        <w:keepNext/>
+        <w:spacing w:after="20" w:before="120"/>
+        <w:jc w:val="center"/>
+      </w:pPr>
+      <w:r>
+        <w:drawing>
+          <wp:inline distT="0" distB="0" distL="0" distR="0">
+            <wp:extent cx="1238250" cy="933450"/>
+            <wp:effectExtent t="0" r="0" b="0" l="0"/>
+            <wp:docPr id="1" name="" descr="" title=""/>
+            <wp:cNvGraphicFramePr>
+              <a:graphicFrameLocks xmlns:a="http://schemas.openxmlformats.org/drawingml/2006/main" noChangeAspect="1"/>
+            </wp:cNvGraphicFramePr>
+            <a:graphic xmlns:a="http://schemas.openxmlformats.org/drawingml/2006/main">
+              <a:graphicData uri="http://schemas.openxmlformats.org/drawingml/2006/picture">
+                <pic:pic xmlns:pic="http://schemas.openxmlformats.org/drawingml/2006/picture">
+                  <pic:nvPicPr>
+                    <pic:cNvPr id="0" name="" descr=""/>
+                    <pic:cNvPicPr>
+                      <a:picLocks noChangeAspect="1" noChangeArrowheads="1"/>
+                    </pic:cNvPicPr>
+                  </pic:nvPicPr>
+                  <pic:blipFill>
+                    <a:blip r:embed="rId11" cstate="none"/>
+                    <a:srcRect/>
+                    <a:stretch>
+                      <a:fillRect/>
+                    </a:stretch>
+                  </pic:blipFill>
+                  <pic:spPr bwMode="auto">
+                    <a:xfrm>
+                      <a:off x="0" y="0"/>
+                      <a:ext cx="1238250" cy="933450"/>
+                    </a:xfrm>
+                    <a:prstGeom prst="rect">
+                      <a:avLst/>
+                    </a:prstGeom>
+                  </pic:spPr>
+                </pic:pic>
+              </a:graphicData>
+            </a:graphic>
+          </wp:inline>
+        </w:drawing>
+      </w:r>
+    </w:p>
+    <w:p>
+      <w:pPr>
+        <w:keepNext/>
+        <w:spacing w:after="20"/>
       </w:pPr>
       <w:r>
         <w:rPr>
@@ -378,7 +606,7 @@
     </w:p>
     <w:p>
       <w:pPr>
-        <w:spacing w:after="60"/>
+        <w:spacing w:after="160"/>
       </w:pPr>
       <w:r>
         <w:rPr>
@@ -386,21 +614,6 @@
           <w:szCs w:val="21"/>
         </w:rPr>
         <w:t xml:space="preserve">Splitting a total into equal groups.</w:t>
-      </w:r>
-    </w:p>
-    <w:p>
-      <w:pPr>
-        <w:spacing w:after="60"/>
-      </w:pPr>
-      <w:r>
-        <w:rPr>
-          <w:i/>
-          <w:iCs/>
-          <w:color w:val="5F6F80"/>
-          <w:sz w:val="19"/>
-          <w:szCs w:val="19"/>
-        </w:rPr>
-        <w:t xml:space="preserve">$12 ÷ 4 games = $3 per game</w:t>
       </w:r>
     </w:p>
     <w:p>

--- a/lessons/4-1/downloads/4-1-notes.docx
+++ b/lessons/4-1/downloads/4-1-notes.docx
@@ -1364,7 +1364,7 @@
           <w:sz w:val="24"/>
           <w:szCs w:val="24"/>
         </w:rPr>
-        <w:t xml:space="preserve">Try the Model</w:t>
+        <w:t xml:space="preserve">Solved Example</w:t>
       </w:r>
       <w:r>
         <w:rPr>
@@ -1374,90 +1374,130 @@
           <w:sz w:val="19"/>
           <w:szCs w:val="19"/>
         </w:rPr>
-        <w:t xml:space="preserve">   step through it together</w:t>
-      </w:r>
-    </w:p>
-    <w:p>
-      <w:pPr>
-        <w:spacing w:after="80"/>
-      </w:pPr>
-      <w:r>
-        <w:rPr>
-          <w:sz w:val="21"/>
-          <w:szCs w:val="21"/>
-        </w:rPr>
-        <w:t xml:space="preserve">Calculate the unit rate (cost per game) for each arcade booth. Divide the total cost by the number of games.</w:t>
-      </w:r>
-    </w:p>
-    <w:p>
-      <w:pPr>
+        <w:t xml:space="preserve">   I Do — watch each step</w:t>
+      </w:r>
+    </w:p>
+    <w:p>
+      <w:pPr>
+        <w:keepNext/>
         <w:spacing w:after="40"/>
       </w:pPr>
       <w:r>
-        <w:t xml:space="preserve"/>
-      </w:r>
-    </w:p>
-    <w:tbl>
-      <w:tblPr>
-        <w:tblW w:type="pct" w:w="100%"/>
-        <w:tblBorders>
-          <w:top w:val="single" w:color="C7D2DD" w:sz="6"/>
-          <w:left w:val="single" w:color="C7D2DD" w:sz="6"/>
-          <w:bottom w:val="single" w:color="C7D2DD" w:sz="6"/>
-          <w:right w:val="single" w:color="C7D2DD" w:sz="6"/>
-          <w:insideH w:val="single" w:color="auto" w:sz="4"/>
-          <w:insideV w:val="single" w:color="auto" w:sz="4"/>
-        </w:tblBorders>
-      </w:tblPr>
-      <w:tblGrid>
-        <w:gridCol w:w="100"/>
-      </w:tblGrid>
-      <w:tr>
-        <w:tc>
-          <w:tcPr>
-            <w:shd w:fill="E6F4F3" w:color="auto" w:val="clear"/>
-            <w:tcMar>
-              <w:top w:type="dxa" w:w="60"/>
-              <w:left w:type="dxa" w:w="120"/>
-              <w:bottom w:type="dxa" w:w="60"/>
-              <w:right w:type="dxa" w:w="120"/>
-            </w:tcMar>
-          </w:tcPr>
-          <w:p>
-            <w:pPr>
-              <w:spacing w:after="0" w:line="320"/>
-            </w:pPr>
-            <w:r>
-              <w:t xml:space="preserve"/>
-            </w:r>
-          </w:p>
-          <w:p>
-            <w:pPr>
-              <w:spacing w:after="0" w:line="320"/>
-            </w:pPr>
-            <w:r>
-              <w:t xml:space="preserve"/>
-            </w:r>
-          </w:p>
-          <w:p>
-            <w:pPr>
-              <w:spacing w:after="0" w:line="320"/>
-            </w:pPr>
-            <w:r>
-              <w:t xml:space="preserve"/>
-            </w:r>
-          </w:p>
-          <w:p>
-            <w:pPr>
-              <w:spacing w:after="0" w:line="320"/>
-            </w:pPr>
-            <w:r>
-              <w:t xml:space="preserve"/>
-            </w:r>
-          </w:p>
-        </w:tc>
-      </w:tr>
-    </w:tbl>
+        <w:rPr>
+          <w:b/>
+          <w:bCs/>
+          <w:color w:val="12355B"/>
+          <w:sz w:val="21"/>
+          <w:szCs w:val="21"/>
+        </w:rPr>
+        <w:t xml:space="preserve">Problem:  </w:t>
+      </w:r>
+      <w:r>
+        <w:rPr>
+          <w:sz w:val="21"/>
+          <w:szCs w:val="21"/>
+        </w:rPr>
+        <w:t xml:space="preserve">A booth charges $4.50 for 9 games. What is the unit rate?</w:t>
+      </w:r>
+    </w:p>
+    <w:p>
+      <w:pPr>
+        <w:spacing w:after="30"/>
+        <w:ind w:left="420"/>
+      </w:pPr>
+      <w:r>
+        <w:rPr>
+          <w:sz w:val="20"/>
+          <w:szCs w:val="20"/>
+        </w:rPr>
+        <w:t xml:space="preserve">A)  $0.50 per game</w:t>
+      </w:r>
+    </w:p>
+    <w:p>
+      <w:pPr>
+        <w:spacing w:after="30"/>
+        <w:ind w:left="420"/>
+      </w:pPr>
+      <w:r>
+        <w:rPr>
+          <w:sz w:val="20"/>
+          <w:szCs w:val="20"/>
+        </w:rPr>
+        <w:t xml:space="preserve">B)  $0.45 per game</w:t>
+      </w:r>
+    </w:p>
+    <w:p>
+      <w:pPr>
+        <w:spacing w:after="30"/>
+        <w:ind w:left="420"/>
+      </w:pPr>
+      <w:r>
+        <w:rPr>
+          <w:sz w:val="20"/>
+          <w:szCs w:val="20"/>
+        </w:rPr>
+        <w:t xml:space="preserve">C)  $2.00 per game</w:t>
+      </w:r>
+    </w:p>
+    <w:p>
+      <w:pPr>
+        <w:spacing w:after="30"/>
+        <w:ind w:left="420"/>
+      </w:pPr>
+      <w:r>
+        <w:rPr>
+          <w:sz w:val="20"/>
+          <w:szCs w:val="20"/>
+        </w:rPr>
+        <w:t xml:space="preserve">D)  $4.50 per game</w:t>
+      </w:r>
+    </w:p>
+    <w:p>
+      <w:pPr>
+        <w:spacing w:after="20" w:before="50"/>
+      </w:pPr>
+      <w:r>
+        <w:rPr>
+          <w:b/>
+          <w:bCs/>
+          <w:color w:val="1FA6A2"/>
+          <w:sz w:val="21"/>
+          <w:szCs w:val="21"/>
+        </w:rPr>
+        <w:t xml:space="preserve">Step 1:  </w:t>
+      </w:r>
+      <w:r>
+        <w:rPr>
+          <w:sz w:val="21"/>
+          <w:szCs w:val="21"/>
+        </w:rPr>
+        <w:t xml:space="preserve">$4.50 ÷ 9 = $0.50 per game.</w:t>
+      </w:r>
+    </w:p>
+    <w:p>
+      <w:pPr>
+        <w:spacing w:after="40" w:before="60"/>
+      </w:pPr>
+      <w:r>
+        <w:rPr>
+          <w:b/>
+          <w:bCs/>
+          <w:color w:val="12355B"/>
+          <w:sz w:val="21"/>
+          <w:szCs w:val="21"/>
+        </w:rPr>
+        <w:t xml:space="preserve">Answer:  </w:t>
+      </w:r>
+      <w:r>
+        <w:rPr>
+          <w:b/>
+          <w:bCs/>
+          <w:sz w:val="21"/>
+          <w:szCs w:val="21"/>
+        </w:rPr>
+        <w:t xml:space="preserve">A. $0.50 per game</w:t>
+      </w:r>
+    </w:p>
     <w:p>
       <w:pPr>
         <w:pStyle w:val="Heading1"/>
@@ -1502,6 +1542,170 @@
           <w:szCs w:val="19"/>
         </w:rPr>
         <w:t xml:space="preserve">   We Do — work with your class</w:t>
+      </w:r>
+    </w:p>
+    <w:p>
+      <w:pPr>
+        <w:keepNext/>
+        <w:spacing w:after="40" w:before="40"/>
+      </w:pPr>
+      <w:r>
+        <w:rPr>
+          <w:b/>
+          <w:bCs/>
+          <w:color w:val="12355B"/>
+          <w:sz w:val="21"/>
+          <w:szCs w:val="21"/>
+        </w:rPr>
+        <w:t xml:space="preserve">Problem:  </w:t>
+      </w:r>
+      <w:r>
+        <w:rPr>
+          <w:sz w:val="21"/>
+          <w:szCs w:val="21"/>
+        </w:rPr>
+        <w:t xml:space="preserve">A car travels 180 miles using 6 gallons of gas. What is the unit rate in miles per gallon?</w:t>
+      </w:r>
+    </w:p>
+    <w:p>
+      <w:pPr>
+        <w:spacing w:after="30"/>
+        <w:ind w:left="420"/>
+      </w:pPr>
+      <w:r>
+        <w:rPr>
+          <w:sz w:val="20"/>
+          <w:szCs w:val="20"/>
+        </w:rPr>
+        <w:t xml:space="preserve">A)  30 miles per gallon</w:t>
+      </w:r>
+    </w:p>
+    <w:p>
+      <w:pPr>
+        <w:spacing w:after="30"/>
+        <w:ind w:left="420"/>
+      </w:pPr>
+      <w:r>
+        <w:rPr>
+          <w:sz w:val="20"/>
+          <w:szCs w:val="20"/>
+        </w:rPr>
+        <w:t xml:space="preserve">B)  6 miles per gallon</w:t>
+      </w:r>
+    </w:p>
+    <w:p>
+      <w:pPr>
+        <w:spacing w:after="30"/>
+        <w:ind w:left="420"/>
+      </w:pPr>
+      <w:r>
+        <w:rPr>
+          <w:sz w:val="20"/>
+          <w:szCs w:val="20"/>
+        </w:rPr>
+        <w:t xml:space="preserve">C)  180 miles per gallon</w:t>
+      </w:r>
+    </w:p>
+    <w:p>
+      <w:pPr>
+        <w:spacing w:after="30"/>
+        <w:ind w:left="420"/>
+      </w:pPr>
+      <w:r>
+        <w:rPr>
+          <w:sz w:val="20"/>
+          <w:szCs w:val="20"/>
+        </w:rPr>
+        <w:t xml:space="preserve">D)  36 miles per gallon</w:t>
+      </w:r>
+    </w:p>
+    <w:p>
+      <w:pPr>
+        <w:keepNext/>
+        <w:spacing w:after="0" w:before="50"/>
+      </w:pPr>
+      <w:r>
+        <w:rPr>
+          <w:b/>
+          <w:bCs/>
+          <w:color w:val="6B4FA0"/>
+          <w:sz w:val="21"/>
+          <w:szCs w:val="21"/>
+        </w:rPr>
+        <w:t xml:space="preserve">Step 1:</w:t>
+      </w:r>
+    </w:p>
+    <w:p>
+      <w:pPr>
+        <w:pBdr>
+          <w:bottom w:val="single" w:color="AFBECC" w:sz="6"/>
+        </w:pBdr>
+        <w:spacing w:after="30" w:before="150"/>
+      </w:pPr>
+      <w:r>
+        <w:t xml:space="preserve"/>
+      </w:r>
+    </w:p>
+    <w:p>
+      <w:pPr>
+        <w:keepNext/>
+        <w:spacing w:after="0" w:before="50"/>
+      </w:pPr>
+      <w:r>
+        <w:rPr>
+          <w:b/>
+          <w:bCs/>
+          <w:color w:val="6B4FA0"/>
+          <w:sz w:val="21"/>
+          <w:szCs w:val="21"/>
+        </w:rPr>
+        <w:t xml:space="preserve">Step 2:</w:t>
+      </w:r>
+    </w:p>
+    <w:p>
+      <w:pPr>
+        <w:pBdr>
+          <w:bottom w:val="single" w:color="AFBECC" w:sz="6"/>
+        </w:pBdr>
+        <w:spacing w:after="30" w:before="150"/>
+      </w:pPr>
+      <w:r>
+        <w:t xml:space="preserve"/>
+      </w:r>
+    </w:p>
+    <w:p>
+      <w:pPr>
+        <w:keepNext/>
+        <w:spacing w:after="0" w:before="60"/>
+      </w:pPr>
+      <w:r>
+        <w:rPr>
+          <w:b/>
+          <w:bCs/>
+          <w:color w:val="12355B"/>
+          <w:sz w:val="21"/>
+          <w:szCs w:val="21"/>
+        </w:rPr>
+        <w:t xml:space="preserve">Answer:</w:t>
+      </w:r>
+    </w:p>
+    <w:p>
+      <w:pPr>
+        <w:pBdr>
+          <w:bottom w:val="single" w:color="AFBECC" w:sz="6"/>
+        </w:pBdr>
+        <w:spacing w:after="30" w:before="150"/>
+      </w:pPr>
+      <w:r>
+        <w:t xml:space="preserve"/>
+      </w:r>
+    </w:p>
+    <w:p>
+      <w:pPr>
+        <w:spacing w:after="80"/>
+      </w:pPr>
+      <w:r>
+        <w:t xml:space="preserve"/>
       </w:r>
     </w:p>
     <w:tbl>
@@ -2021,7 +2225,7 @@
           <w:sz w:val="21"/>
           <w:szCs w:val="21"/>
         </w:rPr>
-        <w:t xml:space="preserve">A booth charges $4.50 for 9 games. What is the unit rate?</w:t>
+        <w:t xml:space="preserve">A pack of 8 markers costs $6.00. What is the cost per marker?</w:t>
       </w:r>
     </w:p>
     <w:p>
@@ -2034,7 +2238,7 @@
           <w:sz w:val="20"/>
           <w:szCs w:val="20"/>
         </w:rPr>
-        <w:t xml:space="preserve">A)  $0.50 per game</w:t>
+        <w:t xml:space="preserve">A)  $0.75</w:t>
       </w:r>
     </w:p>
     <w:p>
@@ -2047,7 +2251,7 @@
           <w:sz w:val="20"/>
           <w:szCs w:val="20"/>
         </w:rPr>
-        <w:t xml:space="preserve">B)  $0.45 per game</w:t>
+        <w:t xml:space="preserve">B)  $0.80</w:t>
       </w:r>
     </w:p>
     <w:p>
@@ -2060,7 +2264,7 @@
           <w:sz w:val="20"/>
           <w:szCs w:val="20"/>
         </w:rPr>
-        <w:t xml:space="preserve">C)  $2.00 per game</w:t>
+        <w:t xml:space="preserve">C)  $1.33</w:t>
       </w:r>
     </w:p>
     <w:p>
@@ -2073,7 +2277,7 @@
           <w:sz w:val="20"/>
           <w:szCs w:val="20"/>
         </w:rPr>
-        <w:t xml:space="preserve">D)  $4.50 per game</w:t>
+        <w:t xml:space="preserve">D)  $0.60</w:t>
       </w:r>
     </w:p>
     <w:p>
@@ -2151,7 +2355,7 @@
           <w:sz w:val="21"/>
           <w:szCs w:val="21"/>
         </w:rPr>
-        <w:t xml:space="preserve">A car travels 180 miles using 6 gallons of gas. What is the unit rate in miles per gallon?</w:t>
+        <w:t xml:space="preserve">Which is a unit rate?</w:t>
       </w:r>
     </w:p>
     <w:p>
@@ -2164,7 +2368,7 @@
           <w:sz w:val="20"/>
           <w:szCs w:val="20"/>
         </w:rPr>
-        <w:t xml:space="preserve">A)  30 miles per gallon</w:t>
+        <w:t xml:space="preserve">A)  12 miles per 1 hour</w:t>
       </w:r>
     </w:p>
     <w:p>
@@ -2177,7 +2381,7 @@
           <w:sz w:val="20"/>
           <w:szCs w:val="20"/>
         </w:rPr>
-        <w:t xml:space="preserve">B)  6 miles per gallon</w:t>
+        <w:t xml:space="preserve">B)  24 miles in 2 hours</w:t>
       </w:r>
     </w:p>
     <w:p>
@@ -2190,7 +2394,7 @@
           <w:sz w:val="20"/>
           <w:szCs w:val="20"/>
         </w:rPr>
-        <w:t xml:space="preserve">C)  180 miles per gallon</w:t>
+        <w:t xml:space="preserve">C)  36 miles for 3 gallons</w:t>
       </w:r>
     </w:p>
     <w:p>
@@ -2203,7 +2407,7 @@
           <w:sz w:val="20"/>
           <w:szCs w:val="20"/>
         </w:rPr>
-        <w:t xml:space="preserve">D)  36 miles per gallon</w:t>
+        <w:t xml:space="preserve">D)  100 points in 5 games</w:t>
       </w:r>
     </w:p>
     <w:p>
@@ -2281,7 +2485,7 @@
           <w:sz w:val="21"/>
           <w:szCs w:val="21"/>
         </w:rPr>
-        <w:t xml:space="preserve">A pack of 8 markers costs $6.00. What is the cost per marker?</w:t>
+        <w:t xml:space="preserve">Which token pack from the table above is the best deal?</w:t>
       </w:r>
     </w:p>
     <w:p>
@@ -2294,7 +2498,7 @@
           <w:sz w:val="20"/>
           <w:szCs w:val="20"/>
         </w:rPr>
-        <w:t xml:space="preserve">A)  $0.75</w:t>
+        <w:t xml:space="preserve">A)  Pack A</w:t>
       </w:r>
     </w:p>
     <w:p>
@@ -2307,7 +2511,7 @@
           <w:sz w:val="20"/>
           <w:szCs w:val="20"/>
         </w:rPr>
-        <w:t xml:space="preserve">B)  $0.80</w:t>
+        <w:t xml:space="preserve">B)  Pack B</w:t>
       </w:r>
     </w:p>
     <w:p>
@@ -2320,7 +2524,7 @@
           <w:sz w:val="20"/>
           <w:szCs w:val="20"/>
         </w:rPr>
-        <w:t xml:space="preserve">C)  $1.33</w:t>
+        <w:t xml:space="preserve">C)  Pack C</w:t>
       </w:r>
     </w:p>
     <w:p>
@@ -2333,7 +2537,7 @@
           <w:sz w:val="20"/>
           <w:szCs w:val="20"/>
         </w:rPr>
-        <w:t xml:space="preserve">D)  $0.60</w:t>
+        <w:t xml:space="preserve">D)  They are all the same</w:t>
       </w:r>
     </w:p>
     <w:p>
@@ -2411,7 +2615,7 @@
           <w:sz w:val="21"/>
           <w:szCs w:val="21"/>
         </w:rPr>
-        <w:t xml:space="preserve">Which is a unit rate?</w:t>
+        <w:t xml:space="preserve">Runner A completes 4 laps in 12 minutes. Runner B completes 5 laps in 14 minutes. Who runs more laps per minute?</w:t>
       </w:r>
     </w:p>
     <w:p>
@@ -2424,7 +2628,7 @@
           <w:sz w:val="20"/>
           <w:szCs w:val="20"/>
         </w:rPr>
-        <w:t xml:space="preserve">A)  12 miles per 1 hour</w:t>
+        <w:t xml:space="preserve">A)  Runner B</w:t>
       </w:r>
     </w:p>
     <w:p>
@@ -2437,7 +2641,7 @@
           <w:sz w:val="20"/>
           <w:szCs w:val="20"/>
         </w:rPr>
-        <w:t xml:space="preserve">B)  24 miles in 2 hours</w:t>
+        <w:t xml:space="preserve">B)  Runner A</w:t>
       </w:r>
     </w:p>
     <w:p>
@@ -2450,7 +2654,7 @@
           <w:sz w:val="20"/>
           <w:szCs w:val="20"/>
         </w:rPr>
-        <w:t xml:space="preserve">C)  36 miles for 3 gallons</w:t>
+        <w:t xml:space="preserve">C)  Same rate</w:t>
       </w:r>
     </w:p>
     <w:p>
@@ -2463,7 +2667,7 @@
           <w:sz w:val="20"/>
           <w:szCs w:val="20"/>
         </w:rPr>
-        <w:t xml:space="preserve">D)  100 points in 5 games</w:t>
+        <w:t xml:space="preserve">D)  Cannot determine</w:t>
       </w:r>
     </w:p>
     <w:p>
@@ -3176,6 +3380,64 @@
           <w:sz w:val="24"/>
           <w:szCs w:val="24"/>
         </w:rPr>
+        <w:t xml:space="preserve">Worked Notes (I Do / We Do)</w:t>
+      </w:r>
+    </w:p>
+    <w:p>
+      <w:pPr>
+        <w:spacing w:after="80"/>
+      </w:pPr>
+      <w:r>
+        <w:rPr>
+          <w:b/>
+          <w:bCs/>
+          <w:sz w:val="21"/>
+          <w:szCs w:val="21"/>
+        </w:rPr>
+        <w:t xml:space="preserve">I Do:  </w:t>
+      </w:r>
+      <w:r>
+        <w:rPr>
+          <w:sz w:val="21"/>
+          <w:szCs w:val="21"/>
+        </w:rPr>
+        <w:t xml:space="preserve">A. $0.50 per game</w:t>
+      </w:r>
+    </w:p>
+    <w:p>
+      <w:pPr>
+        <w:spacing w:after="80"/>
+      </w:pPr>
+      <w:r>
+        <w:rPr>
+          <w:b/>
+          <w:bCs/>
+          <w:sz w:val="21"/>
+          <w:szCs w:val="21"/>
+        </w:rPr>
+        <w:t xml:space="preserve">We Do:  </w:t>
+      </w:r>
+      <w:r>
+        <w:rPr>
+          <w:sz w:val="21"/>
+          <w:szCs w:val="21"/>
+        </w:rPr>
+        <w:t xml:space="preserve">A. 30 miles per gallon</w:t>
+      </w:r>
+    </w:p>
+    <w:p>
+      <w:pPr>
+        <w:pStyle w:val="Heading2"/>
+        <w:spacing w:after="80" w:before="180"/>
+      </w:pPr>
+      <w:r>
+        <w:rPr>
+          <w:b/>
+          <w:bCs/>
+          <w:color w:val="12355B"/>
+          <w:sz w:val="24"/>
+          <w:szCs w:val="24"/>
+        </w:rPr>
         <w:t xml:space="preserve">Independent Practice</w:t>
       </w:r>
     </w:p>
@@ -3197,7 +3459,7 @@
           <w:sz w:val="21"/>
           <w:szCs w:val="21"/>
         </w:rPr>
-        <w:t xml:space="preserve">A)  $0.50 per game</w:t>
+        <w:t xml:space="preserve">A)  $0.75</w:t>
       </w:r>
       <w:r>
         <w:rPr>
@@ -3207,7 +3469,7 @@
           <w:sz w:val="19"/>
           <w:szCs w:val="19"/>
         </w:rPr>
-        <w:t xml:space="preserve">  — $4.50 ÷ 9 = $0.50 per game.</w:t>
+        <w:t xml:space="preserve">  — $6.00 ÷ 8 = $0.75 per marker.</w:t>
       </w:r>
     </w:p>
     <w:p>
@@ -3228,7 +3490,7 @@
           <w:sz w:val="21"/>
           <w:szCs w:val="21"/>
         </w:rPr>
-        <w:t xml:space="preserve">A)  30 miles per gallon</w:t>
+        <w:t xml:space="preserve">A)  12 miles per 1 hour</w:t>
       </w:r>
       <w:r>
         <w:rPr>
@@ -3238,7 +3500,7 @@
           <w:sz w:val="19"/>
           <w:szCs w:val="19"/>
         </w:rPr>
-        <w:t xml:space="preserve">  — 180 miles ÷ 6 gallons = 30 miles per gallon.</w:t>
+        <w:t xml:space="preserve">  — A unit rate has 1 in the second quantity. '12 miles per 1 hour' is the only choice where the second quantity is 1.</w:t>
       </w:r>
     </w:p>
     <w:p>
@@ -3259,7 +3521,7 @@
           <w:sz w:val="21"/>
           <w:szCs w:val="21"/>
         </w:rPr>
-        <w:t xml:space="preserve">A)  $0.75</w:t>
+        <w:t xml:space="preserve">B)  Pack B</w:t>
       </w:r>
       <w:r>
         <w:rPr>
@@ -3269,7 +3531,7 @@
           <w:sz w:val="19"/>
           <w:szCs w:val="19"/>
         </w:rPr>
-        <w:t xml:space="preserve">  — $6.00 ÷ 8 = $0.75 per marker.</w:t>
+        <w:t xml:space="preserve">  — Pack B has a unit rate of $0.20 per token, which is the lowest cost per token.</w:t>
       </w:r>
     </w:p>
     <w:p>
@@ -3290,7 +3552,7 @@
           <w:sz w:val="21"/>
           <w:szCs w:val="21"/>
         </w:rPr>
-        <w:t xml:space="preserve">A)  12 miles per 1 hour</w:t>
+        <w:t xml:space="preserve">A)  Runner B</w:t>
       </w:r>
       <w:r>
         <w:rPr>
@@ -3300,7 +3562,7 @@
           <w:sz w:val="19"/>
           <w:szCs w:val="19"/>
         </w:rPr>
-        <w:t xml:space="preserve">  — A unit rate has 1 in the second quantity. '12 miles per 1 hour' is the only choice where the second quantity is 1.</w:t>
+        <w:t xml:space="preserve">  — Runner A: 4÷12 ≈ 0.33 laps/min. Runner B: 5÷14 ≈ 0.36 laps/min. Runner B runs slightly more laps per minute.</w:t>
       </w:r>
     </w:p>
     <w:p>

--- a/lessons/4-1/downloads/4-1-notes.docx
+++ b/lessons/4-1/downloads/4-1-notes.docx
@@ -1177,6 +1177,238 @@
     <w:p>
       <w:pPr>
         <w:pStyle w:val="Heading1"/>
+        <w:pBdr>
+          <w:bottom w:val="single" w:color="1FA6A2" w:sz="14" w:space="6"/>
+        </w:pBdr>
+        <w:spacing w:after="140" w:before="260"/>
+      </w:pPr>
+      <w:r>
+        <w:rPr>
+          <w:b/>
+          <w:bCs/>
+          <w:color w:val="12355B"/>
+          <w:sz w:val="30"/>
+          <w:szCs w:val="30"/>
+        </w:rPr>
+        <w:t xml:space="preserve">Guided Notes</w:t>
+      </w:r>
+    </w:p>
+    <w:p>
+      <w:pPr>
+        <w:spacing w:after="100"/>
+      </w:pPr>
+      <w:r>
+        <w:rPr>
+          <w:i/>
+          <w:iCs/>
+          <w:color w:val="5F6F80"/>
+          <w:sz w:val="19"/>
+          <w:szCs w:val="19"/>
+        </w:rPr>
+        <w:t xml:space="preserve">Fill in each blank as we go. Use the Word Bank to help you.</w:t>
+      </w:r>
+    </w:p>
+    <w:tbl>
+      <w:tblPr>
+        <w:tblW w:type="pct" w:w="100%"/>
+        <w:tblBorders>
+          <w:top w:val="single" w:color="BBD0DE" w:sz="8"/>
+          <w:left w:val="single" w:color="BBD0DE" w:sz="8"/>
+          <w:bottom w:val="single" w:color="BBD0DE" w:sz="8"/>
+          <w:right w:val="single" w:color="BBD0DE" w:sz="8"/>
+          <w:insideH w:val="single" w:color="auto" w:sz="4"/>
+          <w:insideV w:val="single" w:color="auto" w:sz="4"/>
+        </w:tblBorders>
+      </w:tblPr>
+      <w:tblGrid>
+        <w:gridCol w:w="100"/>
+      </w:tblGrid>
+      <w:tr>
+        <w:tc>
+          <w:tcPr>
+            <w:shd w:fill="EEF4F8" w:color="auto" w:val="clear"/>
+            <w:tcMar>
+              <w:top w:type="dxa" w:w="120"/>
+              <w:left w:type="dxa" w:w="180"/>
+              <w:bottom w:type="dxa" w:w="120"/>
+              <w:right w:type="dxa" w:w="180"/>
+            </w:tcMar>
+          </w:tcPr>
+          <w:p>
+            <w:pPr>
+              <w:spacing w:after="40"/>
+            </w:pPr>
+            <w:r>
+              <w:rPr>
+                <w:b/>
+                <w:bCs/>
+                <w:color w:val="1FA6A2"/>
+                <w:sz w:val="18"/>
+                <w:szCs w:val="18"/>
+              </w:rPr>
+              <w:t xml:space="preserve">WORD BANK</w:t>
+            </w:r>
+          </w:p>
+          <w:p>
+            <w:pPr>
+              <w:spacing w:after="80"/>
+            </w:pPr>
+            <w:r>
+              <w:rPr>
+                <w:b/>
+                <w:bCs/>
+                <w:sz w:val="21"/>
+                <w:szCs w:val="21"/>
+              </w:rPr>
+              <w:t xml:space="preserve">Rate      •      Unit Rate      •      Per      •      Ratio      •      Better Buy      •      Divide</w:t>
+            </w:r>
+          </w:p>
+        </w:tc>
+      </w:tr>
+    </w:tbl>
+    <w:p>
+      <w:pPr>
+        <w:spacing w:after="80"/>
+      </w:pPr>
+      <w:r>
+        <w:t xml:space="preserve"/>
+      </w:r>
+    </w:p>
+    <w:p>
+      <w:pPr>
+        <w:spacing w:after="120" w:before="80"/>
+      </w:pPr>
+      <w:r>
+        <w:rPr>
+          <w:b/>
+          <w:bCs/>
+          <w:color w:val="12355B"/>
+          <w:sz w:val="22"/>
+          <w:szCs w:val="22"/>
+        </w:rPr>
+        <w:t xml:space="preserve">1.  </w:t>
+      </w:r>
+      <w:r>
+        <w:rPr>
+          <w:sz w:val="22"/>
+          <w:szCs w:val="22"/>
+        </w:rPr>
+        <w:t xml:space="preserve">A ratio that compares two quantities with different units is a ___.</w:t>
+      </w:r>
+    </w:p>
+    <w:p>
+      <w:pPr>
+        <w:spacing w:after="120" w:before="80"/>
+      </w:pPr>
+      <w:r>
+        <w:rPr>
+          <w:b/>
+          <w:bCs/>
+          <w:color w:val="12355B"/>
+          <w:sz w:val="22"/>
+          <w:szCs w:val="22"/>
+        </w:rPr>
+        <w:t xml:space="preserve">2.  </w:t>
+      </w:r>
+      <w:r>
+        <w:rPr>
+          <w:sz w:val="22"/>
+          <w:szCs w:val="22"/>
+        </w:rPr>
+        <w:t xml:space="preserve">A rate that tells the cost or amount for one unit is a ___.</w:t>
+      </w:r>
+    </w:p>
+    <w:p>
+      <w:pPr>
+        <w:spacing w:after="120" w:before="80"/>
+      </w:pPr>
+      <w:r>
+        <w:rPr>
+          <w:b/>
+          <w:bCs/>
+          <w:color w:val="12355B"/>
+          <w:sz w:val="22"/>
+          <w:szCs w:val="22"/>
+        </w:rPr>
+        <w:t xml:space="preserve">3.  </w:t>
+      </w:r>
+      <w:r>
+        <w:rPr>
+          <w:sz w:val="22"/>
+          <w:szCs w:val="22"/>
+        </w:rPr>
+        <w:t xml:space="preserve">The word that means 'for each one' is ___.</w:t>
+      </w:r>
+    </w:p>
+    <w:p>
+      <w:pPr>
+        <w:spacing w:after="120" w:before="80"/>
+      </w:pPr>
+      <w:r>
+        <w:rPr>
+          <w:b/>
+          <w:bCs/>
+          <w:color w:val="12355B"/>
+          <w:sz w:val="22"/>
+          <w:szCs w:val="22"/>
+        </w:rPr>
+        <w:t xml:space="preserve">4.  </w:t>
+      </w:r>
+      <w:r>
+        <w:rPr>
+          <w:sz w:val="22"/>
+          <w:szCs w:val="22"/>
+        </w:rPr>
+        <w:t xml:space="preserve">A comparison of two quantities is a ___.</w:t>
+      </w:r>
+    </w:p>
+    <w:p>
+      <w:pPr>
+        <w:spacing w:after="120" w:before="80"/>
+      </w:pPr>
+      <w:r>
+        <w:rPr>
+          <w:b/>
+          <w:bCs/>
+          <w:color w:val="12355B"/>
+          <w:sz w:val="22"/>
+          <w:szCs w:val="22"/>
+        </w:rPr>
+        <w:t xml:space="preserve">5.  </w:t>
+      </w:r>
+      <w:r>
+        <w:rPr>
+          <w:sz w:val="22"/>
+          <w:szCs w:val="22"/>
+        </w:rPr>
+        <w:t xml:space="preserve">The option with the lower unit rate, costing less per item, is the ___.</w:t>
+      </w:r>
+    </w:p>
+    <w:p>
+      <w:pPr>
+        <w:spacing w:after="120" w:before="80"/>
+      </w:pPr>
+      <w:r>
+        <w:rPr>
+          <w:b/>
+          <w:bCs/>
+          <w:color w:val="12355B"/>
+          <w:sz w:val="22"/>
+          <w:szCs w:val="22"/>
+        </w:rPr>
+        <w:t xml:space="preserve">6.  </w:t>
+      </w:r>
+      <w:r>
+        <w:rPr>
+          <w:sz w:val="22"/>
+          <w:szCs w:val="22"/>
+        </w:rPr>
+        <w:t xml:space="preserve">To find a unit rate, I ___ the price by the number of units.</w:t>
+      </w:r>
+    </w:p>
+    <w:p>
+      <w:pPr>
+        <w:pStyle w:val="Heading1"/>
         <w:pageBreakBefore/>
         <w:pBdr>
           <w:bottom w:val="single" w:color="1FA6A2" w:sz="14" w:space="6"/>
@@ -2144,6 +2376,87 @@
     </w:p>
     <w:p>
       <w:pPr>
+        <w:spacing w:after="40" w:before="80"/>
+      </w:pPr>
+      <w:r>
+        <w:rPr>
+          <w:b/>
+          <w:bCs/>
+          <w:color w:val="12355B"/>
+          <w:sz w:val="21"/>
+          <w:szCs w:val="21"/>
+        </w:rPr>
+        <w:t xml:space="preserve">4. </w:t>
+      </w:r>
+      <w:r>
+        <w:rPr>
+          <w:b/>
+          <w:bCs/>
+          <w:color w:val="6B4FA0"/>
+          <w:sz w:val="19"/>
+          <w:szCs w:val="19"/>
+        </w:rPr>
+        <w:t xml:space="preserve">[Practice] </w:t>
+      </w:r>
+      <w:r>
+        <w:rPr>
+          <w:b/>
+          <w:bCs/>
+          <w:sz w:val="21"/>
+          <w:szCs w:val="21"/>
+        </w:rPr>
+        <w:t xml:space="preserve">During practice on Rates and Unit Rates, what strategy did you use when a problem felt tricky?</w:t>
+      </w:r>
+    </w:p>
+    <w:p>
+      <w:pPr>
+        <w:spacing w:after="60"/>
+      </w:pPr>
+      <w:r>
+        <w:rPr>
+          <w:color w:val="1A2733"/>
+          <w:sz w:val="21"/>
+          <w:szCs w:val="21"/>
+        </w:rPr>
+        <w:t xml:space="preserve">Start with:  The unit rate is ___ per one ___.</w:t>
+      </w:r>
+      <w:r>
+        <w:rPr>
+          <w:i/>
+          <w:iCs/>
+          <w:color w:val="5F6F80"/>
+          <w:sz w:val="19"/>
+          <w:szCs w:val="19"/>
+        </w:rPr>
+        <w:br/>
+        <w:t xml:space="preserve">La tasa unitaria es ___ por un ___.</w:t>
+      </w:r>
+    </w:p>
+    <w:p>
+      <w:pPr>
+        <w:spacing w:after="80"/>
+      </w:pPr>
+      <w:r>
+        <w:rPr>
+          <w:b/>
+          <w:bCs/>
+          <w:color w:val="12355B"/>
+          <w:sz w:val="19"/>
+          <w:szCs w:val="19"/>
+        </w:rPr>
+        <w:t xml:space="preserve">Word bank:  </w:t>
+      </w:r>
+      <w:r>
+        <w:rPr>
+          <w:color w:val="1FA6A2"/>
+          <w:sz w:val="19"/>
+          <w:szCs w:val="19"/>
+        </w:rPr>
+        <w:t xml:space="preserve">Rate,  Unit Rate,  Per,  Ratio</w:t>
+      </w:r>
+    </w:p>
+    <w:p>
+      <w:pPr>
         <w:pStyle w:val="Heading1"/>
         <w:pageBreakBefore/>
         <w:pBdr>
@@ -2740,33 +3053,7 @@
           <w:sz w:val="30"/>
           <w:szCs w:val="30"/>
         </w:rPr>
-        <w:t xml:space="preserve">Write About the Math</w:t>
-      </w:r>
-    </w:p>
-    <w:p>
-      <w:pPr>
-        <w:pStyle w:val="Heading2"/>
-        <w:spacing w:after="80" w:before="180"/>
-      </w:pPr>
-      <w:r>
-        <w:rPr>
-          <w:b/>
-          <w:bCs/>
-          <w:color w:val="12355B"/>
-          <w:sz w:val="24"/>
-          <w:szCs w:val="24"/>
-        </w:rPr>
-        <w:t xml:space="preserve">Build Strong Sentences</w:t>
-      </w:r>
-      <w:r>
-        <w:rPr>
-          <w:i/>
-          <w:iCs/>
-          <w:color w:val="B97A12"/>
-          <w:sz w:val="19"/>
-          <w:szCs w:val="19"/>
-        </w:rPr>
-        <w:t xml:space="preserve">   The Writing Revolution</w:t>
+        <w:t xml:space="preserve">Exit Ticket</w:t>
       </w:r>
     </w:p>
     <w:p>
@@ -2781,435 +3068,86 @@
           <w:sz w:val="19"/>
           <w:szCs w:val="19"/>
         </w:rPr>
-        <w:t xml:space="preserve">I can explain my choice using the words rate, unit rate, per, and better buy.</w:t>
-      </w:r>
-    </w:p>
-    <w:p>
-      <w:pPr>
-        <w:pStyle w:val="Heading2"/>
-        <w:spacing w:after="80" w:before="180"/>
-      </w:pPr>
-      <w:r>
-        <w:rPr>
-          <w:b/>
-          <w:bCs/>
-          <w:color w:val="12355B"/>
-          <w:sz w:val="24"/>
-          <w:szCs w:val="24"/>
-        </w:rPr>
-        <w:t xml:space="preserve">1. Kernel Sentence</w:t>
-      </w:r>
-      <w:r>
-        <w:rPr>
-          <w:i/>
-          <w:iCs/>
-          <w:color w:val="1FA6A2"/>
-          <w:sz w:val="19"/>
-          <w:szCs w:val="19"/>
-        </w:rPr>
-        <w:t xml:space="preserve">   subject + verb</w:t>
-      </w:r>
-    </w:p>
-    <w:tbl>
-      <w:tblPr>
-        <w:tblW w:type="pct" w:w="100%"/>
-        <w:tblBorders>
-          <w:top w:val="single" w:color="B97A12" w:sz="8"/>
-          <w:left w:val="single" w:color="B97A12" w:sz="8"/>
-          <w:bottom w:val="single" w:color="B97A12" w:sz="8"/>
-          <w:right w:val="single" w:color="B97A12" w:sz="8"/>
-          <w:insideH w:val="single" w:color="auto" w:sz="4"/>
-          <w:insideV w:val="single" w:color="auto" w:sz="4"/>
-        </w:tblBorders>
-      </w:tblPr>
-      <w:tblGrid>
-        <w:gridCol w:w="100"/>
-      </w:tblGrid>
-      <w:tr>
-        <w:tc>
-          <w:tcPr>
-            <w:shd w:fill="FBF3E2" w:color="auto" w:val="clear"/>
-            <w:tcMar>
-              <w:top w:type="dxa" w:w="120"/>
-              <w:left w:type="dxa" w:w="180"/>
-              <w:bottom w:type="dxa" w:w="120"/>
-              <w:right w:type="dxa" w:w="180"/>
-            </w:tcMar>
-          </w:tcPr>
-          <w:p>
-            <w:pPr>
-              <w:spacing w:after="0"/>
-            </w:pPr>
-            <w:r>
-              <w:rPr>
-                <w:b/>
-                <w:bCs/>
-                <w:color w:val="1FA6A2"/>
-                <w:sz w:val="20"/>
-                <w:szCs w:val="20"/>
-              </w:rPr>
-              <w:t xml:space="preserve">Model:  </w:t>
-            </w:r>
-            <w:r>
-              <w:rPr>
-                <w:sz w:val="20"/>
-                <w:szCs w:val="20"/>
-              </w:rPr>
-              <w:t xml:space="preserve">Rate is a ratio comparing two amounts with different units, like miles per hour.</w:t>
-            </w:r>
-          </w:p>
-        </w:tc>
-      </w:tr>
-    </w:tbl>
+        <w:t xml:space="preserve">Answer on your own. This shows what you learned today.</w:t>
+      </w:r>
+    </w:p>
+    <w:p>
+      <w:pPr>
+        <w:spacing w:after="80" w:before="80"/>
+      </w:pPr>
+      <w:r>
+        <w:rPr>
+          <w:color w:val="B97A12"/>
+          <w:sz w:val="22"/>
+          <w:szCs w:val="22"/>
+        </w:rPr>
+        <w:t xml:space="preserve">★  </w:t>
+      </w:r>
+      <w:r>
+        <w:rPr>
+          <w:b/>
+          <w:bCs/>
+          <w:sz w:val="22"/>
+          <w:szCs w:val="22"/>
+        </w:rPr>
+        <w:t xml:space="preserve">A store sells 6 pencils for $1.50 and 10 pencils for $2.80. Which is the better buy?</w:t>
+      </w:r>
+    </w:p>
+    <w:p>
+      <w:pPr>
+        <w:spacing w:after="60"/>
+        <w:ind w:left="420"/>
+      </w:pPr>
+      <w:r>
+        <w:rPr>
+          <w:sz w:val="21"/>
+          <w:szCs w:val="21"/>
+        </w:rPr>
+        <w:t xml:space="preserve">A)  6 for $1.50 — $0.25 each</w:t>
+      </w:r>
+    </w:p>
+    <w:p>
+      <w:pPr>
+        <w:spacing w:after="60"/>
+        <w:ind w:left="420"/>
+      </w:pPr>
+      <w:r>
+        <w:rPr>
+          <w:sz w:val="21"/>
+          <w:szCs w:val="21"/>
+        </w:rPr>
+        <w:t xml:space="preserve">B)  10 for $2.80 — $0.28 each</w:t>
+      </w:r>
+    </w:p>
+    <w:p>
+      <w:pPr>
+        <w:spacing w:after="60"/>
+        <w:ind w:left="420"/>
+      </w:pPr>
+      <w:r>
+        <w:rPr>
+          <w:sz w:val="21"/>
+          <w:szCs w:val="21"/>
+        </w:rPr>
+        <w:t xml:space="preserve">C)  They cost the same per pencil</w:t>
+      </w:r>
+    </w:p>
+    <w:p>
+      <w:pPr>
+        <w:spacing w:after="60"/>
+        <w:ind w:left="420"/>
+      </w:pPr>
+      <w:r>
+        <w:rPr>
+          <w:sz w:val="21"/>
+          <w:szCs w:val="21"/>
+        </w:rPr>
+        <w:t xml:space="preserve">D)  Not enough information</w:t>
+      </w:r>
+    </w:p>
     <w:p>
       <w:pPr>
         <w:spacing w:after="40"/>
-      </w:pPr>
-      <w:r>
-        <w:t xml:space="preserve"/>
-      </w:r>
-    </w:p>
-    <w:p>
-      <w:pPr>
-        <w:spacing w:after="60"/>
-      </w:pPr>
-      <w:r>
-        <w:rPr>
-          <w:color w:val="1A2733"/>
-          <w:sz w:val="21"/>
-          <w:szCs w:val="21"/>
-        </w:rPr>
-        <w:t xml:space="preserve">Write a kernel sentence about rate. Use a subject and a verb.</w:t>
-      </w:r>
-      <w:r>
-        <w:rPr>
-          <w:i/>
-          <w:iCs/>
-          <w:color w:val="5F6F80"/>
-          <w:sz w:val="19"/>
-          <w:szCs w:val="19"/>
-        </w:rPr>
-        <w:br/>
-        <w:t xml:space="preserve">Escribe una oración base sobre tasa. Usa un sujeto y un verbo.</w:t>
-      </w:r>
-    </w:p>
-    <w:p>
-      <w:pPr>
-        <w:pBdr>
-          <w:bottom w:val="single" w:color="AFBECC" w:sz="6"/>
-        </w:pBdr>
-        <w:spacing w:after="30" w:before="150"/>
-      </w:pPr>
-      <w:r>
-        <w:t xml:space="preserve"/>
-      </w:r>
-    </w:p>
-    <w:p>
-      <w:pPr>
-        <w:pBdr>
-          <w:bottom w:val="single" w:color="AFBECC" w:sz="6"/>
-        </w:pBdr>
-        <w:spacing w:after="30" w:before="150"/>
-      </w:pPr>
-      <w:r>
-        <w:t xml:space="preserve"/>
-      </w:r>
-    </w:p>
-    <w:p>
-      <w:pPr>
-        <w:pStyle w:val="Heading2"/>
-        <w:spacing w:after="80" w:before="180"/>
-      </w:pPr>
-      <w:r>
-        <w:rPr>
-          <w:b/>
-          <w:bCs/>
-          <w:color w:val="12355B"/>
-          <w:sz w:val="24"/>
-          <w:szCs w:val="24"/>
-        </w:rPr>
-        <w:t xml:space="preserve">2. Sentence Expansion</w:t>
-      </w:r>
-      <w:r>
-        <w:rPr>
-          <w:i/>
-          <w:iCs/>
-          <w:color w:val="1FA6A2"/>
-          <w:sz w:val="19"/>
-          <w:szCs w:val="19"/>
-        </w:rPr>
-        <w:t xml:space="preserve">   because · but · so</w:t>
-      </w:r>
-    </w:p>
-    <w:p>
-      <w:pPr>
-        <w:spacing w:after="80"/>
-      </w:pPr>
-      <w:r>
-        <w:rPr>
-          <w:b/>
-          <w:bCs/>
-          <w:color w:val="1FA6A2"/>
-          <w:sz w:val="20"/>
-          <w:szCs w:val="20"/>
-        </w:rPr>
-        <w:t xml:space="preserve">Kernel:  </w:t>
-      </w:r>
-      <w:r>
-        <w:rPr>
-          <w:sz w:val="20"/>
-          <w:szCs w:val="20"/>
-        </w:rPr>
-        <w:t xml:space="preserve">Rate matters in math</w:t>
-      </w:r>
-    </w:p>
-    <w:p>
-      <w:pPr>
-        <w:spacing w:after="80"/>
-      </w:pPr>
-      <w:r>
-        <w:rPr>
-          <w:b/>
-          <w:bCs/>
-          <w:color w:val="12355B"/>
-          <w:sz w:val="21"/>
-          <w:szCs w:val="21"/>
-        </w:rPr>
-        <w:t xml:space="preserve">because  </w:t>
-      </w:r>
-      <w:r>
-        <w:rPr>
-          <w:sz w:val="21"/>
-          <w:szCs w:val="21"/>
-        </w:rPr>
-        <w:t xml:space="preserve">Rate matters in math because ___.</w:t>
-      </w:r>
-      <w:r>
-        <w:rPr>
-          <w:i/>
-          <w:iCs/>
-          <w:color w:val="5F6F80"/>
-          <w:sz w:val="19"/>
-          <w:szCs w:val="19"/>
-        </w:rPr>
-        <w:br/>
-        <w:t xml:space="preserve">Tasa importa en matemáticas porque ___.</w:t>
-      </w:r>
-    </w:p>
-    <w:p>
-      <w:pPr>
-        <w:pBdr>
-          <w:bottom w:val="single" w:color="AFBECC" w:sz="6"/>
-        </w:pBdr>
-        <w:spacing w:after="30" w:before="150"/>
-      </w:pPr>
-      <w:r>
-        <w:t xml:space="preserve"/>
-      </w:r>
-    </w:p>
-    <w:p>
-      <w:pPr>
-        <w:spacing w:after="80"/>
-      </w:pPr>
-      <w:r>
-        <w:rPr>
-          <w:b/>
-          <w:bCs/>
-          <w:color w:val="12355B"/>
-          <w:sz w:val="21"/>
-          <w:szCs w:val="21"/>
-        </w:rPr>
-        <w:t xml:space="preserve">but  </w:t>
-      </w:r>
-      <w:r>
-        <w:rPr>
-          <w:sz w:val="21"/>
-          <w:szCs w:val="21"/>
-        </w:rPr>
-        <w:t xml:space="preserve">Rate matters in math, but ___.</w:t>
-      </w:r>
-      <w:r>
-        <w:rPr>
-          <w:i/>
-          <w:iCs/>
-          <w:color w:val="5F6F80"/>
-          <w:sz w:val="19"/>
-          <w:szCs w:val="19"/>
-        </w:rPr>
-        <w:br/>
-        <w:t xml:space="preserve">Tasa importa en matemáticas, pero ___.</w:t>
-      </w:r>
-    </w:p>
-    <w:p>
-      <w:pPr>
-        <w:pBdr>
-          <w:bottom w:val="single" w:color="AFBECC" w:sz="6"/>
-        </w:pBdr>
-        <w:spacing w:after="30" w:before="150"/>
-      </w:pPr>
-      <w:r>
-        <w:t xml:space="preserve"/>
-      </w:r>
-    </w:p>
-    <w:p>
-      <w:pPr>
-        <w:spacing w:after="80"/>
-      </w:pPr>
-      <w:r>
-        <w:rPr>
-          <w:b/>
-          <w:bCs/>
-          <w:color w:val="12355B"/>
-          <w:sz w:val="21"/>
-          <w:szCs w:val="21"/>
-        </w:rPr>
-        <w:t xml:space="preserve">so  </w:t>
-      </w:r>
-      <w:r>
-        <w:rPr>
-          <w:sz w:val="21"/>
-          <w:szCs w:val="21"/>
-        </w:rPr>
-        <w:t xml:space="preserve">Rate matters in math, so ___.</w:t>
-      </w:r>
-      <w:r>
-        <w:rPr>
-          <w:i/>
-          <w:iCs/>
-          <w:color w:val="5F6F80"/>
-          <w:sz w:val="19"/>
-          <w:szCs w:val="19"/>
-        </w:rPr>
-        <w:br/>
-        <w:t xml:space="preserve">Tasa importa en matemáticas, entonces ___.</w:t>
-      </w:r>
-    </w:p>
-    <w:p>
-      <w:pPr>
-        <w:pBdr>
-          <w:bottom w:val="single" w:color="AFBECC" w:sz="6"/>
-        </w:pBdr>
-        <w:spacing w:after="30" w:before="150"/>
-      </w:pPr>
-      <w:r>
-        <w:t xml:space="preserve"/>
-      </w:r>
-    </w:p>
-    <w:p>
-      <w:pPr>
-        <w:pStyle w:val="Heading2"/>
-        <w:spacing w:after="80" w:before="180"/>
-      </w:pPr>
-      <w:r>
-        <w:rPr>
-          <w:b/>
-          <w:bCs/>
-          <w:color w:val="12355B"/>
-          <w:sz w:val="24"/>
-          <w:szCs w:val="24"/>
-        </w:rPr>
-        <w:t xml:space="preserve">3. Explain Your Reasoning</w:t>
-      </w:r>
-      <w:r>
-        <w:rPr>
-          <w:i/>
-          <w:iCs/>
-          <w:color w:val="1FA6A2"/>
-          <w:sz w:val="19"/>
-          <w:szCs w:val="19"/>
-        </w:rPr>
-        <w:t xml:space="preserve">   use a sentence starter</w:t>
-      </w:r>
-    </w:p>
-    <w:p>
-      <w:pPr>
-        <w:spacing w:after="60"/>
-      </w:pPr>
-      <w:r>
-        <w:rPr>
-          <w:color w:val="1A2733"/>
-          <w:sz w:val="21"/>
-          <w:szCs w:val="21"/>
-        </w:rPr>
-        <w:t xml:space="preserve">Booth ___ looks better because ___.</w:t>
-      </w:r>
-      <w:r>
-        <w:rPr>
-          <w:i/>
-          <w:iCs/>
-          <w:color w:val="5F6F80"/>
-          <w:sz w:val="19"/>
-          <w:szCs w:val="19"/>
-        </w:rPr>
-        <w:br/>
-        <w:t xml:space="preserve">El puesto ___ se ve mejor porque ___.</w:t>
-      </w:r>
-    </w:p>
-    <w:p>
-      <w:pPr>
-        <w:spacing w:after="60"/>
-      </w:pPr>
-      <w:r>
-        <w:rPr>
-          <w:color w:val="1A2733"/>
-          <w:sz w:val="21"/>
-          <w:szCs w:val="21"/>
-        </w:rPr>
-        <w:t xml:space="preserve">It is hard to compare because the ___ are different.</w:t>
-      </w:r>
-      <w:r>
-        <w:rPr>
-          <w:i/>
-          <w:iCs/>
-          <w:color w:val="5F6F80"/>
-          <w:sz w:val="19"/>
-          <w:szCs w:val="19"/>
-        </w:rPr>
-        <w:br/>
-        <w:t xml:space="preserve">Es difícil comparar porque los/las ___ son diferentes.</w:t>
-      </w:r>
-    </w:p>
-    <w:p>
-      <w:pPr>
-        <w:spacing w:after="60"/>
-      </w:pPr>
-      <w:r>
-        <w:rPr>
-          <w:color w:val="1A2733"/>
-          <w:sz w:val="21"/>
-          <w:szCs w:val="21"/>
-        </w:rPr>
-        <w:t xml:space="preserve">The unit rate is ___ per one ___.</w:t>
-      </w:r>
-      <w:r>
-        <w:rPr>
-          <w:i/>
-          <w:iCs/>
-          <w:color w:val="5F6F80"/>
-          <w:sz w:val="19"/>
-          <w:szCs w:val="19"/>
-        </w:rPr>
-        <w:br/>
-        <w:t xml:space="preserve">La tasa unitaria es ___ por un ___.</w:t>
-      </w:r>
-    </w:p>
-    <w:p>
-      <w:pPr>
-        <w:pBdr>
-          <w:bottom w:val="single" w:color="AFBECC" w:sz="6"/>
-        </w:pBdr>
-        <w:spacing w:after="30" w:before="150"/>
-      </w:pPr>
-      <w:r>
-        <w:t xml:space="preserve"/>
-      </w:r>
-    </w:p>
-    <w:p>
-      <w:pPr>
-        <w:pBdr>
-          <w:bottom w:val="single" w:color="AFBECC" w:sz="6"/>
-        </w:pBdr>
-        <w:spacing w:after="30" w:before="150"/>
       </w:pPr>
       <w:r>
         <w:t xml:space="preserve"/>
@@ -3232,7 +3170,7 @@
           <w:sz w:val="30"/>
           <w:szCs w:val="30"/>
         </w:rPr>
-        <w:t xml:space="preserve">Exit Ticket</w:t>
+        <w:t xml:space="preserve">Answer Key &amp; Teacher Guide</w:t>
       </w:r>
     </w:p>
     <w:p>
@@ -3247,115 +3185,245 @@
           <w:sz w:val="19"/>
           <w:szCs w:val="19"/>
         </w:rPr>
-        <w:t xml:space="preserve">Answer on your own. This shows what you learned today.</w:t>
-      </w:r>
-    </w:p>
-    <w:p>
-      <w:pPr>
-        <w:spacing w:after="80" w:before="80"/>
-      </w:pPr>
-      <w:r>
-        <w:rPr>
-          <w:color w:val="B97A12"/>
-          <w:sz w:val="22"/>
-          <w:szCs w:val="22"/>
-        </w:rPr>
-        <w:t xml:space="preserve">★  </w:t>
-      </w:r>
-      <w:r>
-        <w:rPr>
-          <w:b/>
-          <w:bCs/>
-          <w:sz w:val="22"/>
-          <w:szCs w:val="22"/>
-        </w:rPr>
-        <w:t xml:space="preserve">A store sells 6 pencils for $1.50 and 10 pencils for $2.80. Which is the better buy?</w:t>
-      </w:r>
-    </w:p>
-    <w:p>
-      <w:pPr>
-        <w:spacing w:after="60"/>
-        <w:ind w:left="420"/>
-      </w:pPr>
-      <w:r>
-        <w:rPr>
-          <w:sz w:val="21"/>
-          <w:szCs w:val="21"/>
-        </w:rPr>
-        <w:t xml:space="preserve">A)  6 for $1.50 — $0.25 each</w:t>
-      </w:r>
-    </w:p>
-    <w:p>
-      <w:pPr>
-        <w:spacing w:after="60"/>
-        <w:ind w:left="420"/>
-      </w:pPr>
-      <w:r>
-        <w:rPr>
-          <w:sz w:val="21"/>
-          <w:szCs w:val="21"/>
-        </w:rPr>
-        <w:t xml:space="preserve">B)  10 for $2.80 — $0.28 each</w:t>
-      </w:r>
-    </w:p>
-    <w:p>
-      <w:pPr>
-        <w:spacing w:after="60"/>
-        <w:ind w:left="420"/>
-      </w:pPr>
-      <w:r>
-        <w:rPr>
-          <w:sz w:val="21"/>
-          <w:szCs w:val="21"/>
-        </w:rPr>
-        <w:t xml:space="preserve">C)  They cost the same per pencil</w:t>
-      </w:r>
-    </w:p>
-    <w:p>
-      <w:pPr>
-        <w:spacing w:after="60"/>
-        <w:ind w:left="420"/>
-      </w:pPr>
-      <w:r>
-        <w:rPr>
-          <w:sz w:val="21"/>
-          <w:szCs w:val="21"/>
-        </w:rPr>
-        <w:t xml:space="preserve">D)  Not enough information</w:t>
-      </w:r>
-    </w:p>
-    <w:p>
-      <w:pPr>
-        <w:spacing w:after="40"/>
-      </w:pPr>
-      <w:r>
-        <w:t xml:space="preserve"/>
-      </w:r>
-    </w:p>
-    <w:p>
-      <w:pPr>
-        <w:pStyle w:val="Heading1"/>
-        <w:pageBreakBefore/>
-        <w:pBdr>
-          <w:bottom w:val="single" w:color="1FA6A2" w:sz="14" w:space="6"/>
-        </w:pBdr>
-        <w:spacing w:after="140" w:before="0"/>
-      </w:pPr>
-      <w:r>
-        <w:rPr>
-          <w:b/>
-          <w:bCs/>
-          <w:color w:val="12355B"/>
-          <w:sz w:val="30"/>
-          <w:szCs w:val="30"/>
-        </w:rPr>
-        <w:t xml:space="preserve">Answer Key &amp; Teacher Guide</w:t>
-      </w:r>
-    </w:p>
-    <w:p>
-      <w:pPr>
-        <w:spacing w:after="100"/>
-      </w:pPr>
+        <w:t xml:space="preserve">Teacher reference — remove or fold back before distributing to students.</w:t>
+      </w:r>
+    </w:p>
+    <w:p>
+      <w:pPr>
+        <w:pStyle w:val="Heading2"/>
+        <w:spacing w:after="80" w:before="180"/>
+      </w:pPr>
+      <w:r>
+        <w:rPr>
+          <w:b/>
+          <w:bCs/>
+          <w:color w:val="12355B"/>
+          <w:sz w:val="24"/>
+          <w:szCs w:val="24"/>
+        </w:rPr>
+        <w:t xml:space="preserve">Guided Notes (Fill-in)</w:t>
+      </w:r>
+    </w:p>
+    <w:p>
+      <w:pPr>
+        <w:spacing w:after="80"/>
+      </w:pPr>
+      <w:r>
+        <w:rPr>
+          <w:b/>
+          <w:bCs/>
+          <w:sz w:val="21"/>
+          <w:szCs w:val="21"/>
+        </w:rPr>
+        <w:t xml:space="preserve">Notes 1:  </w:t>
+      </w:r>
+      <w:r>
+        <w:rPr>
+          <w:sz w:val="21"/>
+          <w:szCs w:val="21"/>
+        </w:rPr>
+        <w:t xml:space="preserve">Rate</w:t>
+      </w:r>
+    </w:p>
+    <w:p>
+      <w:pPr>
+        <w:spacing w:after="80"/>
+      </w:pPr>
+      <w:r>
+        <w:rPr>
+          <w:b/>
+          <w:bCs/>
+          <w:sz w:val="21"/>
+          <w:szCs w:val="21"/>
+        </w:rPr>
+        <w:t xml:space="preserve">Notes 2:  </w:t>
+      </w:r>
+      <w:r>
+        <w:rPr>
+          <w:sz w:val="21"/>
+          <w:szCs w:val="21"/>
+        </w:rPr>
+        <w:t xml:space="preserve">Unit Rate</w:t>
+      </w:r>
+    </w:p>
+    <w:p>
+      <w:pPr>
+        <w:spacing w:after="80"/>
+      </w:pPr>
+      <w:r>
+        <w:rPr>
+          <w:b/>
+          <w:bCs/>
+          <w:sz w:val="21"/>
+          <w:szCs w:val="21"/>
+        </w:rPr>
+        <w:t xml:space="preserve">Notes 3:  </w:t>
+      </w:r>
+      <w:r>
+        <w:rPr>
+          <w:sz w:val="21"/>
+          <w:szCs w:val="21"/>
+        </w:rPr>
+        <w:t xml:space="preserve">Per</w:t>
+      </w:r>
+    </w:p>
+    <w:p>
+      <w:pPr>
+        <w:spacing w:after="80"/>
+      </w:pPr>
+      <w:r>
+        <w:rPr>
+          <w:b/>
+          <w:bCs/>
+          <w:sz w:val="21"/>
+          <w:szCs w:val="21"/>
+        </w:rPr>
+        <w:t xml:space="preserve">Notes 4:  </w:t>
+      </w:r>
+      <w:r>
+        <w:rPr>
+          <w:sz w:val="21"/>
+          <w:szCs w:val="21"/>
+        </w:rPr>
+        <w:t xml:space="preserve">Ratio</w:t>
+      </w:r>
+    </w:p>
+    <w:p>
+      <w:pPr>
+        <w:spacing w:after="80"/>
+      </w:pPr>
+      <w:r>
+        <w:rPr>
+          <w:b/>
+          <w:bCs/>
+          <w:sz w:val="21"/>
+          <w:szCs w:val="21"/>
+        </w:rPr>
+        <w:t xml:space="preserve">Notes 5:  </w:t>
+      </w:r>
+      <w:r>
+        <w:rPr>
+          <w:sz w:val="21"/>
+          <w:szCs w:val="21"/>
+        </w:rPr>
+        <w:t xml:space="preserve">Better Buy</w:t>
+      </w:r>
+    </w:p>
+    <w:p>
+      <w:pPr>
+        <w:spacing w:after="80"/>
+      </w:pPr>
+      <w:r>
+        <w:rPr>
+          <w:b/>
+          <w:bCs/>
+          <w:sz w:val="21"/>
+          <w:szCs w:val="21"/>
+        </w:rPr>
+        <w:t xml:space="preserve">Notes 6:  </w:t>
+      </w:r>
+      <w:r>
+        <w:rPr>
+          <w:sz w:val="21"/>
+          <w:szCs w:val="21"/>
+        </w:rPr>
+        <w:t xml:space="preserve">Divide</w:t>
+      </w:r>
+    </w:p>
+    <w:p>
+      <w:pPr>
+        <w:pStyle w:val="Heading2"/>
+        <w:spacing w:after="80" w:before="180"/>
+      </w:pPr>
+      <w:r>
+        <w:rPr>
+          <w:b/>
+          <w:bCs/>
+          <w:color w:val="12355B"/>
+          <w:sz w:val="24"/>
+          <w:szCs w:val="24"/>
+        </w:rPr>
+        <w:t xml:space="preserve">Worked Notes (I Do / We Do)</w:t>
+      </w:r>
+    </w:p>
+    <w:p>
+      <w:pPr>
+        <w:spacing w:after="80"/>
+      </w:pPr>
+      <w:r>
+        <w:rPr>
+          <w:b/>
+          <w:bCs/>
+          <w:sz w:val="21"/>
+          <w:szCs w:val="21"/>
+        </w:rPr>
+        <w:t xml:space="preserve">I Do:  </w:t>
+      </w:r>
+      <w:r>
+        <w:rPr>
+          <w:sz w:val="21"/>
+          <w:szCs w:val="21"/>
+        </w:rPr>
+        <w:t xml:space="preserve">A. $0.50 per game</w:t>
+      </w:r>
+    </w:p>
+    <w:p>
+      <w:pPr>
+        <w:spacing w:after="80"/>
+      </w:pPr>
+      <w:r>
+        <w:rPr>
+          <w:b/>
+          <w:bCs/>
+          <w:sz w:val="21"/>
+          <w:szCs w:val="21"/>
+        </w:rPr>
+        <w:t xml:space="preserve">We Do:  </w:t>
+      </w:r>
+      <w:r>
+        <w:rPr>
+          <w:sz w:val="21"/>
+          <w:szCs w:val="21"/>
+        </w:rPr>
+        <w:t xml:space="preserve">A. 30 miles per gallon</w:t>
+      </w:r>
+    </w:p>
+    <w:p>
+      <w:pPr>
+        <w:pStyle w:val="Heading2"/>
+        <w:spacing w:after="80" w:before="180"/>
+      </w:pPr>
+      <w:r>
+        <w:rPr>
+          <w:b/>
+          <w:bCs/>
+          <w:color w:val="12355B"/>
+          <w:sz w:val="24"/>
+          <w:szCs w:val="24"/>
+        </w:rPr>
+        <w:t xml:space="preserve">Independent Practice</w:t>
+      </w:r>
+    </w:p>
+    <w:p>
+      <w:pPr>
+        <w:spacing w:after="80"/>
+      </w:pPr>
+      <w:r>
+        <w:rPr>
+          <w:b/>
+          <w:bCs/>
+          <w:sz w:val="21"/>
+          <w:szCs w:val="21"/>
+        </w:rPr>
+        <w:t xml:space="preserve">1.  </w:t>
+      </w:r>
+      <w:r>
+        <w:rPr>
+          <w:sz w:val="21"/>
+          <w:szCs w:val="21"/>
+        </w:rPr>
+        <w:t xml:space="preserve">A)  $0.75</w:t>
+      </w:r>
       <w:r>
         <w:rPr>
           <w:i/>
@@ -3364,23 +3432,7 @@
           <w:sz w:val="19"/>
           <w:szCs w:val="19"/>
         </w:rPr>
-        <w:t xml:space="preserve">Teacher reference — remove or fold back before distributing to students.</w:t>
-      </w:r>
-    </w:p>
-    <w:p>
-      <w:pPr>
-        <w:pStyle w:val="Heading2"/>
-        <w:spacing w:after="80" w:before="180"/>
-      </w:pPr>
-      <w:r>
-        <w:rPr>
-          <w:b/>
-          <w:bCs/>
-          <w:color w:val="12355B"/>
-          <w:sz w:val="24"/>
-          <w:szCs w:val="24"/>
-        </w:rPr>
-        <w:t xml:space="preserve">Worked Notes (I Do / We Do)</w:t>
+        <w:t xml:space="preserve">  — $6.00 ÷ 8 = $0.75 per marker.</w:t>
       </w:r>
     </w:p>
     <w:p>
@@ -3394,72 +3446,14 @@
           <w:sz w:val="21"/>
           <w:szCs w:val="21"/>
         </w:rPr>
-        <w:t xml:space="preserve">I Do:  </w:t>
-      </w:r>
-      <w:r>
-        <w:rPr>
-          <w:sz w:val="21"/>
-          <w:szCs w:val="21"/>
-        </w:rPr>
-        <w:t xml:space="preserve">A. $0.50 per game</w:t>
-      </w:r>
-    </w:p>
-    <w:p>
-      <w:pPr>
-        <w:spacing w:after="80"/>
-      </w:pPr>
-      <w:r>
-        <w:rPr>
-          <w:b/>
-          <w:bCs/>
-          <w:sz w:val="21"/>
-          <w:szCs w:val="21"/>
-        </w:rPr>
-        <w:t xml:space="preserve">We Do:  </w:t>
-      </w:r>
-      <w:r>
-        <w:rPr>
-          <w:sz w:val="21"/>
-          <w:szCs w:val="21"/>
-        </w:rPr>
-        <w:t xml:space="preserve">A. 30 miles per gallon</w:t>
-      </w:r>
-    </w:p>
-    <w:p>
-      <w:pPr>
-        <w:pStyle w:val="Heading2"/>
-        <w:spacing w:after="80" w:before="180"/>
-      </w:pPr>
-      <w:r>
-        <w:rPr>
-          <w:b/>
-          <w:bCs/>
-          <w:color w:val="12355B"/>
-          <w:sz w:val="24"/>
-          <w:szCs w:val="24"/>
-        </w:rPr>
-        <w:t xml:space="preserve">Independent Practice</w:t>
-      </w:r>
-    </w:p>
-    <w:p>
-      <w:pPr>
-        <w:spacing w:after="80"/>
-      </w:pPr>
-      <w:r>
-        <w:rPr>
-          <w:b/>
-          <w:bCs/>
-          <w:sz w:val="21"/>
-          <w:szCs w:val="21"/>
-        </w:rPr>
-        <w:t xml:space="preserve">1.  </w:t>
-      </w:r>
-      <w:r>
-        <w:rPr>
-          <w:sz w:val="21"/>
-          <w:szCs w:val="21"/>
-        </w:rPr>
-        <w:t xml:space="preserve">A)  $0.75</w:t>
+        <w:t xml:space="preserve">2.  </w:t>
+      </w:r>
+      <w:r>
+        <w:rPr>
+          <w:sz w:val="21"/>
+          <w:szCs w:val="21"/>
+        </w:rPr>
+        <w:t xml:space="preserve">A)  12 miles per 1 hour</w:t>
       </w:r>
       <w:r>
         <w:rPr>
@@ -3469,7 +3463,7 @@
           <w:sz w:val="19"/>
           <w:szCs w:val="19"/>
         </w:rPr>
-        <w:t xml:space="preserve">  — $6.00 ÷ 8 = $0.75 per marker.</w:t>
+        <w:t xml:space="preserve">  — A unit rate has 1 in the second quantity. '12 miles per 1 hour' is the only choice where the second quantity is 1.</w:t>
       </w:r>
     </w:p>
     <w:p>
@@ -3483,14 +3477,14 @@
           <w:sz w:val="21"/>
           <w:szCs w:val="21"/>
         </w:rPr>
-        <w:t xml:space="preserve">2.  </w:t>
-      </w:r>
-      <w:r>
-        <w:rPr>
-          <w:sz w:val="21"/>
-          <w:szCs w:val="21"/>
-        </w:rPr>
-        <w:t xml:space="preserve">A)  12 miles per 1 hour</w:t>
+        <w:t xml:space="preserve">3.  </w:t>
+      </w:r>
+      <w:r>
+        <w:rPr>
+          <w:sz w:val="21"/>
+          <w:szCs w:val="21"/>
+        </w:rPr>
+        <w:t xml:space="preserve">B)  Pack B</w:t>
       </w:r>
       <w:r>
         <w:rPr>
@@ -3500,7 +3494,7 @@
           <w:sz w:val="19"/>
           <w:szCs w:val="19"/>
         </w:rPr>
-        <w:t xml:space="preserve">  — A unit rate has 1 in the second quantity. '12 miles per 1 hour' is the only choice where the second quantity is 1.</w:t>
+        <w:t xml:space="preserve">  — Pack B has a unit rate of $0.20 per token, which is the lowest cost per token.</w:t>
       </w:r>
     </w:p>
     <w:p>
@@ -3514,14 +3508,14 @@
           <w:sz w:val="21"/>
           <w:szCs w:val="21"/>
         </w:rPr>
-        <w:t xml:space="preserve">3.  </w:t>
-      </w:r>
-      <w:r>
-        <w:rPr>
-          <w:sz w:val="21"/>
-          <w:szCs w:val="21"/>
-        </w:rPr>
-        <w:t xml:space="preserve">B)  Pack B</w:t>
+        <w:t xml:space="preserve">4.  </w:t>
+      </w:r>
+      <w:r>
+        <w:rPr>
+          <w:sz w:val="21"/>
+          <w:szCs w:val="21"/>
+        </w:rPr>
+        <w:t xml:space="preserve">A)  Runner B</w:t>
       </w:r>
       <w:r>
         <w:rPr>
@@ -3531,7 +3525,23 @@
           <w:sz w:val="19"/>
           <w:szCs w:val="19"/>
         </w:rPr>
-        <w:t xml:space="preserve">  — Pack B has a unit rate of $0.20 per token, which is the lowest cost per token.</w:t>
+        <w:t xml:space="preserve">  — Runner A: 4÷12 ≈ 0.33 laps/min. Runner B: 5÷14 ≈ 0.36 laps/min. Runner B runs slightly more laps per minute.</w:t>
+      </w:r>
+    </w:p>
+    <w:p>
+      <w:pPr>
+        <w:pStyle w:val="Heading2"/>
+        <w:spacing w:after="80" w:before="180"/>
+      </w:pPr>
+      <w:r>
+        <w:rPr>
+          <w:b/>
+          <w:bCs/>
+          <w:color w:val="12355B"/>
+          <w:sz w:val="24"/>
+          <w:szCs w:val="24"/>
+        </w:rPr>
+        <w:t xml:space="preserve">Exit Ticket</w:t>
       </w:r>
     </w:p>
     <w:p>
@@ -3540,19 +3550,10 @@
       </w:pPr>
       <w:r>
         <w:rPr>
-          <w:b/>
-          <w:bCs/>
-          <w:sz w:val="21"/>
-          <w:szCs w:val="21"/>
-        </w:rPr>
-        <w:t xml:space="preserve">4.  </w:t>
-      </w:r>
-      <w:r>
-        <w:rPr>
-          <w:sz w:val="21"/>
-          <w:szCs w:val="21"/>
-        </w:rPr>
-        <w:t xml:space="preserve">A)  Runner B</w:t>
+          <w:sz w:val="21"/>
+          <w:szCs w:val="21"/>
+        </w:rPr>
+        <w:t xml:space="preserve">A)  6 for $1.50 — $0.25 each</w:t>
       </w:r>
       <w:r>
         <w:rPr>
@@ -3562,173 +3563,7 @@
           <w:sz w:val="19"/>
           <w:szCs w:val="19"/>
         </w:rPr>
-        <w:t xml:space="preserve">  — Runner A: 4÷12 ≈ 0.33 laps/min. Runner B: 5÷14 ≈ 0.36 laps/min. Runner B runs slightly more laps per minute.</w:t>
-      </w:r>
-    </w:p>
-    <w:p>
-      <w:pPr>
-        <w:pStyle w:val="Heading2"/>
-        <w:spacing w:after="80" w:before="180"/>
-      </w:pPr>
-      <w:r>
-        <w:rPr>
-          <w:b/>
-          <w:bCs/>
-          <w:color w:val="12355B"/>
-          <w:sz w:val="24"/>
-          <w:szCs w:val="24"/>
-        </w:rPr>
-        <w:t xml:space="preserve">Exit Ticket</w:t>
-      </w:r>
-    </w:p>
-    <w:p>
-      <w:pPr>
-        <w:spacing w:after="80"/>
-      </w:pPr>
-      <w:r>
-        <w:rPr>
-          <w:sz w:val="21"/>
-          <w:szCs w:val="21"/>
-        </w:rPr>
-        <w:t xml:space="preserve">A)  6 for $1.50 — $0.25 each</w:t>
-      </w:r>
-      <w:r>
-        <w:rPr>
-          <w:i/>
-          <w:iCs/>
-          <w:color w:val="5F6F80"/>
-          <w:sz w:val="19"/>
-          <w:szCs w:val="19"/>
-        </w:rPr>
         <w:t xml:space="preserve">  — $1.50 ÷ 6 = $0.25 per pencil. $2.80 ÷ 10 = $0.28 per pencil. $0.25 &lt; $0.28, so 6 for $1.50 is the better buy.</w:t>
-      </w:r>
-    </w:p>
-    <w:p>
-      <w:pPr>
-        <w:pStyle w:val="Heading2"/>
-        <w:spacing w:after="80" w:before="180"/>
-      </w:pPr>
-      <w:r>
-        <w:rPr>
-          <w:b/>
-          <w:bCs/>
-          <w:color w:val="12355B"/>
-          <w:sz w:val="24"/>
-          <w:szCs w:val="24"/>
-        </w:rPr>
-        <w:t xml:space="preserve">Writing (TWR) — what to look for</w:t>
-      </w:r>
-    </w:p>
-    <w:p>
-      <w:pPr>
-        <w:spacing w:after="80"/>
-      </w:pPr>
-      <w:r>
-        <w:rPr>
-          <w:sz w:val="20"/>
-          <w:szCs w:val="20"/>
-        </w:rPr>
-        <w:t xml:space="preserve">Kernel sentence: a complete sentence needs a subject and a verb. Example: Rate is a ratio comparing two amounts with different units, like miles per hour.</w:t>
-      </w:r>
-    </w:p>
-    <w:p>
-      <w:pPr>
-        <w:spacing w:after="80"/>
-      </w:pPr>
-      <w:r>
-        <w:rPr>
-          <w:sz w:val="20"/>
-          <w:szCs w:val="20"/>
-        </w:rPr>
-        <w:t xml:space="preserve">Expansion: because = reason, but = contrast/exception, so = result. Answers vary; each must keep the kernel idea.</w:t>
-      </w:r>
-    </w:p>
-    <w:p>
-      <w:pPr>
-        <w:pStyle w:val="Heading2"/>
-        <w:spacing w:after="80" w:before="180"/>
-      </w:pPr>
-      <w:r>
-        <w:rPr>
-          <w:b/>
-          <w:bCs/>
-          <w:color w:val="12355B"/>
-          <w:sz w:val="24"/>
-          <w:szCs w:val="24"/>
-        </w:rPr>
-        <w:t xml:space="preserve">Turn &amp; Talk — listen for</w:t>
-      </w:r>
-    </w:p>
-    <w:p>
-      <w:pPr>
-        <w:spacing w:after="80"/>
-      </w:pPr>
-      <w:r>
-        <w:rPr>
-          <w:b/>
-          <w:bCs/>
-          <w:sz w:val="19"/>
-          <w:szCs w:val="19"/>
-        </w:rPr>
-        <w:t xml:space="preserve">1.  </w:t>
-      </w:r>
-      <w:r>
-        <w:rPr>
-          <w:i/>
-          <w:iCs/>
-          <w:color w:val="5F6F80"/>
-          <w:sz w:val="19"/>
-          <w:szCs w:val="19"/>
-        </w:rPr>
-        <w:t xml:space="preserve">Students notice the prices cannot be compared directly because the number of games differs, so they need the cost for one game (the unit rate) to compare fairly.</w:t>
-      </w:r>
-    </w:p>
-    <w:p>
-      <w:pPr>
-        <w:spacing w:after="80"/>
-      </w:pPr>
-      <w:r>
-        <w:rPr>
-          <w:b/>
-          <w:bCs/>
-          <w:sz w:val="19"/>
-          <w:szCs w:val="19"/>
-        </w:rPr>
-        <w:t xml:space="preserve">2.  </w:t>
-      </w:r>
-      <w:r>
-        <w:rPr>
-          <w:i/>
-          <w:iCs/>
-          <w:color w:val="5F6F80"/>
-          <w:sz w:val="19"/>
-          <w:szCs w:val="19"/>
-        </w:rPr>
-        <w:t xml:space="preserve">Students explain they divided total cost by number of games (e.g., $5.00 div 8 = $0.625) and state the result as a cost per one game.</w:t>
-      </w:r>
-    </w:p>
-    <w:p>
-      <w:pPr>
-        <w:spacing w:after="80"/>
-      </w:pPr>
-      <w:r>
-        <w:rPr>
-          <w:b/>
-          <w:bCs/>
-          <w:sz w:val="19"/>
-          <w:szCs w:val="19"/>
-        </w:rPr>
-        <w:t xml:space="preserve">3.  </w:t>
-      </w:r>
-      <w:r>
-        <w:rPr>
-          <w:i/>
-          <w:iCs/>
-          <w:color w:val="5F6F80"/>
-          <w:sz w:val="19"/>
-          <w:szCs w:val="19"/>
-        </w:rPr>
-        <w:t xml:space="preserve">Students compute $0.75/cup and $0.70/cup, and choose the large bag because the lower unit rate means each cup costs less.</w:t>
       </w:r>
     </w:p>
     <w:sectPr>

--- a/lessons/4-1/downloads/4-1-notes.docx
+++ b/lessons/4-1/downloads/4-1-notes.docx
@@ -3151,419 +3151,6 @@
       </w:pPr>
       <w:r>
         <w:t xml:space="preserve"/>
-      </w:r>
-    </w:p>
-    <w:p>
-      <w:pPr>
-        <w:pStyle w:val="Heading1"/>
-        <w:pageBreakBefore/>
-        <w:pBdr>
-          <w:bottom w:val="single" w:color="1FA6A2" w:sz="14" w:space="6"/>
-        </w:pBdr>
-        <w:spacing w:after="140" w:before="0"/>
-      </w:pPr>
-      <w:r>
-        <w:rPr>
-          <w:b/>
-          <w:bCs/>
-          <w:color w:val="12355B"/>
-          <w:sz w:val="30"/>
-          <w:szCs w:val="30"/>
-        </w:rPr>
-        <w:t xml:space="preserve">Answer Key &amp; Teacher Guide</w:t>
-      </w:r>
-    </w:p>
-    <w:p>
-      <w:pPr>
-        <w:spacing w:after="100"/>
-      </w:pPr>
-      <w:r>
-        <w:rPr>
-          <w:i/>
-          <w:iCs/>
-          <w:color w:val="5F6F80"/>
-          <w:sz w:val="19"/>
-          <w:szCs w:val="19"/>
-        </w:rPr>
-        <w:t xml:space="preserve">Teacher reference — remove or fold back before distributing to students.</w:t>
-      </w:r>
-    </w:p>
-    <w:p>
-      <w:pPr>
-        <w:pStyle w:val="Heading2"/>
-        <w:spacing w:after="80" w:before="180"/>
-      </w:pPr>
-      <w:r>
-        <w:rPr>
-          <w:b/>
-          <w:bCs/>
-          <w:color w:val="12355B"/>
-          <w:sz w:val="24"/>
-          <w:szCs w:val="24"/>
-        </w:rPr>
-        <w:t xml:space="preserve">Guided Notes (Fill-in)</w:t>
-      </w:r>
-    </w:p>
-    <w:p>
-      <w:pPr>
-        <w:spacing w:after="80"/>
-      </w:pPr>
-      <w:r>
-        <w:rPr>
-          <w:b/>
-          <w:bCs/>
-          <w:sz w:val="21"/>
-          <w:szCs w:val="21"/>
-        </w:rPr>
-        <w:t xml:space="preserve">Notes 1:  </w:t>
-      </w:r>
-      <w:r>
-        <w:rPr>
-          <w:sz w:val="21"/>
-          <w:szCs w:val="21"/>
-        </w:rPr>
-        <w:t xml:space="preserve">Rate</w:t>
-      </w:r>
-    </w:p>
-    <w:p>
-      <w:pPr>
-        <w:spacing w:after="80"/>
-      </w:pPr>
-      <w:r>
-        <w:rPr>
-          <w:b/>
-          <w:bCs/>
-          <w:sz w:val="21"/>
-          <w:szCs w:val="21"/>
-        </w:rPr>
-        <w:t xml:space="preserve">Notes 2:  </w:t>
-      </w:r>
-      <w:r>
-        <w:rPr>
-          <w:sz w:val="21"/>
-          <w:szCs w:val="21"/>
-        </w:rPr>
-        <w:t xml:space="preserve">Unit Rate</w:t>
-      </w:r>
-    </w:p>
-    <w:p>
-      <w:pPr>
-        <w:spacing w:after="80"/>
-      </w:pPr>
-      <w:r>
-        <w:rPr>
-          <w:b/>
-          <w:bCs/>
-          <w:sz w:val="21"/>
-          <w:szCs w:val="21"/>
-        </w:rPr>
-        <w:t xml:space="preserve">Notes 3:  </w:t>
-      </w:r>
-      <w:r>
-        <w:rPr>
-          <w:sz w:val="21"/>
-          <w:szCs w:val="21"/>
-        </w:rPr>
-        <w:t xml:space="preserve">Per</w:t>
-      </w:r>
-    </w:p>
-    <w:p>
-      <w:pPr>
-        <w:spacing w:after="80"/>
-      </w:pPr>
-      <w:r>
-        <w:rPr>
-          <w:b/>
-          <w:bCs/>
-          <w:sz w:val="21"/>
-          <w:szCs w:val="21"/>
-        </w:rPr>
-        <w:t xml:space="preserve">Notes 4:  </w:t>
-      </w:r>
-      <w:r>
-        <w:rPr>
-          <w:sz w:val="21"/>
-          <w:szCs w:val="21"/>
-        </w:rPr>
-        <w:t xml:space="preserve">Ratio</w:t>
-      </w:r>
-    </w:p>
-    <w:p>
-      <w:pPr>
-        <w:spacing w:after="80"/>
-      </w:pPr>
-      <w:r>
-        <w:rPr>
-          <w:b/>
-          <w:bCs/>
-          <w:sz w:val="21"/>
-          <w:szCs w:val="21"/>
-        </w:rPr>
-        <w:t xml:space="preserve">Notes 5:  </w:t>
-      </w:r>
-      <w:r>
-        <w:rPr>
-          <w:sz w:val="21"/>
-          <w:szCs w:val="21"/>
-        </w:rPr>
-        <w:t xml:space="preserve">Better Buy</w:t>
-      </w:r>
-    </w:p>
-    <w:p>
-      <w:pPr>
-        <w:spacing w:after="80"/>
-      </w:pPr>
-      <w:r>
-        <w:rPr>
-          <w:b/>
-          <w:bCs/>
-          <w:sz w:val="21"/>
-          <w:szCs w:val="21"/>
-        </w:rPr>
-        <w:t xml:space="preserve">Notes 6:  </w:t>
-      </w:r>
-      <w:r>
-        <w:rPr>
-          <w:sz w:val="21"/>
-          <w:szCs w:val="21"/>
-        </w:rPr>
-        <w:t xml:space="preserve">Divide</w:t>
-      </w:r>
-    </w:p>
-    <w:p>
-      <w:pPr>
-        <w:pStyle w:val="Heading2"/>
-        <w:spacing w:after="80" w:before="180"/>
-      </w:pPr>
-      <w:r>
-        <w:rPr>
-          <w:b/>
-          <w:bCs/>
-          <w:color w:val="12355B"/>
-          <w:sz w:val="24"/>
-          <w:szCs w:val="24"/>
-        </w:rPr>
-        <w:t xml:space="preserve">Worked Notes (I Do / We Do)</w:t>
-      </w:r>
-    </w:p>
-    <w:p>
-      <w:pPr>
-        <w:spacing w:after="80"/>
-      </w:pPr>
-      <w:r>
-        <w:rPr>
-          <w:b/>
-          <w:bCs/>
-          <w:sz w:val="21"/>
-          <w:szCs w:val="21"/>
-        </w:rPr>
-        <w:t xml:space="preserve">I Do:  </w:t>
-      </w:r>
-      <w:r>
-        <w:rPr>
-          <w:sz w:val="21"/>
-          <w:szCs w:val="21"/>
-        </w:rPr>
-        <w:t xml:space="preserve">A. $0.50 per game</w:t>
-      </w:r>
-    </w:p>
-    <w:p>
-      <w:pPr>
-        <w:spacing w:after="80"/>
-      </w:pPr>
-      <w:r>
-        <w:rPr>
-          <w:b/>
-          <w:bCs/>
-          <w:sz w:val="21"/>
-          <w:szCs w:val="21"/>
-        </w:rPr>
-        <w:t xml:space="preserve">We Do:  </w:t>
-      </w:r>
-      <w:r>
-        <w:rPr>
-          <w:sz w:val="21"/>
-          <w:szCs w:val="21"/>
-        </w:rPr>
-        <w:t xml:space="preserve">A. 30 miles per gallon</w:t>
-      </w:r>
-    </w:p>
-    <w:p>
-      <w:pPr>
-        <w:pStyle w:val="Heading2"/>
-        <w:spacing w:after="80" w:before="180"/>
-      </w:pPr>
-      <w:r>
-        <w:rPr>
-          <w:b/>
-          <w:bCs/>
-          <w:color w:val="12355B"/>
-          <w:sz w:val="24"/>
-          <w:szCs w:val="24"/>
-        </w:rPr>
-        <w:t xml:space="preserve">Independent Practice</w:t>
-      </w:r>
-    </w:p>
-    <w:p>
-      <w:pPr>
-        <w:spacing w:after="80"/>
-      </w:pPr>
-      <w:r>
-        <w:rPr>
-          <w:b/>
-          <w:bCs/>
-          <w:sz w:val="21"/>
-          <w:szCs w:val="21"/>
-        </w:rPr>
-        <w:t xml:space="preserve">1.  </w:t>
-      </w:r>
-      <w:r>
-        <w:rPr>
-          <w:sz w:val="21"/>
-          <w:szCs w:val="21"/>
-        </w:rPr>
-        <w:t xml:space="preserve">A)  $0.75</w:t>
-      </w:r>
-      <w:r>
-        <w:rPr>
-          <w:i/>
-          <w:iCs/>
-          <w:color w:val="5F6F80"/>
-          <w:sz w:val="19"/>
-          <w:szCs w:val="19"/>
-        </w:rPr>
-        <w:t xml:space="preserve">  — $6.00 ÷ 8 = $0.75 per marker.</w:t>
-      </w:r>
-    </w:p>
-    <w:p>
-      <w:pPr>
-        <w:spacing w:after="80"/>
-      </w:pPr>
-      <w:r>
-        <w:rPr>
-          <w:b/>
-          <w:bCs/>
-          <w:sz w:val="21"/>
-          <w:szCs w:val="21"/>
-        </w:rPr>
-        <w:t xml:space="preserve">2.  </w:t>
-      </w:r>
-      <w:r>
-        <w:rPr>
-          <w:sz w:val="21"/>
-          <w:szCs w:val="21"/>
-        </w:rPr>
-        <w:t xml:space="preserve">A)  12 miles per 1 hour</w:t>
-      </w:r>
-      <w:r>
-        <w:rPr>
-          <w:i/>
-          <w:iCs/>
-          <w:color w:val="5F6F80"/>
-          <w:sz w:val="19"/>
-          <w:szCs w:val="19"/>
-        </w:rPr>
-        <w:t xml:space="preserve">  — A unit rate has 1 in the second quantity. '12 miles per 1 hour' is the only choice where the second quantity is 1.</w:t>
-      </w:r>
-    </w:p>
-    <w:p>
-      <w:pPr>
-        <w:spacing w:after="80"/>
-      </w:pPr>
-      <w:r>
-        <w:rPr>
-          <w:b/>
-          <w:bCs/>
-          <w:sz w:val="21"/>
-          <w:szCs w:val="21"/>
-        </w:rPr>
-        <w:t xml:space="preserve">3.  </w:t>
-      </w:r>
-      <w:r>
-        <w:rPr>
-          <w:sz w:val="21"/>
-          <w:szCs w:val="21"/>
-        </w:rPr>
-        <w:t xml:space="preserve">B)  Pack B</w:t>
-      </w:r>
-      <w:r>
-        <w:rPr>
-          <w:i/>
-          <w:iCs/>
-          <w:color w:val="5F6F80"/>
-          <w:sz w:val="19"/>
-          <w:szCs w:val="19"/>
-        </w:rPr>
-        <w:t xml:space="preserve">  — Pack B has a unit rate of $0.20 per token, which is the lowest cost per token.</w:t>
-      </w:r>
-    </w:p>
-    <w:p>
-      <w:pPr>
-        <w:spacing w:after="80"/>
-      </w:pPr>
-      <w:r>
-        <w:rPr>
-          <w:b/>
-          <w:bCs/>
-          <w:sz w:val="21"/>
-          <w:szCs w:val="21"/>
-        </w:rPr>
-        <w:t xml:space="preserve">4.  </w:t>
-      </w:r>
-      <w:r>
-        <w:rPr>
-          <w:sz w:val="21"/>
-          <w:szCs w:val="21"/>
-        </w:rPr>
-        <w:t xml:space="preserve">A)  Runner B</w:t>
-      </w:r>
-      <w:r>
-        <w:rPr>
-          <w:i/>
-          <w:iCs/>
-          <w:color w:val="5F6F80"/>
-          <w:sz w:val="19"/>
-          <w:szCs w:val="19"/>
-        </w:rPr>
-        <w:t xml:space="preserve">  — Runner A: 4÷12 ≈ 0.33 laps/min. Runner B: 5÷14 ≈ 0.36 laps/min. Runner B runs slightly more laps per minute.</w:t>
-      </w:r>
-    </w:p>
-    <w:p>
-      <w:pPr>
-        <w:pStyle w:val="Heading2"/>
-        <w:spacing w:after="80" w:before="180"/>
-      </w:pPr>
-      <w:r>
-        <w:rPr>
-          <w:b/>
-          <w:bCs/>
-          <w:color w:val="12355B"/>
-          <w:sz w:val="24"/>
-          <w:szCs w:val="24"/>
-        </w:rPr>
-        <w:t xml:space="preserve">Exit Ticket</w:t>
-      </w:r>
-    </w:p>
-    <w:p>
-      <w:pPr>
-        <w:spacing w:after="80"/>
-      </w:pPr>
-      <w:r>
-        <w:rPr>
-          <w:sz w:val="21"/>
-          <w:szCs w:val="21"/>
-        </w:rPr>
-        <w:t xml:space="preserve">A)  6 for $1.50 — $0.25 each</w:t>
-      </w:r>
-      <w:r>
-        <w:rPr>
-          <w:i/>
-          <w:iCs/>
-          <w:color w:val="5F6F80"/>
-          <w:sz w:val="19"/>
-          <w:szCs w:val="19"/>
-        </w:rPr>
-        <w:t xml:space="preserve">  — $1.50 ÷ 6 = $0.25 per pencil. $2.80 ÷ 10 = $0.28 per pencil. $0.25 &lt; $0.28, so 6 for $1.50 is the better buy.</w:t>
       </w:r>
     </w:p>
     <w:sectPr>

--- a/lessons/4-1/downloads/4-1-notes.docx
+++ b/lessons/4-1/downloads/4-1-notes.docx
@@ -14,7 +14,7 @@
           <w:sz w:val="18"/>
           <w:szCs w:val="18"/>
         </w:rPr>
-        <w:t xml:space="preserve">UNIT 4  ·  LESSON 1      STANDARD 6.RP.2</w:t>
+        <w:t xml:space="preserve">UNIT 4  ·  LESSON 1      STANDARD 6.AT.2</w:t>
       </w:r>
     </w:p>
     <w:p>
@@ -2518,6 +2518,32 @@
     </w:p>
     <w:p>
       <w:pPr>
+        <w:pStyle w:val="Heading2"/>
+        <w:spacing w:after="80" w:before="180"/>
+      </w:pPr>
+      <w:r>
+        <w:rPr>
+          <w:b/>
+          <w:bCs/>
+          <w:color w:val="12355B"/>
+          <w:sz w:val="24"/>
+          <w:szCs w:val="24"/>
+        </w:rPr>
+        <w:t xml:space="preserve">Level 1 Support</w:t>
+      </w:r>
+      <w:r>
+        <w:rPr>
+          <w:i/>
+          <w:iCs/>
+          <w:color w:val="1FA6A2"/>
+          <w:sz w:val="19"/>
+          <w:szCs w:val="19"/>
+        </w:rPr>
+        <w:t xml:space="preserve">   extra scaffolding</w:t>
+      </w:r>
+    </w:p>
+    <w:p>
+      <w:pPr>
         <w:keepNext/>
         <w:spacing w:after="60" w:before="160"/>
       </w:pPr>
@@ -2776,6 +2802,32 @@
         </w:tc>
       </w:tr>
     </w:tbl>
+    <w:p>
+      <w:pPr>
+        <w:pStyle w:val="Heading2"/>
+        <w:spacing w:after="80" w:before="180"/>
+      </w:pPr>
+      <w:r>
+        <w:rPr>
+          <w:b/>
+          <w:bCs/>
+          <w:color w:val="12355B"/>
+          <w:sz w:val="24"/>
+          <w:szCs w:val="24"/>
+        </w:rPr>
+        <w:t xml:space="preserve">On Level</w:t>
+      </w:r>
+      <w:r>
+        <w:rPr>
+          <w:i/>
+          <w:iCs/>
+          <w:color w:val="12355B"/>
+          <w:sz w:val="19"/>
+          <w:szCs w:val="19"/>
+        </w:rPr>
+        <w:t xml:space="preserve">   grade-level practice</w:t>
+      </w:r>
+    </w:p>
     <w:p>
       <w:pPr>
         <w:keepNext/>

--- a/lessons/4-1/downloads/4-1-notes.docx
+++ b/lessons/4-1/downloads/4-1-notes.docx
@@ -1404,6 +1404,1302 @@
           <w:szCs w:val="22"/>
         </w:rPr>
         <w:t xml:space="preserve">To find a unit rate, I ___ the price by the number of units.</w:t>
+      </w:r>
+    </w:p>
+    <w:p>
+      <w:pPr>
+        <w:pStyle w:val="Heading1"/>
+        <w:pageBreakBefore/>
+        <w:pBdr>
+          <w:bottom w:val="single" w:color="1FA6A2" w:sz="14" w:space="6"/>
+        </w:pBdr>
+        <w:spacing w:after="140" w:before="0"/>
+      </w:pPr>
+      <w:r>
+        <w:rPr>
+          <w:b/>
+          <w:bCs/>
+          <w:color w:val="12355B"/>
+          <w:sz w:val="30"/>
+          <w:szCs w:val="30"/>
+        </w:rPr>
+        <w:t xml:space="preserve">Write About the Math</w:t>
+      </w:r>
+    </w:p>
+    <w:p>
+      <w:pPr>
+        <w:spacing w:after="100"/>
+      </w:pPr>
+      <w:r>
+        <w:rPr>
+          <w:i/>
+          <w:iCs/>
+          <w:color w:val="5F6F80"/>
+          <w:sz w:val="19"/>
+          <w:szCs w:val="19"/>
+        </w:rPr>
+        <w:t xml:space="preserve">Use the support level you need. Every level answers the same math question.</w:t>
+      </w:r>
+    </w:p>
+    <w:p>
+      <w:pPr>
+        <w:pStyle w:val="Heading2"/>
+        <w:spacing w:after="80" w:before="180"/>
+      </w:pPr>
+      <w:r>
+        <w:rPr>
+          <w:b/>
+          <w:bCs/>
+          <w:color w:val="12355B"/>
+          <w:sz w:val="24"/>
+          <w:szCs w:val="24"/>
+        </w:rPr>
+        <w:t xml:space="preserve">1. Understand the Question</w:t>
+      </w:r>
+      <w:r>
+        <w:rPr>
+          <w:i/>
+          <w:iCs/>
+          <w:color w:val="B97A12"/>
+          <w:sz w:val="19"/>
+          <w:szCs w:val="19"/>
+        </w:rPr>
+        <w:t xml:space="preserve">   explain</w:t>
+      </w:r>
+    </w:p>
+    <w:tbl>
+      <w:tblPr>
+        <w:tblW w:type="pct" w:w="100%"/>
+        <w:tblBorders>
+          <w:top w:val="single" w:color="1FA6A2" w:sz="8"/>
+          <w:left w:val="single" w:color="1FA6A2" w:sz="8"/>
+          <w:bottom w:val="single" w:color="1FA6A2" w:sz="8"/>
+          <w:right w:val="single" w:color="1FA6A2" w:sz="8"/>
+          <w:insideH w:val="single" w:color="auto" w:sz="4"/>
+          <w:insideV w:val="single" w:color="auto" w:sz="4"/>
+        </w:tblBorders>
+      </w:tblPr>
+      <w:tblGrid>
+        <w:gridCol w:w="100"/>
+      </w:tblGrid>
+      <w:tr>
+        <w:tc>
+          <w:tcPr>
+            <w:shd w:fill="E6F4F3" w:color="auto" w:val="clear"/>
+            <w:tcMar>
+              <w:top w:type="dxa" w:w="120"/>
+              <w:left w:type="dxa" w:w="180"/>
+              <w:bottom w:type="dxa" w:w="120"/>
+              <w:right w:type="dxa" w:w="180"/>
+            </w:tcMar>
+          </w:tcPr>
+          <w:p>
+            <w:pPr>
+              <w:spacing w:after="60"/>
+            </w:pPr>
+            <w:r>
+              <w:rPr>
+                <w:color w:val="1A2733"/>
+                <w:sz w:val="21"/>
+                <w:szCs w:val="21"/>
+              </w:rPr>
+              <w:t xml:space="preserve">How did you find the cost per game (the unit rate) for each booth, and what did you divide?</w:t>
+            </w:r>
+          </w:p>
+          <w:p>
+            <w:pPr>
+              <w:spacing w:after="0"/>
+            </w:pPr>
+            <w:r>
+              <w:rPr>
+                <w:b/>
+                <w:bCs/>
+                <w:color w:val="12355B"/>
+                <w:sz w:val="20"/>
+                <w:szCs w:val="20"/>
+              </w:rPr>
+              <w:t xml:space="preserve">Your job:  </w:t>
+            </w:r>
+            <w:r>
+              <w:rPr>
+                <w:sz w:val="20"/>
+                <w:szCs w:val="20"/>
+              </w:rPr>
+              <w:t xml:space="preserve">Answer the question. Use math evidence. Explain how the evidence proves your answer.</w:t>
+            </w:r>
+            <w:r>
+              <w:rPr>
+                <w:i/>
+                <w:iCs/>
+                <w:color w:val="5F6F80"/>
+                <w:sz w:val="18"/>
+                <w:szCs w:val="18"/>
+              </w:rPr>
+              <w:br/>
+              <w:t xml:space="preserve">Responde la pregunta. Usa evidencia matemática. Explica cómo la evidencia demuestra tu respuesta.</w:t>
+            </w:r>
+          </w:p>
+        </w:tc>
+      </w:tr>
+    </w:tbl>
+    <w:p>
+      <w:pPr>
+        <w:pStyle w:val="Heading2"/>
+        <w:spacing w:after="80" w:before="180"/>
+      </w:pPr>
+      <w:r>
+        <w:rPr>
+          <w:b/>
+          <w:bCs/>
+          <w:color w:val="12355B"/>
+          <w:sz w:val="24"/>
+          <w:szCs w:val="24"/>
+        </w:rPr>
+        <w:t xml:space="preserve">2. Plan Your Math Words</w:t>
+      </w:r>
+      <w:r>
+        <w:rPr>
+          <w:i/>
+          <w:iCs/>
+          <w:color w:val="1FA6A2"/>
+          <w:sz w:val="19"/>
+          <w:szCs w:val="19"/>
+        </w:rPr>
+        <w:t xml:space="preserve">   check at least two</w:t>
+      </w:r>
+    </w:p>
+    <w:p>
+      <w:pPr>
+        <w:spacing w:after="60"/>
+      </w:pPr>
+      <w:r>
+        <w:rPr>
+          <w:b/>
+          <w:bCs/>
+          <w:color w:val="1FA6A2"/>
+          <w:sz w:val="22"/>
+          <w:szCs w:val="22"/>
+        </w:rPr>
+        <w:t xml:space="preserve">☐  </w:t>
+      </w:r>
+      <w:r>
+        <w:rPr>
+          <w:b/>
+          <w:bCs/>
+          <w:color w:val="12355B"/>
+          <w:sz w:val="20"/>
+          <w:szCs w:val="20"/>
+        </w:rPr>
+        <w:t xml:space="preserve">Rate — </w:t>
+      </w:r>
+      <w:r>
+        <w:rPr>
+          <w:sz w:val="20"/>
+          <w:szCs w:val="20"/>
+        </w:rPr>
+        <w:t xml:space="preserve">A ratio comparing two amounts with different units, like miles per hour.</w:t>
+      </w:r>
+      <w:r>
+        <w:rPr>
+          <w:i/>
+          <w:iCs/>
+          <w:color w:val="5F6F80"/>
+          <w:sz w:val="18"/>
+          <w:szCs w:val="18"/>
+        </w:rPr>
+        <w:br/>
+        <w:t xml:space="preserve">Tasa — Una razón que compara dos cantidades con unidades distintas, como millas por hora.</w:t>
+      </w:r>
+    </w:p>
+    <w:p>
+      <w:pPr>
+        <w:spacing w:after="60"/>
+      </w:pPr>
+      <w:r>
+        <w:rPr>
+          <w:b/>
+          <w:bCs/>
+          <w:color w:val="1FA6A2"/>
+          <w:sz w:val="22"/>
+          <w:szCs w:val="22"/>
+        </w:rPr>
+        <w:t xml:space="preserve">☐  </w:t>
+      </w:r>
+      <w:r>
+        <w:rPr>
+          <w:b/>
+          <w:bCs/>
+          <w:color w:val="12355B"/>
+          <w:sz w:val="20"/>
+          <w:szCs w:val="20"/>
+        </w:rPr>
+        <w:t xml:space="preserve">Unit Rate — </w:t>
+      </w:r>
+      <w:r>
+        <w:rPr>
+          <w:sz w:val="20"/>
+          <w:szCs w:val="20"/>
+        </w:rPr>
+        <w:t xml:space="preserve">A rate for just 1 of something, like cost for 1 item.</w:t>
+      </w:r>
+      <w:r>
+        <w:rPr>
+          <w:i/>
+          <w:iCs/>
+          <w:color w:val="5F6F80"/>
+          <w:sz w:val="18"/>
+          <w:szCs w:val="18"/>
+        </w:rPr>
+        <w:br/>
+        <w:t xml:space="preserve">Tasa unitaria — Una tasa para solo 1 de algo, como el precio de 1 artículo.</w:t>
+      </w:r>
+    </w:p>
+    <w:p>
+      <w:pPr>
+        <w:spacing w:after="60"/>
+      </w:pPr>
+      <w:r>
+        <w:rPr>
+          <w:b/>
+          <w:bCs/>
+          <w:color w:val="1FA6A2"/>
+          <w:sz w:val="22"/>
+          <w:szCs w:val="22"/>
+        </w:rPr>
+        <w:t xml:space="preserve">☐  </w:t>
+      </w:r>
+      <w:r>
+        <w:rPr>
+          <w:b/>
+          <w:bCs/>
+          <w:color w:val="12355B"/>
+          <w:sz w:val="20"/>
+          <w:szCs w:val="20"/>
+        </w:rPr>
+        <w:t xml:space="preserve">Per — </w:t>
+      </w:r>
+      <w:r>
+        <w:rPr>
+          <w:sz w:val="20"/>
+          <w:szCs w:val="20"/>
+        </w:rPr>
+        <w:t xml:space="preserve">For each one. Example: 5 dollars per book.</w:t>
+      </w:r>
+      <w:r>
+        <w:rPr>
+          <w:i/>
+          <w:iCs/>
+          <w:color w:val="5F6F80"/>
+          <w:sz w:val="18"/>
+          <w:szCs w:val="18"/>
+        </w:rPr>
+        <w:br/>
+        <w:t xml:space="preserve">Por — Por cada uno. Ejemplo: 5 dólares por libro.</w:t>
+      </w:r>
+    </w:p>
+    <w:p>
+      <w:pPr>
+        <w:spacing w:after="60"/>
+      </w:pPr>
+      <w:r>
+        <w:rPr>
+          <w:b/>
+          <w:bCs/>
+          <w:color w:val="1FA6A2"/>
+          <w:sz w:val="22"/>
+          <w:szCs w:val="22"/>
+        </w:rPr>
+        <w:t xml:space="preserve">☐  </w:t>
+      </w:r>
+      <w:r>
+        <w:rPr>
+          <w:b/>
+          <w:bCs/>
+          <w:color w:val="12355B"/>
+          <w:sz w:val="20"/>
+          <w:szCs w:val="20"/>
+        </w:rPr>
+        <w:t xml:space="preserve">Divide — </w:t>
+      </w:r>
+      <w:r>
+        <w:rPr>
+          <w:sz w:val="20"/>
+          <w:szCs w:val="20"/>
+        </w:rPr>
+        <w:t xml:space="preserve">Splitting a total into equal groups.</w:t>
+      </w:r>
+      <w:r>
+        <w:rPr>
+          <w:i/>
+          <w:iCs/>
+          <w:color w:val="5F6F80"/>
+          <w:sz w:val="18"/>
+          <w:szCs w:val="18"/>
+        </w:rPr>
+        <w:br/>
+        <w:t xml:space="preserve">Dividir — Repartir un total en grupos iguales.</w:t>
+      </w:r>
+    </w:p>
+    <w:p>
+      <w:pPr>
+        <w:spacing w:after="60"/>
+      </w:pPr>
+      <w:r>
+        <w:rPr>
+          <w:b/>
+          <w:bCs/>
+          <w:color w:val="1FA6A2"/>
+          <w:sz w:val="22"/>
+          <w:szCs w:val="22"/>
+        </w:rPr>
+        <w:t xml:space="preserve">☐  </w:t>
+      </w:r>
+      <w:r>
+        <w:rPr>
+          <w:b/>
+          <w:bCs/>
+          <w:color w:val="12355B"/>
+          <w:sz w:val="20"/>
+          <w:szCs w:val="20"/>
+        </w:rPr>
+        <w:t xml:space="preserve">Ratio — </w:t>
+      </w:r>
+      <w:r>
+        <w:rPr>
+          <w:sz w:val="20"/>
+          <w:szCs w:val="20"/>
+        </w:rPr>
+        <w:t xml:space="preserve">A way to compare two amounts.</w:t>
+      </w:r>
+      <w:r>
+        <w:rPr>
+          <w:i/>
+          <w:iCs/>
+          <w:color w:val="5F6F80"/>
+          <w:sz w:val="18"/>
+          <w:szCs w:val="18"/>
+        </w:rPr>
+        <w:br/>
+        <w:t xml:space="preserve">Razón — Una manera de comparar dos cantidades.</w:t>
+      </w:r>
+    </w:p>
+    <w:tbl>
+      <w:tblPr>
+        <w:tblW w:type="pct" w:w="100%"/>
+        <w:tblBorders>
+          <w:top w:val="single" w:color="1FA6A2" w:sz="8"/>
+          <w:left w:val="single" w:color="1FA6A2" w:sz="8"/>
+          <w:bottom w:val="single" w:color="1FA6A2" w:sz="8"/>
+          <w:right w:val="single" w:color="1FA6A2" w:sz="8"/>
+          <w:insideH w:val="single" w:color="auto" w:sz="4"/>
+          <w:insideV w:val="single" w:color="auto" w:sz="4"/>
+        </w:tblBorders>
+      </w:tblPr>
+      <w:tblGrid>
+        <w:gridCol w:w="100"/>
+      </w:tblGrid>
+      <w:tr>
+        <w:tc>
+          <w:tcPr>
+            <w:shd w:fill="F7FFFD" w:color="auto" w:val="clear"/>
+            <w:tcMar>
+              <w:top w:type="dxa" w:w="120"/>
+              <w:left w:type="dxa" w:w="180"/>
+              <w:bottom w:type="dxa" w:w="120"/>
+              <w:right w:type="dxa" w:w="180"/>
+            </w:tcMar>
+          </w:tcPr>
+          <w:p>
+            <w:pPr>
+              <w:spacing w:after="50"/>
+            </w:pPr>
+            <w:r>
+              <w:rPr>
+                <w:b/>
+                <w:bCs/>
+                <w:color w:val="1FA6A2"/>
+                <w:sz w:val="20"/>
+                <w:szCs w:val="20"/>
+              </w:rPr>
+              <w:t xml:space="preserve">Say it first:  </w:t>
+            </w:r>
+            <w:r>
+              <w:rPr>
+                <w:sz w:val="20"/>
+                <w:szCs w:val="20"/>
+              </w:rPr>
+              <w:t xml:space="preserve">Say your idea to a partner or quietly to yourself before you write.</w:t>
+            </w:r>
+          </w:p>
+          <w:p>
+            <w:pPr>
+              <w:spacing w:after="60"/>
+            </w:pPr>
+            <w:r>
+              <w:rPr>
+                <w:color w:val="1A2733"/>
+                <w:sz w:val="21"/>
+                <w:szCs w:val="21"/>
+              </w:rPr>
+              <w:t xml:space="preserve">The unit rate is ___ per one ___.</w:t>
+            </w:r>
+            <w:r>
+              <w:rPr>
+                <w:i/>
+                <w:iCs/>
+                <w:color w:val="5F6F80"/>
+                <w:sz w:val="19"/>
+                <w:szCs w:val="19"/>
+              </w:rPr>
+              <w:br/>
+              <w:t xml:space="preserve">La tasa unitaria es ___ por un ___.</w:t>
+            </w:r>
+          </w:p>
+        </w:tc>
+      </w:tr>
+    </w:tbl>
+    <w:p>
+      <w:pPr>
+        <w:pStyle w:val="Heading2"/>
+        <w:spacing w:after="80" w:before="180"/>
+      </w:pPr>
+      <w:r>
+        <w:rPr>
+          <w:b/>
+          <w:bCs/>
+          <w:color w:val="12355B"/>
+          <w:sz w:val="24"/>
+          <w:szCs w:val="24"/>
+        </w:rPr>
+        <w:t xml:space="preserve">3. Build Your Explanation</w:t>
+      </w:r>
+      <w:r>
+        <w:rPr>
+          <w:i/>
+          <w:iCs/>
+          <w:color w:val="B97A12"/>
+          <w:sz w:val="19"/>
+          <w:szCs w:val="19"/>
+        </w:rPr>
+        <w:t xml:space="preserve">   choose your support</w:t>
+      </w:r>
+    </w:p>
+    <w:tbl>
+      <w:tblPr>
+        <w:tblW w:type="pct" w:w="100%"/>
+        <w:tblBorders>
+          <w:top w:val="single" w:color="BBD0DE" w:sz="8"/>
+          <w:left w:val="single" w:color="BBD0DE" w:sz="8"/>
+          <w:bottom w:val="single" w:color="BBD0DE" w:sz="8"/>
+          <w:right w:val="single" w:color="BBD0DE" w:sz="8"/>
+          <w:insideH w:val="single" w:color="auto" w:sz="4"/>
+          <w:insideV w:val="single" w:color="auto" w:sz="4"/>
+        </w:tblBorders>
+      </w:tblPr>
+      <w:tblGrid>
+        <w:gridCol w:w="100"/>
+      </w:tblGrid>
+      <w:tr>
+        <w:tc>
+          <w:tcPr>
+            <w:shd w:fill="EEF4F8" w:color="auto" w:val="clear"/>
+            <w:tcMar>
+              <w:top w:type="dxa" w:w="120"/>
+              <w:left w:type="dxa" w:w="180"/>
+              <w:bottom w:type="dxa" w:w="120"/>
+              <w:right w:type="dxa" w:w="180"/>
+            </w:tcMar>
+          </w:tcPr>
+          <w:p>
+            <w:pPr>
+              <w:spacing w:after="50"/>
+            </w:pPr>
+            <w:r>
+              <w:rPr>
+                <w:i/>
+                <w:iCs/>
+                <w:color w:val="5F6F80"/>
+                <w:sz w:val="19"/>
+                <w:szCs w:val="19"/>
+              </w:rPr>
+              <w:t xml:space="preserve">This model shows the parts of an explanation. It does not answer your writing question.</w:t>
+            </w:r>
+          </w:p>
+          <w:p>
+            <w:pPr>
+              <w:spacing w:after="80"/>
+            </w:pPr>
+            <w:r>
+              <w:rPr>
+                <w:b/>
+                <w:bCs/>
+                <w:color w:val="12355B"/>
+                <w:sz w:val="19"/>
+                <w:szCs w:val="19"/>
+              </w:rPr>
+              <w:t xml:space="preserve">Claim:  </w:t>
+            </w:r>
+            <w:r>
+              <w:rPr>
+                <w:sz w:val="19"/>
+                <w:szCs w:val="19"/>
+              </w:rPr>
+              <w:t xml:space="preserve">It is hard to compare because the booths have different numbers of games.</w:t>
+            </w:r>
+          </w:p>
+          <w:p>
+            <w:pPr>
+              <w:spacing w:after="80"/>
+            </w:pPr>
+            <w:r>
+              <w:rPr>
+                <w:b/>
+                <w:bCs/>
+                <w:color w:val="12355B"/>
+                <w:sz w:val="19"/>
+                <w:szCs w:val="19"/>
+              </w:rPr>
+              <w:t xml:space="preserve">Evidence:  </w:t>
+            </w:r>
+            <w:r>
+              <w:rPr>
+                <w:sz w:val="19"/>
+                <w:szCs w:val="19"/>
+              </w:rPr>
+              <w:t xml:space="preserve">Students notice the prices cannot be compared directly because the number of games differs, so they need the cost for one game (the unit rate) to compare fairly.</w:t>
+            </w:r>
+          </w:p>
+          <w:p>
+            <w:pPr>
+              <w:spacing w:after="80"/>
+            </w:pPr>
+            <w:r>
+              <w:rPr>
+                <w:b/>
+                <w:bCs/>
+                <w:color w:val="12355B"/>
+                <w:sz w:val="19"/>
+                <w:szCs w:val="19"/>
+              </w:rPr>
+              <w:t xml:space="preserve">Reasoning:  </w:t>
+            </w:r>
+            <w:r>
+              <w:rPr>
+                <w:sz w:val="19"/>
+                <w:szCs w:val="19"/>
+              </w:rPr>
+              <w:t xml:space="preserve">This evidence connects the definition of rate to the mathematical claim.</w:t>
+            </w:r>
+          </w:p>
+        </w:tc>
+      </w:tr>
+    </w:tbl>
+    <w:p>
+      <w:pPr>
+        <w:pStyle w:val="Heading2"/>
+        <w:spacing w:after="80" w:before="180"/>
+      </w:pPr>
+      <w:r>
+        <w:rPr>
+          <w:b/>
+          <w:bCs/>
+          <w:color w:val="12355B"/>
+          <w:sz w:val="24"/>
+          <w:szCs w:val="24"/>
+        </w:rPr>
+        <w:t xml:space="preserve">Start</w:t>
+      </w:r>
+      <w:r>
+        <w:rPr>
+          <w:i/>
+          <w:iCs/>
+          <w:color w:val="1FA6A2"/>
+          <w:sz w:val="19"/>
+          <w:szCs w:val="19"/>
+        </w:rPr>
+        <w:t xml:space="preserve">   Most language support</w:t>
+      </w:r>
+    </w:p>
+    <w:p>
+      <w:pPr>
+        <w:spacing w:after="60"/>
+      </w:pPr>
+      <w:r>
+        <w:rPr>
+          <w:color w:val="1A2733"/>
+          <w:sz w:val="21"/>
+          <w:szCs w:val="21"/>
+        </w:rPr>
+        <w:t xml:space="preserve">Complete the frames. Use the word bank.</w:t>
+      </w:r>
+      <w:r>
+        <w:rPr>
+          <w:i/>
+          <w:iCs/>
+          <w:color w:val="5F6F80"/>
+          <w:sz w:val="19"/>
+          <w:szCs w:val="19"/>
+        </w:rPr>
+        <w:br/>
+        <w:t xml:space="preserve">Completa las oraciones. Usa el banco de palabras.</w:t>
+      </w:r>
+    </w:p>
+    <w:p>
+      <w:pPr>
+        <w:spacing w:after="60"/>
+      </w:pPr>
+      <w:r>
+        <w:rPr>
+          <w:color w:val="1A2733"/>
+          <w:sz w:val="21"/>
+          <w:szCs w:val="21"/>
+        </w:rPr>
+        <w:t xml:space="preserve">The unit rate is ___ per one ___.</w:t>
+      </w:r>
+      <w:r>
+        <w:rPr>
+          <w:i/>
+          <w:iCs/>
+          <w:color w:val="5F6F80"/>
+          <w:sz w:val="19"/>
+          <w:szCs w:val="19"/>
+        </w:rPr>
+        <w:br/>
+        <w:t xml:space="preserve">La tasa unitaria es ___ por un ___.</w:t>
+      </w:r>
+    </w:p>
+    <w:p>
+      <w:pPr>
+        <w:spacing w:after="60"/>
+      </w:pPr>
+      <w:r>
+        <w:rPr>
+          <w:color w:val="1A2733"/>
+          <w:sz w:val="21"/>
+          <w:szCs w:val="21"/>
+        </w:rPr>
+        <w:t xml:space="preserve">I divided ___ by ___ to get the cost per game.</w:t>
+      </w:r>
+      <w:r>
+        <w:rPr>
+          <w:i/>
+          <w:iCs/>
+          <w:color w:val="5F6F80"/>
+          <w:sz w:val="19"/>
+          <w:szCs w:val="19"/>
+        </w:rPr>
+        <w:br/>
+        <w:t xml:space="preserve">Dividí ___ entre ___ para obtener el costo por juego.</w:t>
+      </w:r>
+    </w:p>
+    <w:tbl>
+      <w:tblPr>
+        <w:tblW w:type="pct" w:w="100%"/>
+        <w:tblBorders>
+          <w:top w:val="single" w:color="C7D2DD" w:sz="6"/>
+          <w:left w:val="single" w:color="C7D2DD" w:sz="6"/>
+          <w:bottom w:val="single" w:color="C7D2DD" w:sz="6"/>
+          <w:right w:val="single" w:color="C7D2DD" w:sz="6"/>
+          <w:insideH w:val="single" w:color="auto" w:sz="4"/>
+          <w:insideV w:val="single" w:color="auto" w:sz="4"/>
+        </w:tblBorders>
+      </w:tblPr>
+      <w:tblGrid>
+        <w:gridCol w:w="100"/>
+      </w:tblGrid>
+      <w:tr>
+        <w:tc>
+          <w:tcPr>
+            <w:shd w:fill="FBF3E2" w:color="auto" w:val="clear"/>
+            <w:tcMar>
+              <w:top w:type="dxa" w:w="60"/>
+              <w:left w:type="dxa" w:w="120"/>
+              <w:bottom w:type="dxa" w:w="60"/>
+              <w:right w:type="dxa" w:w="120"/>
+            </w:tcMar>
+          </w:tcPr>
+          <w:p>
+            <w:pPr>
+              <w:spacing w:after="0" w:line="320"/>
+            </w:pPr>
+            <w:r>
+              <w:t xml:space="preserve"/>
+            </w:r>
+          </w:p>
+          <w:p>
+            <w:pPr>
+              <w:spacing w:after="0" w:line="320"/>
+            </w:pPr>
+            <w:r>
+              <w:t xml:space="preserve"/>
+            </w:r>
+          </w:p>
+          <w:p>
+            <w:pPr>
+              <w:spacing w:after="0" w:line="320"/>
+            </w:pPr>
+            <w:r>
+              <w:t xml:space="preserve"/>
+            </w:r>
+          </w:p>
+        </w:tc>
+      </w:tr>
+    </w:tbl>
+    <w:p>
+      <w:pPr>
+        <w:pStyle w:val="Heading2"/>
+        <w:spacing w:after="80" w:before="180"/>
+      </w:pPr>
+      <w:r>
+        <w:rPr>
+          <w:b/>
+          <w:bCs/>
+          <w:color w:val="12355B"/>
+          <w:sz w:val="24"/>
+          <w:szCs w:val="24"/>
+        </w:rPr>
+        <w:t xml:space="preserve">Build</w:t>
+      </w:r>
+      <w:r>
+        <w:rPr>
+          <w:i/>
+          <w:iCs/>
+          <w:color w:val="B97A12"/>
+          <w:sz w:val="19"/>
+          <w:szCs w:val="19"/>
+        </w:rPr>
+        <w:t xml:space="preserve">   Some language support</w:t>
+      </w:r>
+    </w:p>
+    <w:p>
+      <w:pPr>
+        <w:spacing w:after="60"/>
+      </w:pPr>
+      <w:r>
+        <w:rPr>
+          <w:color w:val="1A2733"/>
+          <w:sz w:val="21"/>
+          <w:szCs w:val="21"/>
+        </w:rPr>
+        <w:t xml:space="preserve">Write two connected sentences. Use because, so, or but.</w:t>
+      </w:r>
+      <w:r>
+        <w:rPr>
+          <w:i/>
+          <w:iCs/>
+          <w:color w:val="5F6F80"/>
+          <w:sz w:val="19"/>
+          <w:szCs w:val="19"/>
+        </w:rPr>
+        <w:br/>
+        <w:t xml:space="preserve">Escribe dos oraciones conectadas. Usa porque, entonces o pero.</w:t>
+      </w:r>
+    </w:p>
+    <w:p>
+      <w:pPr>
+        <w:spacing w:after="60"/>
+      </w:pPr>
+      <w:r>
+        <w:rPr>
+          <w:color w:val="1A2733"/>
+          <w:sz w:val="21"/>
+          <w:szCs w:val="21"/>
+        </w:rPr>
+        <w:t xml:space="preserve">My claim is ___.</w:t>
+      </w:r>
+      <w:r>
+        <w:rPr>
+          <w:i/>
+          <w:iCs/>
+          <w:color w:val="5F6F80"/>
+          <w:sz w:val="19"/>
+          <w:szCs w:val="19"/>
+        </w:rPr>
+        <w:br/>
+        <w:t xml:space="preserve">Mi afirmación es ___.</w:t>
+      </w:r>
+    </w:p>
+    <w:p>
+      <w:pPr>
+        <w:spacing w:after="60"/>
+      </w:pPr>
+      <w:r>
+        <w:rPr>
+          <w:color w:val="1A2733"/>
+          <w:sz w:val="21"/>
+          <w:szCs w:val="21"/>
+        </w:rPr>
+        <w:t xml:space="preserve">I know because ___.</w:t>
+      </w:r>
+      <w:r>
+        <w:rPr>
+          <w:i/>
+          <w:iCs/>
+          <w:color w:val="5F6F80"/>
+          <w:sz w:val="19"/>
+          <w:szCs w:val="19"/>
+        </w:rPr>
+        <w:br/>
+        <w:t xml:space="preserve">Lo sé porque ___.</w:t>
+      </w:r>
+    </w:p>
+    <w:p>
+      <w:pPr>
+        <w:spacing w:after="60"/>
+      </w:pPr>
+      <w:r>
+        <w:rPr>
+          <w:color w:val="1A2733"/>
+          <w:sz w:val="21"/>
+          <w:szCs w:val="21"/>
+        </w:rPr>
+        <w:t xml:space="preserve">So ___.</w:t>
+      </w:r>
+      <w:r>
+        <w:rPr>
+          <w:i/>
+          <w:iCs/>
+          <w:color w:val="5F6F80"/>
+          <w:sz w:val="19"/>
+          <w:szCs w:val="19"/>
+        </w:rPr>
+        <w:br/>
+        <w:t xml:space="preserve">Entonces ___.</w:t>
+      </w:r>
+    </w:p>
+    <w:tbl>
+      <w:tblPr>
+        <w:tblW w:type="pct" w:w="100%"/>
+        <w:tblBorders>
+          <w:top w:val="single" w:color="C7D2DD" w:sz="6"/>
+          <w:left w:val="single" w:color="C7D2DD" w:sz="6"/>
+          <w:bottom w:val="single" w:color="C7D2DD" w:sz="6"/>
+          <w:right w:val="single" w:color="C7D2DD" w:sz="6"/>
+          <w:insideH w:val="single" w:color="auto" w:sz="4"/>
+          <w:insideV w:val="single" w:color="auto" w:sz="4"/>
+        </w:tblBorders>
+      </w:tblPr>
+      <w:tblGrid>
+        <w:gridCol w:w="100"/>
+      </w:tblGrid>
+      <w:tr>
+        <w:tc>
+          <w:tcPr>
+            <w:shd w:fill="FBF3E2" w:color="auto" w:val="clear"/>
+            <w:tcMar>
+              <w:top w:type="dxa" w:w="60"/>
+              <w:left w:type="dxa" w:w="120"/>
+              <w:bottom w:type="dxa" w:w="60"/>
+              <w:right w:type="dxa" w:w="120"/>
+            </w:tcMar>
+          </w:tcPr>
+          <w:p>
+            <w:pPr>
+              <w:spacing w:after="0" w:line="320"/>
+            </w:pPr>
+            <w:r>
+              <w:t xml:space="preserve"/>
+            </w:r>
+          </w:p>
+          <w:p>
+            <w:pPr>
+              <w:spacing w:after="0" w:line="320"/>
+            </w:pPr>
+            <w:r>
+              <w:t xml:space="preserve"/>
+            </w:r>
+          </w:p>
+          <w:p>
+            <w:pPr>
+              <w:spacing w:after="0" w:line="320"/>
+            </w:pPr>
+            <w:r>
+              <w:t xml:space="preserve"/>
+            </w:r>
+          </w:p>
+        </w:tc>
+      </w:tr>
+    </w:tbl>
+    <w:p>
+      <w:pPr>
+        <w:pStyle w:val="Heading2"/>
+        <w:spacing w:after="80" w:before="180"/>
+      </w:pPr>
+      <w:r>
+        <w:rPr>
+          <w:b/>
+          <w:bCs/>
+          <w:color w:val="12355B"/>
+          <w:sz w:val="24"/>
+          <w:szCs w:val="24"/>
+        </w:rPr>
+        <w:t xml:space="preserve">Explain</w:t>
+      </w:r>
+      <w:r>
+        <w:rPr>
+          <w:i/>
+          <w:iCs/>
+          <w:color w:val="B97A12"/>
+          <w:sz w:val="19"/>
+          <w:szCs w:val="19"/>
+        </w:rPr>
+        <w:t xml:space="preserve">   Light language support</w:t>
+      </w:r>
+    </w:p>
+    <w:p>
+      <w:pPr>
+        <w:spacing w:after="60"/>
+      </w:pPr>
+      <w:r>
+        <w:rPr>
+          <w:color w:val="1A2733"/>
+          <w:sz w:val="21"/>
+          <w:szCs w:val="21"/>
+        </w:rPr>
+        <w:t xml:space="preserve">Write a claim, give math evidence, and explain your reasoning.</w:t>
+      </w:r>
+      <w:r>
+        <w:rPr>
+          <w:i/>
+          <w:iCs/>
+          <w:color w:val="5F6F80"/>
+          <w:sz w:val="19"/>
+          <w:szCs w:val="19"/>
+        </w:rPr>
+        <w:br/>
+        <w:t xml:space="preserve">Escribe una afirmación, da evidencia matemática y explica tu razonamiento.</w:t>
+      </w:r>
+    </w:p>
+    <w:p>
+      <w:pPr>
+        <w:spacing w:after="60"/>
+      </w:pPr>
+      <w:r>
+        <w:rPr>
+          <w:color w:val="1A2733"/>
+          <w:sz w:val="21"/>
+          <w:szCs w:val="21"/>
+        </w:rPr>
+        <w:t xml:space="preserve">My claim is ___.</w:t>
+      </w:r>
+      <w:r>
+        <w:rPr>
+          <w:i/>
+          <w:iCs/>
+          <w:color w:val="5F6F80"/>
+          <w:sz w:val="19"/>
+          <w:szCs w:val="19"/>
+        </w:rPr>
+        <w:br/>
+        <w:t xml:space="preserve">Mi afirmación es ___.</w:t>
+      </w:r>
+    </w:p>
+    <w:p>
+      <w:pPr>
+        <w:spacing w:after="60"/>
+      </w:pPr>
+      <w:r>
+        <w:rPr>
+          <w:color w:val="1A2733"/>
+          <w:sz w:val="21"/>
+          <w:szCs w:val="21"/>
+        </w:rPr>
+        <w:t xml:space="preserve">My math evidence is ___.</w:t>
+      </w:r>
+      <w:r>
+        <w:rPr>
+          <w:i/>
+          <w:iCs/>
+          <w:color w:val="5F6F80"/>
+          <w:sz w:val="19"/>
+          <w:szCs w:val="19"/>
+        </w:rPr>
+        <w:br/>
+        <w:t xml:space="preserve">Mi evidencia matemática es ___.</w:t>
+      </w:r>
+    </w:p>
+    <w:p>
+      <w:pPr>
+        <w:spacing w:after="60"/>
+      </w:pPr>
+      <w:r>
+        <w:rPr>
+          <w:color w:val="1A2733"/>
+          <w:sz w:val="21"/>
+          <w:szCs w:val="21"/>
+        </w:rPr>
+        <w:t xml:space="preserve">This proves ___ because ___.</w:t>
+      </w:r>
+      <w:r>
+        <w:rPr>
+          <w:i/>
+          <w:iCs/>
+          <w:color w:val="5F6F80"/>
+          <w:sz w:val="19"/>
+          <w:szCs w:val="19"/>
+        </w:rPr>
+        <w:br/>
+        <w:t xml:space="preserve">Esto demuestra ___ porque ___.</w:t>
+      </w:r>
+    </w:p>
+    <w:tbl>
+      <w:tblPr>
+        <w:tblW w:type="pct" w:w="100%"/>
+        <w:tblBorders>
+          <w:top w:val="single" w:color="C7D2DD" w:sz="6"/>
+          <w:left w:val="single" w:color="C7D2DD" w:sz="6"/>
+          <w:bottom w:val="single" w:color="C7D2DD" w:sz="6"/>
+          <w:right w:val="single" w:color="C7D2DD" w:sz="6"/>
+          <w:insideH w:val="single" w:color="auto" w:sz="4"/>
+          <w:insideV w:val="single" w:color="auto" w:sz="4"/>
+        </w:tblBorders>
+      </w:tblPr>
+      <w:tblGrid>
+        <w:gridCol w:w="100"/>
+      </w:tblGrid>
+      <w:tr>
+        <w:tc>
+          <w:tcPr>
+            <w:shd w:fill="FBF3E2" w:color="auto" w:val="clear"/>
+            <w:tcMar>
+              <w:top w:type="dxa" w:w="60"/>
+              <w:left w:type="dxa" w:w="120"/>
+              <w:bottom w:type="dxa" w:w="60"/>
+              <w:right w:type="dxa" w:w="120"/>
+            </w:tcMar>
+          </w:tcPr>
+          <w:p>
+            <w:pPr>
+              <w:spacing w:after="0" w:line="320"/>
+            </w:pPr>
+            <w:r>
+              <w:t xml:space="preserve"/>
+            </w:r>
+          </w:p>
+          <w:p>
+            <w:pPr>
+              <w:spacing w:after="0" w:line="320"/>
+            </w:pPr>
+            <w:r>
+              <w:t xml:space="preserve"/>
+            </w:r>
+          </w:p>
+          <w:p>
+            <w:pPr>
+              <w:spacing w:after="0" w:line="320"/>
+            </w:pPr>
+            <w:r>
+              <w:t xml:space="preserve"/>
+            </w:r>
+          </w:p>
+          <w:p>
+            <w:pPr>
+              <w:spacing w:after="0" w:line="320"/>
+            </w:pPr>
+            <w:r>
+              <w:t xml:space="preserve"/>
+            </w:r>
+          </w:p>
+          <w:p>
+            <w:pPr>
+              <w:spacing w:after="0" w:line="320"/>
+            </w:pPr>
+            <w:r>
+              <w:t xml:space="preserve"/>
+            </w:r>
+          </w:p>
+        </w:tc>
+      </w:tr>
+    </w:tbl>
+    <w:p>
+      <w:pPr>
+        <w:pStyle w:val="Heading2"/>
+        <w:spacing w:after="80" w:before="180"/>
+      </w:pPr>
+      <w:r>
+        <w:rPr>
+          <w:b/>
+          <w:bCs/>
+          <w:color w:val="12355B"/>
+          <w:sz w:val="24"/>
+          <w:szCs w:val="24"/>
+        </w:rPr>
+        <w:t xml:space="preserve">4. Check Your Explanation</w:t>
+      </w:r>
+      <w:r>
+        <w:rPr>
+          <w:i/>
+          <w:iCs/>
+          <w:color w:val="1FA6A2"/>
+          <w:sz w:val="19"/>
+          <w:szCs w:val="19"/>
+        </w:rPr>
+        <w:t xml:space="preserve">   five quick checks</w:t>
+      </w:r>
+    </w:p>
+    <w:p>
+      <w:pPr>
+        <w:spacing w:after="80"/>
+      </w:pPr>
+      <w:r>
+        <w:rPr>
+          <w:b/>
+          <w:bCs/>
+          <w:color w:val="1FA6A2"/>
+          <w:sz w:val="22"/>
+          <w:szCs w:val="22"/>
+        </w:rPr>
+        <w:t xml:space="preserve">☐  </w:t>
+      </w:r>
+      <w:r>
+        <w:rPr>
+          <w:sz w:val="20"/>
+          <w:szCs w:val="20"/>
+        </w:rPr>
+        <w:t xml:space="preserve">I answered the question.</w:t>
+      </w:r>
+      <w:r>
+        <w:rPr>
+          <w:i/>
+          <w:iCs/>
+          <w:color w:val="5F6F80"/>
+          <w:sz w:val="18"/>
+          <w:szCs w:val="18"/>
+        </w:rPr>
+        <w:br/>
+        <w:t xml:space="preserve">Respondí la pregunta.</w:t>
+      </w:r>
+    </w:p>
+    <w:p>
+      <w:pPr>
+        <w:spacing w:after="80"/>
+      </w:pPr>
+      <w:r>
+        <w:rPr>
+          <w:b/>
+          <w:bCs/>
+          <w:color w:val="1FA6A2"/>
+          <w:sz w:val="22"/>
+          <w:szCs w:val="22"/>
+        </w:rPr>
+        <w:t xml:space="preserve">☐  </w:t>
+      </w:r>
+      <w:r>
+        <w:rPr>
+          <w:sz w:val="20"/>
+          <w:szCs w:val="20"/>
+        </w:rPr>
+        <w:t xml:space="preserve">I used math evidence: numbers, an equation, a model, or a comparison.</w:t>
+      </w:r>
+      <w:r>
+        <w:rPr>
+          <w:i/>
+          <w:iCs/>
+          <w:color w:val="5F6F80"/>
+          <w:sz w:val="18"/>
+          <w:szCs w:val="18"/>
+        </w:rPr>
+        <w:br/>
+        <w:t xml:space="preserve">Usé evidencia matemática: números, una ecuación, un modelo o una comparación.</w:t>
+      </w:r>
+    </w:p>
+    <w:p>
+      <w:pPr>
+        <w:spacing w:after="80"/>
+      </w:pPr>
+      <w:r>
+        <w:rPr>
+          <w:b/>
+          <w:bCs/>
+          <w:color w:val="1FA6A2"/>
+          <w:sz w:val="22"/>
+          <w:szCs w:val="22"/>
+        </w:rPr>
+        <w:t xml:space="preserve">☐  </w:t>
+      </w:r>
+      <w:r>
+        <w:rPr>
+          <w:sz w:val="20"/>
+          <w:szCs w:val="20"/>
+        </w:rPr>
+        <w:t xml:space="preserve">I explained how the evidence proves my answer.</w:t>
+      </w:r>
+      <w:r>
+        <w:rPr>
+          <w:i/>
+          <w:iCs/>
+          <w:color w:val="5F6F80"/>
+          <w:sz w:val="18"/>
+          <w:szCs w:val="18"/>
+        </w:rPr>
+        <w:br/>
+        <w:t xml:space="preserve">Expliqué cómo la evidencia demuestra mi respuesta.</w:t>
+      </w:r>
+    </w:p>
+    <w:p>
+      <w:pPr>
+        <w:spacing w:after="80"/>
+      </w:pPr>
+      <w:r>
+        <w:rPr>
+          <w:b/>
+          <w:bCs/>
+          <w:color w:val="1FA6A2"/>
+          <w:sz w:val="22"/>
+          <w:szCs w:val="22"/>
+        </w:rPr>
+        <w:t xml:space="preserve">☐  </w:t>
+      </w:r>
+      <w:r>
+        <w:rPr>
+          <w:sz w:val="20"/>
+          <w:szCs w:val="20"/>
+        </w:rPr>
+        <w:t xml:space="preserve">I used at least two math words.</w:t>
+      </w:r>
+      <w:r>
+        <w:rPr>
+          <w:i/>
+          <w:iCs/>
+          <w:color w:val="5F6F80"/>
+          <w:sz w:val="18"/>
+          <w:szCs w:val="18"/>
+        </w:rPr>
+        <w:br/>
+        <w:t xml:space="preserve">Usé por lo menos dos palabras matemáticas.</w:t>
+      </w:r>
+    </w:p>
+    <w:p>
+      <w:pPr>
+        <w:spacing w:after="80"/>
+      </w:pPr>
+      <w:r>
+        <w:rPr>
+          <w:b/>
+          <w:bCs/>
+          <w:color w:val="1FA6A2"/>
+          <w:sz w:val="22"/>
+          <w:szCs w:val="22"/>
+        </w:rPr>
+        <w:t xml:space="preserve">☐  </w:t>
+      </w:r>
+      <w:r>
+        <w:rPr>
+          <w:sz w:val="20"/>
+          <w:szCs w:val="20"/>
+        </w:rPr>
+        <w:t xml:space="preserve">I reread complete sentences and punctuation.</w:t>
+      </w:r>
+      <w:r>
+        <w:rPr>
+          <w:i/>
+          <w:iCs/>
+          <w:color w:val="5F6F80"/>
+          <w:sz w:val="18"/>
+          <w:szCs w:val="18"/>
+        </w:rPr>
+        <w:br/>
+        <w:t xml:space="preserve">Volví a leer mis oraciones completas y la puntuación.</w:t>
       </w:r>
     </w:p>
     <w:p>

--- a/lessons/4-1/downloads/4-1-notes.docx
+++ b/lessons/4-1/downloads/4-1-notes.docx
@@ -180,7 +180,7 @@
                 <w:sz w:val="20"/>
                 <w:szCs w:val="20"/>
               </w:rPr>
-              <w:t xml:space="preserve">I can write and interpret percents greater than 100% and less than 1%.</w:t>
+              <w:t xml:space="preserve">I can explain a percent as a rate per 100, model it on a decimal grid or tape diagram, and interpret percents greater than 100%.</w:t>
             </w:r>
           </w:p>
           <w:p>
@@ -202,7 +202,7 @@
                 <w:sz w:val="20"/>
                 <w:szCs w:val="20"/>
               </w:rPr>
-              <w:t xml:space="preserve">I can explain my reasoning using the words percent, greater than 100%, less than 1%, and equivalent.</w:t>
+              <w:t xml:space="preserve">I can explain what a percent means using the words per hundred, part, whole, and equivalent ratio.</w:t>
             </w:r>
           </w:p>
         </w:tc>
@@ -351,7 +351,7 @@
                 <w:sz w:val="24"/>
                 <w:szCs w:val="24"/>
               </w:rPr>
-              <w:t xml:space="preserve">Percents Greater Than 100% and Less Than 1%</w:t>
+              <w:t xml:space="preserve">Understand Percent</w:t>
             </w:r>
             <w:r>
               <w:rPr>
@@ -361,7 +361,7 @@
                 <w:sz w:val="19"/>
                 <w:szCs w:val="19"/>
               </w:rPr>
-              <w:t xml:space="preserve">   Porcentajes mayores que 100% y menores que 1%</w:t>
+              <w:t xml:space="preserve">   Comprender el porcentaje</w:t>
             </w:r>
           </w:p>
           <w:p>
@@ -373,7 +373,7 @@
                 <w:sz w:val="21"/>
                 <w:szCs w:val="21"/>
               </w:rPr>
-              <w:t xml:space="preserve">Percents can describe amounts greater than one whole or smaller than one hundredth of a whole.</w:t>
+              <w:t xml:space="preserve">A percent is a ratio that compares a number to 100, so every percent answers the question “how many out of 100?”</w:t>
             </w:r>
           </w:p>
           <w:p>
@@ -398,7 +398,7 @@
                 <w:sz w:val="18"/>
                 <w:szCs w:val="18"/>
               </w:rPr>
-              <w:t xml:space="preserve">150% = 1.5 and 0.5% = 0.005</w:t>
+              <w:t xml:space="preserve">4 out of 10 = 40 out of 100 = 40%</w:t>
             </w:r>
           </w:p>
         </w:tc>
@@ -527,7 +527,7 @@
                 <w:sz w:val="21"/>
                 <w:szCs w:val="21"/>
               </w:rPr>
-              <w:t xml:space="preserve">A way to compare a number to 100, shown with the % sign.</w:t>
+              <w:t xml:space="preserve">A ratio that compares a number to 100. The word means “per hundred,” and the symbol is %.</w:t>
             </w:r>
           </w:p>
           <w:p>
@@ -552,7 +552,469 @@
                 <w:sz w:val="18"/>
                 <w:szCs w:val="18"/>
               </w:rPr>
-              <w:t xml:space="preserve">45% means 45 out of 100</w:t>
+              <w:t xml:space="preserve">40% = 40 out of 100 = 40/100</w:t>
+            </w:r>
+          </w:p>
+        </w:tc>
+      </w:tr>
+    </w:tbl>
+    <w:tbl>
+      <w:tblPr>
+        <w:tblW w:type="pct" w:w="100%"/>
+        <w:tblBorders>
+          <w:top w:val="none" w:color="FFFFFF" w:sz="0"/>
+          <w:left w:val="none" w:color="FFFFFF" w:sz="0"/>
+          <w:bottom w:val="single" w:color="C7D2DD" w:sz="4"/>
+          <w:right w:val="none" w:color="FFFFFF" w:sz="0"/>
+          <w:insideH w:val="none" w:color="FFFFFF" w:sz="0"/>
+          <w:insideV w:val="none" w:color="FFFFFF" w:sz="0"/>
+        </w:tblBorders>
+      </w:tblPr>
+      <w:tblGrid>
+        <w:gridCol w:w="1800"/>
+        <w:gridCol w:w="7560"/>
+      </w:tblGrid>
+      <w:tr>
+        <w:trPr>
+          <w:cantSplit/>
+        </w:trPr>
+        <w:tc>
+          <w:tcPr>
+            <w:tcW w:type="dxa" w:w="1800"/>
+            <w:tcMar>
+              <w:top w:type="dxa" w:w="100"/>
+              <w:left w:type="dxa" w:w="40"/>
+              <w:bottom w:type="dxa" w:w="100"/>
+              <w:right w:type="dxa" w:w="120"/>
+            </w:tcMar>
+            <w:vAlign w:val="center"/>
+          </w:tcPr>
+          <w:p>
+            <w:pPr>
+              <w:spacing w:after="0"/>
+              <w:jc w:val="center"/>
+            </w:pPr>
+            <w:r>
+              <w:drawing>
+                <wp:inline distT="0" distB="0" distL="0" distR="0">
+                  <wp:extent cx="1047750" cy="790575"/>
+                  <wp:effectExtent t="0" r="0" b="0" l="0"/>
+                  <wp:docPr id="1" name="" descr="" title=""/>
+                  <wp:cNvGraphicFramePr>
+                    <a:graphicFrameLocks xmlns:a="http://schemas.openxmlformats.org/drawingml/2006/main" noChangeAspect="1"/>
+                  </wp:cNvGraphicFramePr>
+                  <a:graphic xmlns:a="http://schemas.openxmlformats.org/drawingml/2006/main">
+                    <a:graphicData uri="http://schemas.openxmlformats.org/drawingml/2006/picture">
+                      <pic:pic xmlns:pic="http://schemas.openxmlformats.org/drawingml/2006/picture">
+                        <pic:nvPicPr>
+                          <pic:cNvPr id="0" name="" descr=""/>
+                          <pic:cNvPicPr>
+                            <a:picLocks noChangeAspect="1" noChangeArrowheads="1"/>
+                          </pic:cNvPicPr>
+                        </pic:nvPicPr>
+                        <pic:blipFill>
+                          <a:blip r:embed="rId9" cstate="none"/>
+                          <a:srcRect/>
+                          <a:stretch>
+                            <a:fillRect/>
+                          </a:stretch>
+                        </pic:blipFill>
+                        <pic:spPr bwMode="auto">
+                          <a:xfrm>
+                            <a:off x="0" y="0"/>
+                            <a:ext cx="1047750" cy="790575"/>
+                          </a:xfrm>
+                          <a:prstGeom prst="rect">
+                            <a:avLst/>
+                          </a:prstGeom>
+                        </pic:spPr>
+                      </pic:pic>
+                    </a:graphicData>
+                  </a:graphic>
+                </wp:inline>
+              </w:drawing>
+            </w:r>
+          </w:p>
+        </w:tc>
+        <w:tc>
+          <w:tcPr>
+            <w:tcW w:type="dxa" w:w="7560"/>
+            <w:tcMar>
+              <w:top w:type="dxa" w:w="100"/>
+              <w:left w:type="dxa" w:w="40"/>
+              <w:bottom w:type="dxa" w:w="100"/>
+              <w:right w:type="dxa" w:w="40"/>
+            </w:tcMar>
+            <w:vAlign w:val="center"/>
+          </w:tcPr>
+          <w:p>
+            <w:pPr>
+              <w:spacing w:after="50"/>
+            </w:pPr>
+            <w:r>
+              <w:rPr>
+                <w:b/>
+                <w:bCs/>
+                <w:color w:val="12355B"/>
+                <w:sz w:val="24"/>
+                <w:szCs w:val="24"/>
+              </w:rPr>
+              <w:t xml:space="preserve">Per hundred</w:t>
+            </w:r>
+            <w:r>
+              <w:rPr>
+                <w:i/>
+                <w:iCs/>
+                <w:color w:val="5F6F80"/>
+                <w:sz w:val="19"/>
+                <w:szCs w:val="19"/>
+              </w:rPr>
+              <w:t xml:space="preserve">   Por cada cien</w:t>
+            </w:r>
+          </w:p>
+          <w:p>
+            <w:pPr>
+              <w:spacing w:after="40"/>
+            </w:pPr>
+            <w:r>
+              <w:rPr>
+                <w:sz w:val="21"/>
+                <w:szCs w:val="21"/>
+              </w:rPr>
+              <w:t xml:space="preserve">The meaning hidden inside the word percent: for every group of 100. It is why every percent can be written as a fraction over 100.</w:t>
+            </w:r>
+          </w:p>
+          <w:p>
+            <w:pPr>
+              <w:spacing w:after="0"/>
+            </w:pPr>
+            <w:r>
+              <w:rPr>
+                <w:b/>
+                <w:bCs/>
+                <w:color w:val="1FA6A2"/>
+                <w:sz w:val="18"/>
+                <w:szCs w:val="18"/>
+              </w:rPr>
+              <w:t xml:space="preserve">Example:  </w:t>
+            </w:r>
+            <w:r>
+              <w:rPr>
+                <w:i/>
+                <w:iCs/>
+                <w:color w:val="5F6F80"/>
+                <w:sz w:val="18"/>
+                <w:szCs w:val="18"/>
+              </w:rPr>
+              <w:t xml:space="preserve">23% = 23/100</w:t>
+            </w:r>
+          </w:p>
+        </w:tc>
+      </w:tr>
+    </w:tbl>
+    <w:tbl>
+      <w:tblPr>
+        <w:tblW w:type="pct" w:w="100%"/>
+        <w:tblBorders>
+          <w:top w:val="none" w:color="FFFFFF" w:sz="0"/>
+          <w:left w:val="none" w:color="FFFFFF" w:sz="0"/>
+          <w:bottom w:val="single" w:color="C7D2DD" w:sz="4"/>
+          <w:right w:val="none" w:color="FFFFFF" w:sz="0"/>
+          <w:insideH w:val="none" w:color="FFFFFF" w:sz="0"/>
+          <w:insideV w:val="none" w:color="FFFFFF" w:sz="0"/>
+        </w:tblBorders>
+      </w:tblPr>
+      <w:tblGrid>
+        <w:gridCol w:w="1800"/>
+        <w:gridCol w:w="7560"/>
+      </w:tblGrid>
+      <w:tr>
+        <w:trPr>
+          <w:cantSplit/>
+        </w:trPr>
+        <w:tc>
+          <w:tcPr>
+            <w:tcW w:type="dxa" w:w="1800"/>
+            <w:tcMar>
+              <w:top w:type="dxa" w:w="100"/>
+              <w:left w:type="dxa" w:w="40"/>
+              <w:bottom w:type="dxa" w:w="100"/>
+              <w:right w:type="dxa" w:w="120"/>
+            </w:tcMar>
+            <w:vAlign w:val="center"/>
+          </w:tcPr>
+          <w:p>
+            <w:pPr>
+              <w:spacing w:after="0"/>
+              <w:jc w:val="center"/>
+            </w:pPr>
+            <w:r>
+              <w:drawing>
+                <wp:inline distT="0" distB="0" distL="0" distR="0">
+                  <wp:extent cx="1047750" cy="790575"/>
+                  <wp:effectExtent t="0" r="0" b="0" l="0"/>
+                  <wp:docPr id="1" name="" descr="" title=""/>
+                  <wp:cNvGraphicFramePr>
+                    <a:graphicFrameLocks xmlns:a="http://schemas.openxmlformats.org/drawingml/2006/main" noChangeAspect="1"/>
+                  </wp:cNvGraphicFramePr>
+                  <a:graphic xmlns:a="http://schemas.openxmlformats.org/drawingml/2006/main">
+                    <a:graphicData uri="http://schemas.openxmlformats.org/drawingml/2006/picture">
+                      <pic:pic xmlns:pic="http://schemas.openxmlformats.org/drawingml/2006/picture">
+                        <pic:nvPicPr>
+                          <pic:cNvPr id="0" name="" descr=""/>
+                          <pic:cNvPicPr>
+                            <a:picLocks noChangeAspect="1" noChangeArrowheads="1"/>
+                          </pic:cNvPicPr>
+                        </pic:nvPicPr>
+                        <pic:blipFill>
+                          <a:blip r:embed="rId9" cstate="none"/>
+                          <a:srcRect/>
+                          <a:stretch>
+                            <a:fillRect/>
+                          </a:stretch>
+                        </pic:blipFill>
+                        <pic:spPr bwMode="auto">
+                          <a:xfrm>
+                            <a:off x="0" y="0"/>
+                            <a:ext cx="1047750" cy="790575"/>
+                          </a:xfrm>
+                          <a:prstGeom prst="rect">
+                            <a:avLst/>
+                          </a:prstGeom>
+                        </pic:spPr>
+                      </pic:pic>
+                    </a:graphicData>
+                  </a:graphic>
+                </wp:inline>
+              </w:drawing>
+            </w:r>
+          </w:p>
+        </w:tc>
+        <w:tc>
+          <w:tcPr>
+            <w:tcW w:type="dxa" w:w="7560"/>
+            <w:tcMar>
+              <w:top w:type="dxa" w:w="100"/>
+              <w:left w:type="dxa" w:w="40"/>
+              <w:bottom w:type="dxa" w:w="100"/>
+              <w:right w:type="dxa" w:w="40"/>
+            </w:tcMar>
+            <w:vAlign w:val="center"/>
+          </w:tcPr>
+          <w:p>
+            <w:pPr>
+              <w:spacing w:after="50"/>
+            </w:pPr>
+            <w:r>
+              <w:rPr>
+                <w:b/>
+                <w:bCs/>
+                <w:color w:val="12355B"/>
+                <w:sz w:val="24"/>
+                <w:szCs w:val="24"/>
+              </w:rPr>
+              <w:t xml:space="preserve">Decimal grid</w:t>
+            </w:r>
+            <w:r>
+              <w:rPr>
+                <w:i/>
+                <w:iCs/>
+                <w:color w:val="5F6F80"/>
+                <w:sz w:val="19"/>
+                <w:szCs w:val="19"/>
+              </w:rPr>
+              <w:t xml:space="preserve">   Cuadrícula decimal</w:t>
+            </w:r>
+          </w:p>
+          <w:p>
+            <w:pPr>
+              <w:spacing w:after="40"/>
+            </w:pPr>
+            <w:r>
+              <w:rPr>
+                <w:sz w:val="21"/>
+                <w:szCs w:val="21"/>
+              </w:rPr>
+              <w:t xml:space="preserve">A 10-by-10 grid of 100 squares. Shading squares shows a percent directly, one square per percent.</w:t>
+            </w:r>
+          </w:p>
+          <w:p>
+            <w:pPr>
+              <w:spacing w:after="0"/>
+            </w:pPr>
+            <w:r>
+              <w:rPr>
+                <w:b/>
+                <w:bCs/>
+                <w:color w:val="1FA6A2"/>
+                <w:sz w:val="18"/>
+                <w:szCs w:val="18"/>
+              </w:rPr>
+              <w:t xml:space="preserve">Example:  </w:t>
+            </w:r>
+            <w:r>
+              <w:rPr>
+                <w:i/>
+                <w:iCs/>
+                <w:color w:val="5F6F80"/>
+                <w:sz w:val="18"/>
+                <w:szCs w:val="18"/>
+              </w:rPr>
+              <w:t xml:space="preserve">40 shaded squares out of 100 = 40%</w:t>
+            </w:r>
+          </w:p>
+        </w:tc>
+      </w:tr>
+    </w:tbl>
+    <w:tbl>
+      <w:tblPr>
+        <w:tblW w:type="pct" w:w="100%"/>
+        <w:tblBorders>
+          <w:top w:val="none" w:color="FFFFFF" w:sz="0"/>
+          <w:left w:val="none" w:color="FFFFFF" w:sz="0"/>
+          <w:bottom w:val="single" w:color="C7D2DD" w:sz="4"/>
+          <w:right w:val="none" w:color="FFFFFF" w:sz="0"/>
+          <w:insideH w:val="none" w:color="FFFFFF" w:sz="0"/>
+          <w:insideV w:val="none" w:color="FFFFFF" w:sz="0"/>
+        </w:tblBorders>
+      </w:tblPr>
+      <w:tblGrid>
+        <w:gridCol w:w="1800"/>
+        <w:gridCol w:w="7560"/>
+      </w:tblGrid>
+      <w:tr>
+        <w:trPr>
+          <w:cantSplit/>
+        </w:trPr>
+        <w:tc>
+          <w:tcPr>
+            <w:tcW w:type="dxa" w:w="1800"/>
+            <w:tcMar>
+              <w:top w:type="dxa" w:w="100"/>
+              <w:left w:type="dxa" w:w="40"/>
+              <w:bottom w:type="dxa" w:w="100"/>
+              <w:right w:type="dxa" w:w="120"/>
+            </w:tcMar>
+            <w:vAlign w:val="center"/>
+          </w:tcPr>
+          <w:p>
+            <w:pPr>
+              <w:spacing w:after="0"/>
+              <w:jc w:val="center"/>
+            </w:pPr>
+            <w:r>
+              <w:drawing>
+                <wp:inline distT="0" distB="0" distL="0" distR="0">
+                  <wp:extent cx="1047750" cy="790575"/>
+                  <wp:effectExtent t="0" r="0" b="0" l="0"/>
+                  <wp:docPr id="1" name="" descr="" title=""/>
+                  <wp:cNvGraphicFramePr>
+                    <a:graphicFrameLocks xmlns:a="http://schemas.openxmlformats.org/drawingml/2006/main" noChangeAspect="1"/>
+                  </wp:cNvGraphicFramePr>
+                  <a:graphic xmlns:a="http://schemas.openxmlformats.org/drawingml/2006/main">
+                    <a:graphicData uri="http://schemas.openxmlformats.org/drawingml/2006/picture">
+                      <pic:pic xmlns:pic="http://schemas.openxmlformats.org/drawingml/2006/picture">
+                        <pic:nvPicPr>
+                          <pic:cNvPr id="0" name="" descr=""/>
+                          <pic:cNvPicPr>
+                            <a:picLocks noChangeAspect="1" noChangeArrowheads="1"/>
+                          </pic:cNvPicPr>
+                        </pic:nvPicPr>
+                        <pic:blipFill>
+                          <a:blip r:embed="rId11" cstate="none"/>
+                          <a:srcRect/>
+                          <a:stretch>
+                            <a:fillRect/>
+                          </a:stretch>
+                        </pic:blipFill>
+                        <pic:spPr bwMode="auto">
+                          <a:xfrm>
+                            <a:off x="0" y="0"/>
+                            <a:ext cx="1047750" cy="790575"/>
+                          </a:xfrm>
+                          <a:prstGeom prst="rect">
+                            <a:avLst/>
+                          </a:prstGeom>
+                        </pic:spPr>
+                      </pic:pic>
+                    </a:graphicData>
+                  </a:graphic>
+                </wp:inline>
+              </w:drawing>
+            </w:r>
+          </w:p>
+        </w:tc>
+        <w:tc>
+          <w:tcPr>
+            <w:tcW w:type="dxa" w:w="7560"/>
+            <w:tcMar>
+              <w:top w:type="dxa" w:w="100"/>
+              <w:left w:type="dxa" w:w="40"/>
+              <w:bottom w:type="dxa" w:w="100"/>
+              <w:right w:type="dxa" w:w="40"/>
+            </w:tcMar>
+            <w:vAlign w:val="center"/>
+          </w:tcPr>
+          <w:p>
+            <w:pPr>
+              <w:spacing w:after="50"/>
+            </w:pPr>
+            <w:r>
+              <w:rPr>
+                <w:b/>
+                <w:bCs/>
+                <w:color w:val="12355B"/>
+                <w:sz w:val="24"/>
+                <w:szCs w:val="24"/>
+              </w:rPr>
+              <w:t xml:space="preserve">Part-to-whole</w:t>
+            </w:r>
+            <w:r>
+              <w:rPr>
+                <w:i/>
+                <w:iCs/>
+                <w:color w:val="5F6F80"/>
+                <w:sz w:val="19"/>
+                <w:szCs w:val="19"/>
+              </w:rPr>
+              <w:t xml:space="preserve">   Parte a todo</w:t>
+            </w:r>
+          </w:p>
+          <w:p>
+            <w:pPr>
+              <w:spacing w:after="40"/>
+            </w:pPr>
+            <w:r>
+              <w:rPr>
+                <w:sz w:val="21"/>
+                <w:szCs w:val="21"/>
+              </w:rPr>
+              <w:t xml:space="preserve">A comparison of one part against the whole amount. In a percent, the whole is always 100%.</w:t>
+            </w:r>
+          </w:p>
+          <w:p>
+            <w:pPr>
+              <w:spacing w:after="0"/>
+            </w:pPr>
+            <w:r>
+              <w:rPr>
+                <w:b/>
+                <w:bCs/>
+                <w:color w:val="1FA6A2"/>
+                <w:sz w:val="18"/>
+                <w:szCs w:val="18"/>
+              </w:rPr>
+              <w:t xml:space="preserve">Example:  </w:t>
+            </w:r>
+            <w:r>
+              <w:rPr>
+                <w:i/>
+                <w:iCs/>
+                <w:color w:val="5F6F80"/>
+                <w:sz w:val="18"/>
+                <w:szCs w:val="18"/>
+              </w:rPr>
+              <w:t xml:space="preserve">The whole = 100%; the part = the percent</w:t>
             </w:r>
           </w:p>
         </w:tc>
@@ -669,7 +1131,7 @@
                 <w:sz w:val="19"/>
                 <w:szCs w:val="19"/>
               </w:rPr>
-              <w:t xml:space="preserve">   Mayor que 100%</w:t>
+              <w:t xml:space="preserve">   Mayor que 100 %</w:t>
             </w:r>
           </w:p>
           <w:p>
@@ -681,7 +1143,7 @@
                 <w:sz w:val="21"/>
                 <w:szCs w:val="21"/>
               </w:rPr>
-              <w:t xml:space="preserve">A percent bigger than 100%, more than the whole thing.</w:t>
+              <w:t xml:space="preserve">More than one whole. A percent above 100 means the amount is larger than the thing it is being compared to.</w:t>
             </w:r>
           </w:p>
           <w:p>
@@ -706,469 +1168,7 @@
                 <w:sz w:val="18"/>
                 <w:szCs w:val="18"/>
               </w:rPr>
-              <w:t xml:space="preserve">150% means 1.5 times the whole</w:t>
-            </w:r>
-          </w:p>
-        </w:tc>
-      </w:tr>
-    </w:tbl>
-    <w:tbl>
-      <w:tblPr>
-        <w:tblW w:type="pct" w:w="100%"/>
-        <w:tblBorders>
-          <w:top w:val="none" w:color="FFFFFF" w:sz="0"/>
-          <w:left w:val="none" w:color="FFFFFF" w:sz="0"/>
-          <w:bottom w:val="single" w:color="C7D2DD" w:sz="4"/>
-          <w:right w:val="none" w:color="FFFFFF" w:sz="0"/>
-          <w:insideH w:val="none" w:color="FFFFFF" w:sz="0"/>
-          <w:insideV w:val="none" w:color="FFFFFF" w:sz="0"/>
-        </w:tblBorders>
-      </w:tblPr>
-      <w:tblGrid>
-        <w:gridCol w:w="1800"/>
-        <w:gridCol w:w="7560"/>
-      </w:tblGrid>
-      <w:tr>
-        <w:trPr>
-          <w:cantSplit/>
-        </w:trPr>
-        <w:tc>
-          <w:tcPr>
-            <w:tcW w:type="dxa" w:w="1800"/>
-            <w:tcMar>
-              <w:top w:type="dxa" w:w="100"/>
-              <w:left w:type="dxa" w:w="40"/>
-              <w:bottom w:type="dxa" w:w="100"/>
-              <w:right w:type="dxa" w:w="120"/>
-            </w:tcMar>
-            <w:vAlign w:val="center"/>
-          </w:tcPr>
-          <w:p>
-            <w:pPr>
-              <w:spacing w:after="0"/>
-              <w:jc w:val="center"/>
-            </w:pPr>
-            <w:r>
-              <w:drawing>
-                <wp:inline distT="0" distB="0" distL="0" distR="0">
-                  <wp:extent cx="1047750" cy="790575"/>
-                  <wp:effectExtent t="0" r="0" b="0" l="0"/>
-                  <wp:docPr id="1" name="" descr="" title=""/>
-                  <wp:cNvGraphicFramePr>
-                    <a:graphicFrameLocks xmlns:a="http://schemas.openxmlformats.org/drawingml/2006/main" noChangeAspect="1"/>
-                  </wp:cNvGraphicFramePr>
-                  <a:graphic xmlns:a="http://schemas.openxmlformats.org/drawingml/2006/main">
-                    <a:graphicData uri="http://schemas.openxmlformats.org/drawingml/2006/picture">
-                      <pic:pic xmlns:pic="http://schemas.openxmlformats.org/drawingml/2006/picture">
-                        <pic:nvPicPr>
-                          <pic:cNvPr id="0" name="" descr=""/>
-                          <pic:cNvPicPr>
-                            <a:picLocks noChangeAspect="1" noChangeArrowheads="1"/>
-                          </pic:cNvPicPr>
-                        </pic:nvPicPr>
-                        <pic:blipFill>
-                          <a:blip r:embed="rId10" cstate="none"/>
-                          <a:srcRect/>
-                          <a:stretch>
-                            <a:fillRect/>
-                          </a:stretch>
-                        </pic:blipFill>
-                        <pic:spPr bwMode="auto">
-                          <a:xfrm>
-                            <a:off x="0" y="0"/>
-                            <a:ext cx="1047750" cy="790575"/>
-                          </a:xfrm>
-                          <a:prstGeom prst="rect">
-                            <a:avLst/>
-                          </a:prstGeom>
-                        </pic:spPr>
-                      </pic:pic>
-                    </a:graphicData>
-                  </a:graphic>
-                </wp:inline>
-              </w:drawing>
-            </w:r>
-          </w:p>
-        </w:tc>
-        <w:tc>
-          <w:tcPr>
-            <w:tcW w:type="dxa" w:w="7560"/>
-            <w:tcMar>
-              <w:top w:type="dxa" w:w="100"/>
-              <w:left w:type="dxa" w:w="40"/>
-              <w:bottom w:type="dxa" w:w="100"/>
-              <w:right w:type="dxa" w:w="40"/>
-            </w:tcMar>
-            <w:vAlign w:val="center"/>
-          </w:tcPr>
-          <w:p>
-            <w:pPr>
-              <w:spacing w:after="50"/>
-            </w:pPr>
-            <w:r>
-              <w:rPr>
-                <w:b/>
-                <w:bCs/>
-                <w:color w:val="12355B"/>
-                <w:sz w:val="24"/>
-                <w:szCs w:val="24"/>
-              </w:rPr>
-              <w:t xml:space="preserve">Less than 1%</w:t>
-            </w:r>
-            <w:r>
-              <w:rPr>
-                <w:i/>
-                <w:iCs/>
-                <w:color w:val="5F6F80"/>
-                <w:sz w:val="19"/>
-                <w:szCs w:val="19"/>
-              </w:rPr>
-              <w:t xml:space="preserve">   Menor que 1%</w:t>
-            </w:r>
-          </w:p>
-          <w:p>
-            <w:pPr>
-              <w:spacing w:after="40"/>
-            </w:pPr>
-            <w:r>
-              <w:rPr>
-                <w:sz w:val="21"/>
-                <w:szCs w:val="21"/>
-              </w:rPr>
-              <w:t xml:space="preserve">A percent smaller than 1%, a very tiny part.</w:t>
-            </w:r>
-          </w:p>
-          <w:p>
-            <w:pPr>
-              <w:spacing w:after="0"/>
-            </w:pPr>
-            <w:r>
-              <w:rPr>
-                <w:b/>
-                <w:bCs/>
-                <w:color w:val="1FA6A2"/>
-                <w:sz w:val="18"/>
-                <w:szCs w:val="18"/>
-              </w:rPr>
-              <w:t xml:space="preserve">Example:  </w:t>
-            </w:r>
-            <w:r>
-              <w:rPr>
-                <w:i/>
-                <w:iCs/>
-                <w:color w:val="5F6F80"/>
-                <w:sz w:val="18"/>
-                <w:szCs w:val="18"/>
-              </w:rPr>
-              <w:t xml:space="preserve">0.5% of 1,000 = only 5 items — a tiny sliver</w:t>
-            </w:r>
-          </w:p>
-        </w:tc>
-      </w:tr>
-    </w:tbl>
-    <w:tbl>
-      <w:tblPr>
-        <w:tblW w:type="pct" w:w="100%"/>
-        <w:tblBorders>
-          <w:top w:val="none" w:color="FFFFFF" w:sz="0"/>
-          <w:left w:val="none" w:color="FFFFFF" w:sz="0"/>
-          <w:bottom w:val="single" w:color="C7D2DD" w:sz="4"/>
-          <w:right w:val="none" w:color="FFFFFF" w:sz="0"/>
-          <w:insideH w:val="none" w:color="FFFFFF" w:sz="0"/>
-          <w:insideV w:val="none" w:color="FFFFFF" w:sz="0"/>
-        </w:tblBorders>
-      </w:tblPr>
-      <w:tblGrid>
-        <w:gridCol w:w="1800"/>
-        <w:gridCol w:w="7560"/>
-      </w:tblGrid>
-      <w:tr>
-        <w:trPr>
-          <w:cantSplit/>
-        </w:trPr>
-        <w:tc>
-          <w:tcPr>
-            <w:tcW w:type="dxa" w:w="1800"/>
-            <w:tcMar>
-              <w:top w:type="dxa" w:w="100"/>
-              <w:left w:type="dxa" w:w="40"/>
-              <w:bottom w:type="dxa" w:w="100"/>
-              <w:right w:type="dxa" w:w="120"/>
-            </w:tcMar>
-            <w:vAlign w:val="center"/>
-          </w:tcPr>
-          <w:p>
-            <w:pPr>
-              <w:spacing w:after="0"/>
-              <w:jc w:val="center"/>
-            </w:pPr>
-            <w:r>
-              <w:drawing>
-                <wp:inline distT="0" distB="0" distL="0" distR="0">
-                  <wp:extent cx="1047750" cy="790575"/>
-                  <wp:effectExtent t="0" r="0" b="0" l="0"/>
-                  <wp:docPr id="1" name="" descr="" title=""/>
-                  <wp:cNvGraphicFramePr>
-                    <a:graphicFrameLocks xmlns:a="http://schemas.openxmlformats.org/drawingml/2006/main" noChangeAspect="1"/>
-                  </wp:cNvGraphicFramePr>
-                  <a:graphic xmlns:a="http://schemas.openxmlformats.org/drawingml/2006/main">
-                    <a:graphicData uri="http://schemas.openxmlformats.org/drawingml/2006/picture">
-                      <pic:pic xmlns:pic="http://schemas.openxmlformats.org/drawingml/2006/picture">
-                        <pic:nvPicPr>
-                          <pic:cNvPr id="0" name="" descr=""/>
-                          <pic:cNvPicPr>
-                            <a:picLocks noChangeAspect="1" noChangeArrowheads="1"/>
-                          </pic:cNvPicPr>
-                        </pic:nvPicPr>
-                        <pic:blipFill>
-                          <a:blip r:embed="rId11" cstate="none"/>
-                          <a:srcRect/>
-                          <a:stretch>
-                            <a:fillRect/>
-                          </a:stretch>
-                        </pic:blipFill>
-                        <pic:spPr bwMode="auto">
-                          <a:xfrm>
-                            <a:off x="0" y="0"/>
-                            <a:ext cx="1047750" cy="790575"/>
-                          </a:xfrm>
-                          <a:prstGeom prst="rect">
-                            <a:avLst/>
-                          </a:prstGeom>
-                        </pic:spPr>
-                      </pic:pic>
-                    </a:graphicData>
-                  </a:graphic>
-                </wp:inline>
-              </w:drawing>
-            </w:r>
-          </w:p>
-        </w:tc>
-        <w:tc>
-          <w:tcPr>
-            <w:tcW w:type="dxa" w:w="7560"/>
-            <w:tcMar>
-              <w:top w:type="dxa" w:w="100"/>
-              <w:left w:type="dxa" w:w="40"/>
-              <w:bottom w:type="dxa" w:w="100"/>
-              <w:right w:type="dxa" w:w="40"/>
-            </w:tcMar>
-            <w:vAlign w:val="center"/>
-          </w:tcPr>
-          <w:p>
-            <w:pPr>
-              <w:spacing w:after="50"/>
-            </w:pPr>
-            <w:r>
-              <w:rPr>
-                <w:b/>
-                <w:bCs/>
-                <w:color w:val="12355B"/>
-                <w:sz w:val="24"/>
-                <w:szCs w:val="24"/>
-              </w:rPr>
-              <w:t xml:space="preserve">Equivalent</w:t>
-            </w:r>
-            <w:r>
-              <w:rPr>
-                <w:i/>
-                <w:iCs/>
-                <w:color w:val="5F6F80"/>
-                <w:sz w:val="19"/>
-                <w:szCs w:val="19"/>
-              </w:rPr>
-              <w:t xml:space="preserve">   Equivalente</w:t>
-            </w:r>
-          </w:p>
-          <w:p>
-            <w:pPr>
-              <w:spacing w:after="40"/>
-            </w:pPr>
-            <w:r>
-              <w:rPr>
-                <w:sz w:val="21"/>
-                <w:szCs w:val="21"/>
-              </w:rPr>
-              <w:t xml:space="preserve">Having the same value, just written a different way.</w:t>
-            </w:r>
-          </w:p>
-          <w:p>
-            <w:pPr>
-              <w:spacing w:after="0"/>
-            </w:pPr>
-            <w:r>
-              <w:rPr>
-                <w:b/>
-                <w:bCs/>
-                <w:color w:val="1FA6A2"/>
-                <w:sz w:val="18"/>
-                <w:szCs w:val="18"/>
-              </w:rPr>
-              <w:t xml:space="preserve">Example:  </w:t>
-            </w:r>
-            <w:r>
-              <w:rPr>
-                <w:i/>
-                <w:iCs/>
-                <w:color w:val="5F6F80"/>
-                <w:sz w:val="18"/>
-                <w:szCs w:val="18"/>
-              </w:rPr>
-              <w:t xml:space="preserve">150% = 1.5 = 3/2</w:t>
-            </w:r>
-          </w:p>
-        </w:tc>
-      </w:tr>
-    </w:tbl>
-    <w:tbl>
-      <w:tblPr>
-        <w:tblW w:type="pct" w:w="100%"/>
-        <w:tblBorders>
-          <w:top w:val="none" w:color="FFFFFF" w:sz="0"/>
-          <w:left w:val="none" w:color="FFFFFF" w:sz="0"/>
-          <w:bottom w:val="single" w:color="C7D2DD" w:sz="4"/>
-          <w:right w:val="none" w:color="FFFFFF" w:sz="0"/>
-          <w:insideH w:val="none" w:color="FFFFFF" w:sz="0"/>
-          <w:insideV w:val="none" w:color="FFFFFF" w:sz="0"/>
-        </w:tblBorders>
-      </w:tblPr>
-      <w:tblGrid>
-        <w:gridCol w:w="1800"/>
-        <w:gridCol w:w="7560"/>
-      </w:tblGrid>
-      <w:tr>
-        <w:trPr>
-          <w:cantSplit/>
-        </w:trPr>
-        <w:tc>
-          <w:tcPr>
-            <w:tcW w:type="dxa" w:w="1800"/>
-            <w:tcMar>
-              <w:top w:type="dxa" w:w="100"/>
-              <w:left w:type="dxa" w:w="40"/>
-              <w:bottom w:type="dxa" w:w="100"/>
-              <w:right w:type="dxa" w:w="120"/>
-            </w:tcMar>
-            <w:vAlign w:val="center"/>
-          </w:tcPr>
-          <w:p>
-            <w:pPr>
-              <w:spacing w:after="0"/>
-              <w:jc w:val="center"/>
-            </w:pPr>
-            <w:r>
-              <w:drawing>
-                <wp:inline distT="0" distB="0" distL="0" distR="0">
-                  <wp:extent cx="1047750" cy="790575"/>
-                  <wp:effectExtent t="0" r="0" b="0" l="0"/>
-                  <wp:docPr id="1" name="" descr="" title=""/>
-                  <wp:cNvGraphicFramePr>
-                    <a:graphicFrameLocks xmlns:a="http://schemas.openxmlformats.org/drawingml/2006/main" noChangeAspect="1"/>
-                  </wp:cNvGraphicFramePr>
-                  <a:graphic xmlns:a="http://schemas.openxmlformats.org/drawingml/2006/main">
-                    <a:graphicData uri="http://schemas.openxmlformats.org/drawingml/2006/picture">
-                      <pic:pic xmlns:pic="http://schemas.openxmlformats.org/drawingml/2006/picture">
-                        <pic:nvPicPr>
-                          <pic:cNvPr id="0" name="" descr=""/>
-                          <pic:cNvPicPr>
-                            <a:picLocks noChangeAspect="1" noChangeArrowheads="1"/>
-                          </pic:cNvPicPr>
-                        </pic:nvPicPr>
-                        <pic:blipFill>
-                          <a:blip r:embed="rId12" cstate="none"/>
-                          <a:srcRect/>
-                          <a:stretch>
-                            <a:fillRect/>
-                          </a:stretch>
-                        </pic:blipFill>
-                        <pic:spPr bwMode="auto">
-                          <a:xfrm>
-                            <a:off x="0" y="0"/>
-                            <a:ext cx="1047750" cy="790575"/>
-                          </a:xfrm>
-                          <a:prstGeom prst="rect">
-                            <a:avLst/>
-                          </a:prstGeom>
-                        </pic:spPr>
-                      </pic:pic>
-                    </a:graphicData>
-                  </a:graphic>
-                </wp:inline>
-              </w:drawing>
-            </w:r>
-          </w:p>
-        </w:tc>
-        <w:tc>
-          <w:tcPr>
-            <w:tcW w:type="dxa" w:w="7560"/>
-            <w:tcMar>
-              <w:top w:type="dxa" w:w="100"/>
-              <w:left w:type="dxa" w:w="40"/>
-              <w:bottom w:type="dxa" w:w="100"/>
-              <w:right w:type="dxa" w:w="40"/>
-            </w:tcMar>
-            <w:vAlign w:val="center"/>
-          </w:tcPr>
-          <w:p>
-            <w:pPr>
-              <w:spacing w:after="50"/>
-            </w:pPr>
-            <w:r>
-              <w:rPr>
-                <w:b/>
-                <w:bCs/>
-                <w:color w:val="12355B"/>
-                <w:sz w:val="24"/>
-                <w:szCs w:val="24"/>
-              </w:rPr>
-              <w:t xml:space="preserve">Mixed number</w:t>
-            </w:r>
-            <w:r>
-              <w:rPr>
-                <w:i/>
-                <w:iCs/>
-                <w:color w:val="5F6F80"/>
-                <w:sz w:val="19"/>
-                <w:szCs w:val="19"/>
-              </w:rPr>
-              <w:t xml:space="preserve">   Número mixto</w:t>
-            </w:r>
-          </w:p>
-          <w:p>
-            <w:pPr>
-              <w:spacing w:after="40"/>
-            </w:pPr>
-            <w:r>
-              <w:rPr>
-                <w:sz w:val="21"/>
-                <w:szCs w:val="21"/>
-              </w:rPr>
-              <w:t xml:space="preserve">A whole number plus a fraction, like 2 1/3.</w:t>
-            </w:r>
-          </w:p>
-          <w:p>
-            <w:pPr>
-              <w:spacing w:after="0"/>
-            </w:pPr>
-            <w:r>
-              <w:rPr>
-                <w:b/>
-                <w:bCs/>
-                <w:color w:val="1FA6A2"/>
-                <w:sz w:val="18"/>
-                <w:szCs w:val="18"/>
-              </w:rPr>
-              <w:t xml:space="preserve">Example:  </w:t>
-            </w:r>
-            <w:r>
-              <w:rPr>
-                <w:i/>
-                <w:iCs/>
-                <w:color w:val="5F6F80"/>
-                <w:sz w:val="18"/>
-                <w:szCs w:val="18"/>
-              </w:rPr>
-              <w:t xml:space="preserve">150% = 1 and 1/2 = 1.5</w:t>
+              <w:t xml:space="preserve">150% of the gray kitten = 1.5 times its weight</w:t>
             </w:r>
           </w:p>
         </w:tc>
@@ -1260,7 +1260,7 @@
                 <w:sz w:val="21"/>
                 <w:szCs w:val="21"/>
               </w:rPr>
-              <w:t xml:space="preserve">Percents Greater Than 100% and Less Than 1%      •      Percent      •      Greater than 100%      •      Less than 1%      •      Equivalent      •      Mixed number</w:t>
+              <w:t xml:space="preserve">Understand Percent      •      Percent      •      Per hundred      •      Decimal grid      •      Part-to-whole      •      Greater than 100%</w:t>
             </w:r>
           </w:p>
         </w:tc>
@@ -1293,7 +1293,7 @@
           <w:sz w:val="22"/>
           <w:szCs w:val="22"/>
         </w:rPr>
-        <w:t xml:space="preserve">__________  —  Percents can describe amounts greater than one whole or smaller than one hundredth of a whole.</w:t>
+        <w:t xml:space="preserve">A ratio comparing a number to 100 is a ___.</w:t>
       </w:r>
     </w:p>
     <w:p>
@@ -1315,7 +1315,7 @@
           <w:sz w:val="22"/>
           <w:szCs w:val="22"/>
         </w:rPr>
-        <w:t xml:space="preserve">A number out of 100, written with a % sign, is a ___.</w:t>
+        <w:t xml:space="preserve">The word that means “per hundred” is ___.</w:t>
       </w:r>
     </w:p>
     <w:p>
@@ -1337,7 +1337,7 @@
           <w:sz w:val="22"/>
           <w:szCs w:val="22"/>
         </w:rPr>
-        <w:t xml:space="preserve">A percent that represents more than one whole, like 150%, is ___.</w:t>
+        <w:t xml:space="preserve">The meaning hidden inside the word percent is ___ ___.</w:t>
       </w:r>
     </w:p>
     <w:p>
@@ -1359,7 +1359,7 @@
           <w:sz w:val="22"/>
           <w:szCs w:val="22"/>
         </w:rPr>
-        <w:t xml:space="preserve">A percent smaller than one out of a hundred, like 0.5%, is ___.</w:t>
+        <w:t xml:space="preserve">A 10-by-10 grid of 100 squares used to show a percent is a ___ ___.</w:t>
       </w:r>
     </w:p>
     <w:p>
@@ -1381,7 +1381,7 @@
           <w:sz w:val="22"/>
           <w:szCs w:val="22"/>
         </w:rPr>
-        <w:t xml:space="preserve">Values that name the same amount, like 0.5% and 0.005, are ___.</w:t>
+        <w:t xml:space="preserve">A comparison of one part against the whole amount is a ___ comparison.</w:t>
       </w:r>
     </w:p>
     <w:p>
@@ -1403,7 +1403,7 @@
           <w:sz w:val="22"/>
           <w:szCs w:val="22"/>
         </w:rPr>
-        <w:t xml:space="preserve">A number with a whole part and a fraction part, like 1 1/2, is a ___.</w:t>
+        <w:t xml:space="preserve">A percent above 100 means the amount is ___ than one whole.</w:t>
       </w:r>
     </w:p>
     <w:p>
@@ -1503,7 +1503,7 @@
                 <w:sz w:val="21"/>
                 <w:szCs w:val="21"/>
               </w:rPr>
-              <w:t xml:space="preserve">Who is correct, and how many tokens does the jackpot pay?</w:t>
+              <w:t xml:space="preserve">What percent of the gray kitten's weight does the orange kitten weigh, and how does the tape diagram show it?</w:t>
             </w:r>
           </w:p>
           <w:p>
@@ -1590,14 +1590,14 @@
           <w:sz w:val="20"/>
           <w:szCs w:val="20"/>
         </w:rPr>
-        <w:t xml:space="preserve">Percents Greater Than 100% and Less Than 1% — </w:t>
+        <w:t xml:space="preserve">Understand Percent — </w:t>
       </w:r>
       <w:r>
         <w:rPr>
           <w:sz w:val="20"/>
           <w:szCs w:val="20"/>
         </w:rPr>
-        <w:t xml:space="preserve">Percents can describe amounts greater than one whole or smaller than one hundredth of a whole.</w:t>
+        <w:t xml:space="preserve">A percent is a ratio that compares a number to 100, so every percent answers the question “how many out of 100?”</w:t>
       </w:r>
       <w:r>
         <w:rPr>
@@ -1608,7 +1608,7 @@
           <w:szCs w:val="18"/>
         </w:rPr>
         <w:br/>
-        <w:t xml:space="preserve">Porcentajes mayores que 100% y menores que 1% — Los porcentajes pueden describir cantidades mayores que un entero o menores que una centésima de un entero.</w:t>
+        <w:t xml:space="preserve">Comprender el porcentaje — Un porcentaje es una razón que compara un número con 100, así que todo porcentaje responde “¿cuántos de cada 100?”</w:t>
       </w:r>
     </w:p>
     <w:p>
@@ -1640,7 +1640,7 @@
           <w:sz w:val="20"/>
           <w:szCs w:val="20"/>
         </w:rPr>
-        <w:t xml:space="preserve">A way to compare a number to 100, shown with the % sign.</w:t>
+        <w:t xml:space="preserve">A ratio that compares a number to 100. The word means “per hundred,” and the symbol is %.</w:t>
       </w:r>
       <w:r>
         <w:rPr>
@@ -1651,7 +1651,7 @@
           <w:szCs w:val="18"/>
         </w:rPr>
         <w:br/>
-        <w:t xml:space="preserve">Porcentaje — Una manera de comparar un número con 100, con el signo %.</w:t>
+        <w:t xml:space="preserve">Porcentaje — Una razón que compara un número con 100. La palabra significa “por cada cien” y su símbolo es %.</w:t>
       </w:r>
     </w:p>
     <w:p>
@@ -1676,14 +1676,14 @@
           <w:sz w:val="20"/>
           <w:szCs w:val="20"/>
         </w:rPr>
-        <w:t xml:space="preserve">Greater than 100% — </w:t>
+        <w:t xml:space="preserve">Per hundred — </w:t>
       </w:r>
       <w:r>
         <w:rPr>
           <w:sz w:val="20"/>
           <w:szCs w:val="20"/>
         </w:rPr>
-        <w:t xml:space="preserve">A percent bigger than 100%, more than the whole thing.</w:t>
+        <w:t xml:space="preserve">The meaning hidden inside the word percent: for every group of 100. It is why every percent can be written as a fraction over 100.</w:t>
       </w:r>
       <w:r>
         <w:rPr>
@@ -1694,7 +1694,7 @@
           <w:szCs w:val="18"/>
         </w:rPr>
         <w:br/>
-        <w:t xml:space="preserve">Mayor que 100% — Un porcentaje mayor que 100%, más que todo el entero.</w:t>
+        <w:t xml:space="preserve">Por cada cien — El significado dentro de la palabra porcentaje: por cada grupo de 100. Por eso todo porcentaje se puede escribir como fracción sobre 100.</w:t>
       </w:r>
     </w:p>
     <w:p>
@@ -1719,14 +1719,14 @@
           <w:sz w:val="20"/>
           <w:szCs w:val="20"/>
         </w:rPr>
-        <w:t xml:space="preserve">Less than 1% — </w:t>
+        <w:t xml:space="preserve">Decimal grid — </w:t>
       </w:r>
       <w:r>
         <w:rPr>
           <w:sz w:val="20"/>
           <w:szCs w:val="20"/>
         </w:rPr>
-        <w:t xml:space="preserve">A percent smaller than 1%, a very tiny part.</w:t>
+        <w:t xml:space="preserve">A 10-by-10 grid of 100 squares. Shading squares shows a percent directly, one square per percent.</w:t>
       </w:r>
       <w:r>
         <w:rPr>
@@ -1737,7 +1737,7 @@
           <w:szCs w:val="18"/>
         </w:rPr>
         <w:br/>
-        <w:t xml:space="preserve">Menor que 1% — Un porcentaje menor que 1%, una parte muy pequeña.</w:t>
+        <w:t xml:space="preserve">Cuadrícula decimal — Una cuadrícula de 10 por 10 con 100 cuadros. Sombrear cuadros muestra un porcentaje directamente, un cuadro por cada uno por ciento.</w:t>
       </w:r>
     </w:p>
     <w:p>
@@ -1762,14 +1762,14 @@
           <w:sz w:val="20"/>
           <w:szCs w:val="20"/>
         </w:rPr>
-        <w:t xml:space="preserve">Equivalent — </w:t>
+        <w:t xml:space="preserve">Part-to-whole — </w:t>
       </w:r>
       <w:r>
         <w:rPr>
           <w:sz w:val="20"/>
           <w:szCs w:val="20"/>
         </w:rPr>
-        <w:t xml:space="preserve">Having the same value, just written a different way.</w:t>
+        <w:t xml:space="preserve">A comparison of one part against the whole amount. In a percent, the whole is always 100%.</w:t>
       </w:r>
       <w:r>
         <w:rPr>
@@ -1780,7 +1780,7 @@
           <w:szCs w:val="18"/>
         </w:rPr>
         <w:br/>
-        <w:t xml:space="preserve">Equivalente — Tener el mismo valor, escrito de otra forma.</w:t>
+        <w:t xml:space="preserve">Parte a todo — Una comparación de una parte con el total. En un porcentaje, el total siempre es 100 %.</w:t>
       </w:r>
     </w:p>
     <w:tbl>
@@ -1841,7 +1841,7 @@
                 <w:sz w:val="21"/>
                 <w:szCs w:val="21"/>
               </w:rPr>
-              <w:t xml:space="preserve">The friend who said ___ tokens is correct because 300% of 30 = ___ × 30 = ___. The other friend treated 300% as if it were ___% instead.</w:t>
+              <w:t xml:space="preserve">The gray kitten is the ___, so its weight is ___%. The orange kitten needs one whole tape plus ___ of another. Adding the parts, ___% + 50% = ___%. A percent greater than 100% means the orange kitten weighs ___ than one whole gray kitten.</w:t>
             </w:r>
             <w:r>
               <w:rPr>
@@ -1988,7 +1988,7 @@
                 <w:sz w:val="19"/>
                 <w:szCs w:val="19"/>
               </w:rPr>
-              <w:t xml:space="preserve">This evidence connects the definition of percent to the mathematical claim.</w:t>
+              <w:t xml:space="preserve">This evidence connects the definition of understand percent to the mathematical claim.</w:t>
             </w:r>
           </w:p>
         </w:tc>
@@ -2054,7 +2054,7 @@
           <w:sz w:val="21"/>
           <w:szCs w:val="21"/>
         </w:rPr>
-        <w:t xml:space="preserve">The friend who said ___ tokens is correct because 300% of 30 = ___ × 30 = ___. The other friend treated 300% as if it were ___% instead.</w:t>
+        <w:t xml:space="preserve">The gray kitten is the ___, so its weight is ___%. The orange kitten needs one whole tape plus ___ of another. Adding the parts, ___% + 50% = ___%. A percent greater than 100% means the orange kitten weighs ___ than one whole gray kitten.</w:t>
       </w:r>
     </w:p>
     <w:p>
@@ -2775,7 +2775,7 @@
                 <w:sz w:val="22"/>
                 <w:szCs w:val="22"/>
               </w:rPr>
-              <w:t xml:space="preserve">Arcade Builder Challenge</w:t>
+              <w:t xml:space="preserve">Percent Builder</w:t>
             </w:r>
           </w:p>
           <w:p>
@@ -2787,7 +2787,7 @@
                 <w:sz w:val="21"/>
                 <w:szCs w:val="21"/>
               </w:rPr>
-              <w:t xml:space="preserve">The arcade just posted its monthly leaderboard! Some players crushed the target score — one player hit 150% of the goal! Meanwhile, a rare bonus round gives only a 0.5% point boost. You need to understand what these unusual percents really mean to read the leaderboard correctly.</w:t>
+              <w:t xml:space="preserve">The arcade posts every result as a percent of the weekly goal. A percent compares a number to 100 — so 40% means 40 out of every 100. Some players land under the goal, and some blow past it: a score of 150% means one and a half times the whole goal. Your job is to read and model each result as a comparison to 100.</w:t>
             </w:r>
           </w:p>
         </w:tc>
@@ -2826,7 +2826,7 @@
           <w:sz w:val="20"/>
           <w:szCs w:val="20"/>
         </w:rPr>
-        <w:t xml:space="preserve">•  What does it mean when a score is shown as 150% of the target?</w:t>
+        <w:t xml:space="preserve">•  I notice the whole goal is marked as ___%.</w:t>
       </w:r>
     </w:p>
     <w:p>
@@ -2839,7 +2839,7 @@
           <w:sz w:val="20"/>
           <w:szCs w:val="20"/>
         </w:rPr>
-        <w:t xml:space="preserve">•  Can a percent be less than 1%? What would that look like?</w:t>
+        <w:t xml:space="preserve">•  I notice one bar goes past the whole, so its percent is greater than ___.</w:t>
       </w:r>
     </w:p>
     <w:p>
@@ -2852,7 +2852,7 @@
           <w:sz w:val="20"/>
           <w:szCs w:val="20"/>
         </w:rPr>
-        <w:t xml:space="preserve">•  How do you write a percent greater than 100% as a decimal or fraction?</w:t>
+        <w:t xml:space="preserve">•  I notice a percent can be shown by shading squares out of ___.</w:t>
       </w:r>
     </w:p>
     <w:p>
@@ -2865,7 +2865,20 @@
           <w:sz w:val="20"/>
           <w:szCs w:val="20"/>
         </w:rPr>
-        <w:t xml:space="preserve">•  When would you see a percent less than 1% in real life?</w:t>
+        <w:t xml:space="preserve">•  I wonder how a ratio like 4 out of 10 becomes a percent out of ___.</w:t>
+      </w:r>
+    </w:p>
+    <w:p>
+      <w:pPr>
+        <w:spacing w:after="40"/>
+        <w:ind w:left="300"/>
+      </w:pPr>
+      <w:r>
+        <w:rPr>
+          <w:sz w:val="20"/>
+          <w:szCs w:val="20"/>
+        </w:rPr>
+        <w:t xml:space="preserve">•  I wonder what it means for a score to be more than ___% of the goal.</w:t>
       </w:r>
     </w:p>
     <w:p>
@@ -2914,7 +2927,7 @@
           <w:sz w:val="21"/>
           <w:szCs w:val="21"/>
         </w:rPr>
-        <w:t xml:space="preserve">Which of the following is greater than 100%?</w:t>
+        <w:t xml:space="preserve">What does the word percent mean?</w:t>
       </w:r>
     </w:p>
     <w:p>
@@ -2927,7 +2940,7 @@
           <w:sz w:val="20"/>
           <w:szCs w:val="20"/>
         </w:rPr>
-        <w:t xml:space="preserve">A)  0.75</w:t>
+        <w:t xml:space="preserve">A)  Per hundred</w:t>
       </w:r>
     </w:p>
     <w:p>
@@ -2940,7 +2953,7 @@
           <w:sz w:val="20"/>
           <w:szCs w:val="20"/>
         </w:rPr>
-        <w:t xml:space="preserve">B)  3/4</w:t>
+        <w:t xml:space="preserve">B)  Per ten</w:t>
       </w:r>
     </w:p>
     <w:p>
@@ -2953,7 +2966,7 @@
           <w:sz w:val="20"/>
           <w:szCs w:val="20"/>
         </w:rPr>
-        <w:t xml:space="preserve">C)  1.25</w:t>
+        <w:t xml:space="preserve">C)  Per thousand</w:t>
       </w:r>
     </w:p>
     <w:p>
@@ -2966,7 +2979,7 @@
           <w:sz w:val="20"/>
           <w:szCs w:val="20"/>
         </w:rPr>
-        <w:t xml:space="preserve">D)  99/100</w:t>
+        <w:t xml:space="preserve">D)  Per part</w:t>
       </w:r>
     </w:p>
     <w:p>
@@ -2988,53 +3001,31 @@
           <w:sz w:val="21"/>
           <w:szCs w:val="21"/>
         </w:rPr>
-        <w:t xml:space="preserve">1.25 = 125%, which is greater than 100%.</w:t>
-      </w:r>
-    </w:p>
-    <w:p>
-      <w:pPr>
-        <w:spacing w:after="20" w:before="50"/>
-      </w:pPr>
-      <w:r>
-        <w:rPr>
-          <w:b/>
-          <w:bCs/>
-          <w:color w:val="1FA6A2"/>
+        <w:t xml:space="preserve">Percent means per hundred, which is why every percent can be written as a fraction with a denominator of 100.</w:t>
+      </w:r>
+    </w:p>
+    <w:p>
+      <w:pPr>
+        <w:spacing w:after="40" w:before="60"/>
+      </w:pPr>
+      <w:r>
+        <w:rPr>
+          <w:b/>
+          <w:bCs/>
+          <w:color w:val="12355B"/>
           <w:sz w:val="21"/>
           <w:szCs w:val="21"/>
         </w:rPr>
-        <w:t xml:space="preserve">Step 2:  </w:t>
-      </w:r>
-      <w:r>
-        <w:rPr>
+        <w:t xml:space="preserve">Answer:  </w:t>
+      </w:r>
+      <w:r>
+        <w:rPr>
+          <w:b/>
+          <w:bCs/>
           <w:sz w:val="21"/>
           <w:szCs w:val="21"/>
         </w:rPr>
-        <w:t xml:space="preserve">The other values are all less than 1 (less than 100%).</w:t>
-      </w:r>
-    </w:p>
-    <w:p>
-      <w:pPr>
-        <w:spacing w:after="40" w:before="60"/>
-      </w:pPr>
-      <w:r>
-        <w:rPr>
-          <w:b/>
-          <w:bCs/>
-          <w:color w:val="12355B"/>
-          <w:sz w:val="21"/>
-          <w:szCs w:val="21"/>
-        </w:rPr>
-        <w:t xml:space="preserve">Answer:  </w:t>
-      </w:r>
-      <w:r>
-        <w:rPr>
-          <w:b/>
-          <w:bCs/>
-          <w:sz w:val="21"/>
-          <w:szCs w:val="21"/>
-        </w:rPr>
-        <w:t xml:space="preserve">C. 1.25</w:t>
+        <w:t xml:space="preserve">A. Per hundred</w:t>
       </w:r>
     </w:p>
     <w:p>
@@ -3103,7 +3094,7 @@
           <w:sz w:val="21"/>
           <w:szCs w:val="21"/>
         </w:rPr>
-        <w:t xml:space="preserve">What is 200% written as a decimal?</w:t>
+        <w:t xml:space="preserve">3 out of every 10 students walk to school. What percent is that?</w:t>
       </w:r>
     </w:p>
     <w:p>
@@ -3116,7 +3107,7 @@
           <w:sz w:val="20"/>
           <w:szCs w:val="20"/>
         </w:rPr>
-        <w:t xml:space="preserve">A)  2.0</w:t>
+        <w:t xml:space="preserve">A)  30%</w:t>
       </w:r>
     </w:p>
     <w:p>
@@ -3129,7 +3120,7 @@
           <w:sz w:val="20"/>
           <w:szCs w:val="20"/>
         </w:rPr>
-        <w:t xml:space="preserve">B)  0.2</w:t>
+        <w:t xml:space="preserve">B)  3%</w:t>
       </w:r>
     </w:p>
     <w:p>
@@ -3142,7 +3133,7 @@
           <w:sz w:val="20"/>
           <w:szCs w:val="20"/>
         </w:rPr>
-        <w:t xml:space="preserve">C)  20.0</w:t>
+        <w:t xml:space="preserve">C)  10%</w:t>
       </w:r>
     </w:p>
     <w:p>
@@ -3155,7 +3146,7 @@
           <w:sz w:val="20"/>
           <w:szCs w:val="20"/>
         </w:rPr>
-        <w:t xml:space="preserve">D)  0.02</w:t>
+        <w:t xml:space="preserve">D)  13%</w:t>
       </w:r>
     </w:p>
     <w:p>
@@ -3282,7 +3273,7 @@
                 <w:sz w:val="21"/>
                 <w:szCs w:val="21"/>
               </w:rPr>
-              <w:t xml:space="preserve">A different arcade machine pays a jackpot of 300% of your tokens if you win. You inserted 30 tokens. One friend says the jackpot is 90 tokens. Another friend says it's 33 tokens.</w:t>
+              <w:t xml:space="preserve">Shanice's cat had two kittens. The gray kitten weighs 4 ounces. The orange kitten weighs 1.5 times as much as the gray kitten.</w:t>
             </w:r>
           </w:p>
           <w:p>
@@ -3297,7 +3288,7 @@
                 <w:sz w:val="21"/>
                 <w:szCs w:val="21"/>
               </w:rPr>
-              <w:t xml:space="preserve">Who is correct, and how many tokens does the jackpot pay?</w:t>
+              <w:t xml:space="preserve">What percent of the gray kitten's weight does the orange kitten weigh, and how does the tape diagram show it?</w:t>
             </w:r>
           </w:p>
         </w:tc>
@@ -3332,7 +3323,7 @@
           <w:sz w:val="20"/>
           <w:szCs w:val="20"/>
         </w:rPr>
-        <w:t xml:space="preserve">The friend who said ___ tokens is correct because 300% of 30 = ___ × 30 = ___. The other friend treated 300% as if it were ___% instead.</w:t>
+        <w:t xml:space="preserve">The gray kitten is the ___, so its weight is ___%. The orange kitten needs one whole tape plus ___ of another. Adding the parts, ___% + 50% = ___%. A percent greater than 100% means the orange kitten weighs ___ than one whole gray kitten.</w:t>
       </w:r>
     </w:p>
     <w:p>
@@ -3871,7 +3862,7 @@
           <w:sz w:val="21"/>
           <w:szCs w:val="21"/>
         </w:rPr>
-        <w:t xml:space="preserve">What is 0.5% written as a decimal?</w:t>
+        <w:t xml:space="preserve">A decimal grid has 100 squares and 65 are shaded. What percent is shaded?</w:t>
       </w:r>
     </w:p>
     <w:p>
@@ -3884,7 +3875,7 @@
           <w:sz w:val="20"/>
           <w:szCs w:val="20"/>
         </w:rPr>
-        <w:t xml:space="preserve">A)  0.005</w:t>
+        <w:t xml:space="preserve">A)  65%</w:t>
       </w:r>
     </w:p>
     <w:p>
@@ -3897,7 +3888,7 @@
           <w:sz w:val="20"/>
           <w:szCs w:val="20"/>
         </w:rPr>
-        <w:t xml:space="preserve">B)  0.05</w:t>
+        <w:t xml:space="preserve">B)  35%</w:t>
       </w:r>
     </w:p>
     <w:p>
@@ -3910,7 +3901,7 @@
           <w:sz w:val="20"/>
           <w:szCs w:val="20"/>
         </w:rPr>
-        <w:t xml:space="preserve">C)  0.5</w:t>
+        <w:t xml:space="preserve">C)  6.5%</w:t>
       </w:r>
     </w:p>
     <w:p>
@@ -3923,7 +3914,7 @@
           <w:sz w:val="20"/>
           <w:szCs w:val="20"/>
         </w:rPr>
-        <w:t xml:space="preserve">D)  5.0</w:t>
+        <w:t xml:space="preserve">D)  100%</w:t>
       </w:r>
     </w:p>
     <w:p>
@@ -4001,7 +3992,7 @@
           <w:sz w:val="21"/>
           <w:szCs w:val="21"/>
         </w:rPr>
-        <w:t xml:space="preserve">Which percent is less than 1%?</w:t>
+        <w:t xml:space="preserve">Which percent means MORE than one whole?</w:t>
       </w:r>
     </w:p>
     <w:p>
@@ -4014,7 +4005,7 @@
           <w:sz w:val="20"/>
           <w:szCs w:val="20"/>
         </w:rPr>
-        <w:t xml:space="preserve">A)  0.75%</w:t>
+        <w:t xml:space="preserve">A)  120%</w:t>
       </w:r>
     </w:p>
     <w:p>
@@ -4027,7 +4018,7 @@
           <w:sz w:val="20"/>
           <w:szCs w:val="20"/>
         </w:rPr>
-        <w:t xml:space="preserve">B)  7.5%</w:t>
+        <w:t xml:space="preserve">B)  100%</w:t>
       </w:r>
     </w:p>
     <w:p>
@@ -4040,7 +4031,7 @@
           <w:sz w:val="20"/>
           <w:szCs w:val="20"/>
         </w:rPr>
-        <w:t xml:space="preserve">C)  75%</w:t>
+        <w:t xml:space="preserve">C)  80%</w:t>
       </w:r>
     </w:p>
     <w:p>
@@ -4053,7 +4044,7 @@
           <w:sz w:val="20"/>
           <w:szCs w:val="20"/>
         </w:rPr>
-        <w:t xml:space="preserve">D)  1.5%</w:t>
+        <w:t xml:space="preserve">D)  0.8%</w:t>
       </w:r>
     </w:p>
     <w:p>
@@ -4111,32 +4102,6 @@
     </w:tbl>
     <w:p>
       <w:pPr>
-        <w:pStyle w:val="Heading2"/>
-        <w:spacing w:after="80" w:before="180"/>
-      </w:pPr>
-      <w:r>
-        <w:rPr>
-          <w:b/>
-          <w:bCs/>
-          <w:color w:val="12355B"/>
-          <w:sz w:val="24"/>
-          <w:szCs w:val="24"/>
-        </w:rPr>
-        <w:t xml:space="preserve">On Level</w:t>
-      </w:r>
-      <w:r>
-        <w:rPr>
-          <w:i/>
-          <w:iCs/>
-          <w:color w:val="12355B"/>
-          <w:sz w:val="19"/>
-          <w:szCs w:val="19"/>
-        </w:rPr>
-        <w:t xml:space="preserve">   grade-level practice</w:t>
-      </w:r>
-    </w:p>
-    <w:p>
-      <w:pPr>
         <w:keepNext/>
         <w:spacing w:after="60" w:before="160"/>
       </w:pPr>
@@ -4157,67 +4122,7 @@
           <w:sz w:val="21"/>
           <w:szCs w:val="21"/>
         </w:rPr>
-        <w:t xml:space="preserve">A player scored 0.4% of the bonus points. Which decimal represents this percent?</w:t>
-      </w:r>
-    </w:p>
-    <w:p>
-      <w:pPr>
-        <w:spacing w:after="40"/>
-        <w:ind w:left="420"/>
-      </w:pPr>
-      <w:r>
-        <w:rPr>
-          <w:sz w:val="20"/>
-          <w:szCs w:val="20"/>
-        </w:rPr>
-        <w:t xml:space="preserve">A)  0.4</w:t>
-      </w:r>
-    </w:p>
-    <w:p>
-      <w:pPr>
-        <w:spacing w:after="40"/>
-        <w:ind w:left="420"/>
-      </w:pPr>
-      <w:r>
-        <w:rPr>
-          <w:sz w:val="20"/>
-          <w:szCs w:val="20"/>
-        </w:rPr>
-        <w:t xml:space="preserve">B)  0.04</w:t>
-      </w:r>
-    </w:p>
-    <w:p>
-      <w:pPr>
-        <w:spacing w:after="40"/>
-        <w:ind w:left="420"/>
-      </w:pPr>
-      <w:r>
-        <w:rPr>
-          <w:sz w:val="20"/>
-          <w:szCs w:val="20"/>
-        </w:rPr>
-        <w:t xml:space="preserve">C)  0.004</w:t>
-      </w:r>
-    </w:p>
-    <w:p>
-      <w:pPr>
-        <w:spacing w:after="40"/>
-        <w:ind w:left="420"/>
-      </w:pPr>
-      <w:r>
-        <w:rPr>
-          <w:sz w:val="20"/>
-          <w:szCs w:val="20"/>
-        </w:rPr>
-        <w:t xml:space="preserve">D)  4.0</w:t>
-      </w:r>
-    </w:p>
-    <w:p>
-      <w:pPr>
-        <w:spacing w:after="20"/>
-      </w:pPr>
-      <w:r>
-        <w:t xml:space="preserve"/>
+        <w:t xml:space="preserve">Sort each percent by how it compares to one whole.</w:t>
       </w:r>
     </w:p>
     <w:tbl>
@@ -4262,6 +4167,376 @@
               <w:t xml:space="preserve"/>
             </w:r>
           </w:p>
+          <w:p>
+            <w:pPr>
+              <w:spacing w:after="0" w:line="320"/>
+            </w:pPr>
+            <w:r>
+              <w:t xml:space="preserve"/>
+            </w:r>
+          </w:p>
+          <w:p>
+            <w:pPr>
+              <w:spacing w:after="0" w:line="320"/>
+            </w:pPr>
+            <w:r>
+              <w:t xml:space="preserve"/>
+            </w:r>
+          </w:p>
+        </w:tc>
+      </w:tr>
+    </w:tbl>
+    <w:p>
+      <w:pPr>
+        <w:pStyle w:val="Heading2"/>
+        <w:spacing w:after="80" w:before="180"/>
+      </w:pPr>
+      <w:r>
+        <w:rPr>
+          <w:b/>
+          <w:bCs/>
+          <w:color w:val="12355B"/>
+          <w:sz w:val="24"/>
+          <w:szCs w:val="24"/>
+        </w:rPr>
+        <w:t xml:space="preserve">On Level</w:t>
+      </w:r>
+      <w:r>
+        <w:rPr>
+          <w:i/>
+          <w:iCs/>
+          <w:color w:val="12355B"/>
+          <w:sz w:val="19"/>
+          <w:szCs w:val="19"/>
+        </w:rPr>
+        <w:t xml:space="preserve">   grade-level practice</w:t>
+      </w:r>
+    </w:p>
+    <w:p>
+      <w:pPr>
+        <w:keepNext/>
+        <w:spacing w:after="60" w:before="160"/>
+      </w:pPr>
+      <w:r>
+        <w:rPr>
+          <w:b/>
+          <w:bCs/>
+          <w:color w:val="12355B"/>
+          <w:sz w:val="22"/>
+          <w:szCs w:val="22"/>
+        </w:rPr>
+        <w:t xml:space="preserve">4.  </w:t>
+      </w:r>
+      <w:r>
+        <w:rPr>
+          <w:b/>
+          <w:bCs/>
+          <w:sz w:val="21"/>
+          <w:szCs w:val="21"/>
+        </w:rPr>
+        <w:t xml:space="preserve">Match each comparison to its percent.</w:t>
+      </w:r>
+    </w:p>
+    <w:tbl>
+      <w:tblPr>
+        <w:tblW w:type="pct" w:w="100%"/>
+        <w:tblBorders>
+          <w:top w:val="single" w:color="C7D2DD" w:sz="6"/>
+          <w:left w:val="single" w:color="C7D2DD" w:sz="6"/>
+          <w:bottom w:val="single" w:color="C7D2DD" w:sz="6"/>
+          <w:right w:val="single" w:color="C7D2DD" w:sz="6"/>
+          <w:insideH w:val="single" w:color="auto" w:sz="4"/>
+          <w:insideV w:val="single" w:color="auto" w:sz="4"/>
+        </w:tblBorders>
+      </w:tblPr>
+      <w:tblGrid>
+        <w:gridCol w:w="100"/>
+      </w:tblGrid>
+      <w:tr>
+        <w:tc>
+          <w:tcPr>
+            <w:shd w:fill="FBF3E2" w:color="auto" w:val="clear"/>
+            <w:tcMar>
+              <w:top w:type="dxa" w:w="60"/>
+              <w:left w:type="dxa" w:w="120"/>
+              <w:bottom w:type="dxa" w:w="60"/>
+              <w:right w:type="dxa" w:w="120"/>
+            </w:tcMar>
+          </w:tcPr>
+          <w:p>
+            <w:pPr>
+              <w:spacing w:after="0" w:line="320"/>
+            </w:pPr>
+            <w:r>
+              <w:t xml:space="preserve"/>
+            </w:r>
+          </w:p>
+          <w:p>
+            <w:pPr>
+              <w:spacing w:after="0" w:line="320"/>
+            </w:pPr>
+            <w:r>
+              <w:t xml:space="preserve"/>
+            </w:r>
+          </w:p>
+          <w:p>
+            <w:pPr>
+              <w:spacing w:after="0" w:line="320"/>
+            </w:pPr>
+            <w:r>
+              <w:t xml:space="preserve"/>
+            </w:r>
+          </w:p>
+          <w:p>
+            <w:pPr>
+              <w:spacing w:after="0" w:line="320"/>
+            </w:pPr>
+            <w:r>
+              <w:t xml:space="preserve"/>
+            </w:r>
+          </w:p>
+        </w:tc>
+      </w:tr>
+    </w:tbl>
+    <w:p>
+      <w:pPr>
+        <w:keepNext/>
+        <w:spacing w:after="60" w:before="160"/>
+      </w:pPr>
+      <w:r>
+        <w:rPr>
+          <w:b/>
+          <w:bCs/>
+          <w:color w:val="12355B"/>
+          <w:sz w:val="22"/>
+          <w:szCs w:val="22"/>
+        </w:rPr>
+        <w:t xml:space="preserve">5.  </w:t>
+      </w:r>
+      <w:r>
+        <w:rPr>
+          <w:b/>
+          <w:bCs/>
+          <w:sz w:val="21"/>
+          <w:szCs w:val="21"/>
+        </w:rPr>
+        <w:t xml:space="preserve">The orange kitten weighs 1.5 times as much as the gray kitten. What percent of the gray kitten's weight is that?</w:t>
+      </w:r>
+    </w:p>
+    <w:p>
+      <w:pPr>
+        <w:spacing w:after="40"/>
+        <w:ind w:left="420"/>
+      </w:pPr>
+      <w:r>
+        <w:rPr>
+          <w:sz w:val="20"/>
+          <w:szCs w:val="20"/>
+        </w:rPr>
+        <w:t xml:space="preserve">A)  150%</w:t>
+      </w:r>
+    </w:p>
+    <w:p>
+      <w:pPr>
+        <w:spacing w:after="40"/>
+        <w:ind w:left="420"/>
+      </w:pPr>
+      <w:r>
+        <w:rPr>
+          <w:sz w:val="20"/>
+          <w:szCs w:val="20"/>
+        </w:rPr>
+        <w:t xml:space="preserve">B)  15%</w:t>
+      </w:r>
+    </w:p>
+    <w:p>
+      <w:pPr>
+        <w:spacing w:after="40"/>
+        <w:ind w:left="420"/>
+      </w:pPr>
+      <w:r>
+        <w:rPr>
+          <w:sz w:val="20"/>
+          <w:szCs w:val="20"/>
+        </w:rPr>
+        <w:t xml:space="preserve">C)  50%</w:t>
+      </w:r>
+    </w:p>
+    <w:p>
+      <w:pPr>
+        <w:spacing w:after="40"/>
+        <w:ind w:left="420"/>
+      </w:pPr>
+      <w:r>
+        <w:rPr>
+          <w:sz w:val="20"/>
+          <w:szCs w:val="20"/>
+        </w:rPr>
+        <w:t xml:space="preserve">D)  1.5%</w:t>
+      </w:r>
+    </w:p>
+    <w:p>
+      <w:pPr>
+        <w:spacing w:after="20"/>
+      </w:pPr>
+      <w:r>
+        <w:t xml:space="preserve"/>
+      </w:r>
+    </w:p>
+    <w:tbl>
+      <w:tblPr>
+        <w:tblW w:type="pct" w:w="100%"/>
+        <w:tblBorders>
+          <w:top w:val="single" w:color="C7D2DD" w:sz="6"/>
+          <w:left w:val="single" w:color="C7D2DD" w:sz="6"/>
+          <w:bottom w:val="single" w:color="C7D2DD" w:sz="6"/>
+          <w:right w:val="single" w:color="C7D2DD" w:sz="6"/>
+          <w:insideH w:val="single" w:color="auto" w:sz="4"/>
+          <w:insideV w:val="single" w:color="auto" w:sz="4"/>
+        </w:tblBorders>
+      </w:tblPr>
+      <w:tblGrid>
+        <w:gridCol w:w="100"/>
+      </w:tblGrid>
+      <w:tr>
+        <w:tc>
+          <w:tcPr>
+            <w:shd w:fill="FBF3E2" w:color="auto" w:val="clear"/>
+            <w:tcMar>
+              <w:top w:type="dxa" w:w="60"/>
+              <w:left w:type="dxa" w:w="120"/>
+              <w:bottom w:type="dxa" w:w="60"/>
+              <w:right w:type="dxa" w:w="120"/>
+            </w:tcMar>
+          </w:tcPr>
+          <w:p>
+            <w:pPr>
+              <w:spacing w:after="0" w:line="320"/>
+            </w:pPr>
+            <w:r>
+              <w:t xml:space="preserve"/>
+            </w:r>
+          </w:p>
+          <w:p>
+            <w:pPr>
+              <w:spacing w:after="0" w:line="320"/>
+            </w:pPr>
+            <w:r>
+              <w:t xml:space="preserve"/>
+            </w:r>
+          </w:p>
+        </w:tc>
+      </w:tr>
+    </w:tbl>
+    <w:p>
+      <w:pPr>
+        <w:pStyle w:val="Heading2"/>
+        <w:spacing w:after="80" w:before="180"/>
+      </w:pPr>
+      <w:r>
+        <w:rPr>
+          <w:b/>
+          <w:bCs/>
+          <w:color w:val="12355B"/>
+          <w:sz w:val="24"/>
+          <w:szCs w:val="24"/>
+        </w:rPr>
+        <w:t xml:space="preserve">Level 2 Enrichment</w:t>
+      </w:r>
+      <w:r>
+        <w:rPr>
+          <w:i/>
+          <w:iCs/>
+          <w:color w:val="6B4FA0"/>
+          <w:sz w:val="19"/>
+          <w:szCs w:val="19"/>
+        </w:rPr>
+        <w:t xml:space="preserve">   stretch your thinking</w:t>
+      </w:r>
+    </w:p>
+    <w:p>
+      <w:pPr>
+        <w:keepNext/>
+        <w:spacing w:after="60" w:before="160"/>
+      </w:pPr>
+      <w:r>
+        <w:rPr>
+          <w:b/>
+          <w:bCs/>
+          <w:color w:val="12355B"/>
+          <w:sz w:val="22"/>
+          <w:szCs w:val="22"/>
+        </w:rPr>
+        <w:t xml:space="preserve">6.  </w:t>
+      </w:r>
+      <w:r>
+        <w:rPr>
+          <w:b/>
+          <w:bCs/>
+          <w:sz w:val="21"/>
+          <w:szCs w:val="21"/>
+        </w:rPr>
+        <w:t xml:space="preserve">A car dealership sold 50 cars last month: 20 sedans, 15 SUVs, 10 trucks, and 5 vans. The owner will order 100 cars for next month and wants the order to match last month's sales pattern. Write each type as a percent, then say how many of each to order — and explain why percents make this easier than the raw counts.</w:t>
+      </w:r>
+    </w:p>
+    <w:tbl>
+      <w:tblPr>
+        <w:tblW w:type="pct" w:w="100%"/>
+        <w:tblBorders>
+          <w:top w:val="single" w:color="C7D2DD" w:sz="6"/>
+          <w:left w:val="single" w:color="C7D2DD" w:sz="6"/>
+          <w:bottom w:val="single" w:color="C7D2DD" w:sz="6"/>
+          <w:right w:val="single" w:color="C7D2DD" w:sz="6"/>
+          <w:insideH w:val="single" w:color="auto" w:sz="4"/>
+          <w:insideV w:val="single" w:color="auto" w:sz="4"/>
+        </w:tblBorders>
+      </w:tblPr>
+      <w:tblGrid>
+        <w:gridCol w:w="100"/>
+      </w:tblGrid>
+      <w:tr>
+        <w:tc>
+          <w:tcPr>
+            <w:shd w:fill="FBF3E2" w:color="auto" w:val="clear"/>
+            <w:tcMar>
+              <w:top w:type="dxa" w:w="60"/>
+              <w:left w:type="dxa" w:w="120"/>
+              <w:bottom w:type="dxa" w:w="60"/>
+              <w:right w:type="dxa" w:w="120"/>
+            </w:tcMar>
+          </w:tcPr>
+          <w:p>
+            <w:pPr>
+              <w:spacing w:after="0" w:line="320"/>
+            </w:pPr>
+            <w:r>
+              <w:t xml:space="preserve"/>
+            </w:r>
+          </w:p>
+          <w:p>
+            <w:pPr>
+              <w:spacing w:after="0" w:line="320"/>
+            </w:pPr>
+            <w:r>
+              <w:t xml:space="preserve"/>
+            </w:r>
+          </w:p>
+          <w:p>
+            <w:pPr>
+              <w:spacing w:after="0" w:line="320"/>
+            </w:pPr>
+            <w:r>
+              <w:t xml:space="preserve"/>
+            </w:r>
+          </w:p>
+          <w:p>
+            <w:pPr>
+              <w:spacing w:after="0" w:line="320"/>
+            </w:pPr>
+            <w:r>
+              <w:t xml:space="preserve"/>
+            </w:r>
+          </w:p>
         </w:tc>
       </w:tr>
     </w:tbl>
@@ -4319,7 +4594,7 @@
           <w:sz w:val="22"/>
           <w:szCs w:val="22"/>
         </w:rPr>
-        <w:t xml:space="preserve">Which statement is true about 0.25%?</w:t>
+        <w:t xml:space="preserve">Four out of every ten voters chose the tiger. What percent chose the tiger, and how do you know?</w:t>
       </w:r>
     </w:p>
     <w:p>
@@ -4332,7 +4607,7 @@
           <w:sz w:val="21"/>
           <w:szCs w:val="21"/>
         </w:rPr>
-        <w:t xml:space="preserve">A)  It equals 0.0025 as a decimal</w:t>
+        <w:t xml:space="preserve">A)  40%, because 4 out of 10 equals 40 out of 100</w:t>
       </w:r>
     </w:p>
     <w:p>
@@ -4345,7 +4620,7 @@
           <w:sz w:val="21"/>
           <w:szCs w:val="21"/>
         </w:rPr>
-        <w:t xml:space="preserve">B)  It equals 0.25 as a decimal</w:t>
+        <w:t xml:space="preserve">B)  4%, because 4 voters chose the tiger</w:t>
       </w:r>
     </w:p>
     <w:p>
@@ -4358,7 +4633,7 @@
           <w:sz w:val="21"/>
           <w:szCs w:val="21"/>
         </w:rPr>
-        <w:t xml:space="preserve">C)  It equals 1/4 as a fraction</w:t>
+        <w:t xml:space="preserve">C)  10%, because the ratio is out of 10</w:t>
       </w:r>
     </w:p>
     <w:p>
@@ -4371,7 +4646,7 @@
           <w:sz w:val="21"/>
           <w:szCs w:val="21"/>
         </w:rPr>
-        <w:t xml:space="preserve">D)  It is greater than 1%</w:t>
+        <w:t xml:space="preserve">D)  14%, because 4 + 10 = 14</w:t>
       </w:r>
     </w:p>
     <w:p>

--- a/lessons/4-1/downloads/4-1-notes.docx
+++ b/lessons/4-1/downloads/4-1-notes.docx
@@ -219,10 +219,12 @@
     <w:p>
       <w:pPr>
         <w:pStyle w:val="Heading1"/>
+        <w:keepNext/>
+        <w:keepLines/>
         <w:pBdr>
           <w:bottom w:val="single" w:color="1FA6A2" w:sz="14" w:space="6"/>
         </w:pBdr>
-        <w:spacing w:after="140" w:before="260"/>
+        <w:spacing w:after="140" w:before="300"/>
       </w:pPr>
       <w:r>
         <w:rPr>
@@ -1177,10 +1179,12 @@
     <w:p>
       <w:pPr>
         <w:pStyle w:val="Heading1"/>
+        <w:keepNext/>
+        <w:keepLines/>
         <w:pBdr>
           <w:bottom w:val="single" w:color="1FA6A2" w:sz="14" w:space="6"/>
         </w:pBdr>
-        <w:spacing w:after="140" w:before="260"/>
+        <w:spacing w:after="140" w:before="300"/>
       </w:pPr>
       <w:r>
         <w:rPr>
@@ -1276,7 +1280,8 @@
     </w:p>
     <w:p>
       <w:pPr>
-        <w:spacing w:after="120" w:before="80"/>
+        <w:keepLines/>
+        <w:spacing w:after="260" w:before="200"/>
       </w:pPr>
       <w:r>
         <w:rPr>
@@ -1293,34 +1298,27 @@
           <w:sz w:val="22"/>
           <w:szCs w:val="22"/>
         </w:rPr>
-        <w:t xml:space="preserve">A ratio comparing a number to 100 is a ___.</w:t>
-      </w:r>
-    </w:p>
-    <w:p>
-      <w:pPr>
-        <w:spacing w:after="120" w:before="80"/>
-      </w:pPr>
-      <w:r>
-        <w:rPr>
-          <w:b/>
-          <w:bCs/>
-          <w:color w:val="12355B"/>
+        <w:t xml:space="preserve">A ratio comparing a number to 100 is a </w:t>
+      </w:r>
+      <w:r>
+        <w:rPr>
           <w:sz w:val="22"/>
           <w:szCs w:val="22"/>
         </w:rPr>
-        <w:t xml:space="preserve">2.  </w:t>
+        <w:t xml:space="preserve">________________</w:t>
       </w:r>
       <w:r>
         <w:rPr>
           <w:sz w:val="22"/>
           <w:szCs w:val="22"/>
         </w:rPr>
-        <w:t xml:space="preserve">The word that means “per hundred” is ___.</w:t>
-      </w:r>
-    </w:p>
-    <w:p>
-      <w:pPr>
-        <w:spacing w:after="120" w:before="80"/>
+        <w:t xml:space="preserve">.</w:t>
+      </w:r>
+    </w:p>
+    <w:p>
+      <w:pPr>
+        <w:keepLines/>
+        <w:spacing w:after="260" w:before="200"/>
       </w:pPr>
       <w:r>
         <w:rPr>
@@ -1330,41 +1328,34 @@
           <w:sz w:val="22"/>
           <w:szCs w:val="22"/>
         </w:rPr>
-        <w:t xml:space="preserve">3.  </w:t>
+        <w:t xml:space="preserve">2.  </w:t>
       </w:r>
       <w:r>
         <w:rPr>
           <w:sz w:val="22"/>
           <w:szCs w:val="22"/>
         </w:rPr>
-        <w:t xml:space="preserve">The meaning hidden inside the word percent is ___ ___.</w:t>
-      </w:r>
-    </w:p>
-    <w:p>
-      <w:pPr>
-        <w:spacing w:after="120" w:before="80"/>
-      </w:pPr>
-      <w:r>
-        <w:rPr>
-          <w:b/>
-          <w:bCs/>
-          <w:color w:val="12355B"/>
+        <w:t xml:space="preserve">The word that means “per hundred” is </w:t>
+      </w:r>
+      <w:r>
+        <w:rPr>
           <w:sz w:val="22"/>
           <w:szCs w:val="22"/>
         </w:rPr>
-        <w:t xml:space="preserve">4.  </w:t>
+        <w:t xml:space="preserve">________________</w:t>
       </w:r>
       <w:r>
         <w:rPr>
           <w:sz w:val="22"/>
           <w:szCs w:val="22"/>
         </w:rPr>
-        <w:t xml:space="preserve">A 10-by-10 grid of 100 squares used to show a percent is a ___ ___.</w:t>
-      </w:r>
-    </w:p>
-    <w:p>
-      <w:pPr>
-        <w:spacing w:after="120" w:before="80"/>
+        <w:t xml:space="preserve">.</w:t>
+      </w:r>
+    </w:p>
+    <w:p>
+      <w:pPr>
+        <w:keepLines/>
+        <w:spacing w:after="260" w:before="200"/>
       </w:pPr>
       <w:r>
         <w:rPr>
@@ -1374,46 +1365,178 @@
           <w:sz w:val="22"/>
           <w:szCs w:val="22"/>
         </w:rPr>
-        <w:t xml:space="preserve">5.  </w:t>
+        <w:t xml:space="preserve">3.  </w:t>
       </w:r>
       <w:r>
         <w:rPr>
           <w:sz w:val="22"/>
           <w:szCs w:val="22"/>
         </w:rPr>
-        <w:t xml:space="preserve">A comparison of one part against the whole amount is a ___ comparison.</w:t>
-      </w:r>
-    </w:p>
-    <w:p>
-      <w:pPr>
-        <w:spacing w:after="120" w:before="80"/>
-      </w:pPr>
-      <w:r>
-        <w:rPr>
-          <w:b/>
-          <w:bCs/>
-          <w:color w:val="12355B"/>
+        <w:t xml:space="preserve">The meaning hidden inside the word percent is </w:t>
+      </w:r>
+      <w:r>
+        <w:rPr>
           <w:sz w:val="22"/>
           <w:szCs w:val="22"/>
         </w:rPr>
-        <w:t xml:space="preserve">6.  </w:t>
+        <w:t xml:space="preserve">________________</w:t>
       </w:r>
       <w:r>
         <w:rPr>
           <w:sz w:val="22"/>
           <w:szCs w:val="22"/>
         </w:rPr>
-        <w:t xml:space="preserve">A percent above 100 means the amount is ___ than one whole.</w:t>
+        <w:t xml:space="preserve"> </w:t>
+      </w:r>
+      <w:r>
+        <w:rPr>
+          <w:sz w:val="22"/>
+          <w:szCs w:val="22"/>
+        </w:rPr>
+        <w:t xml:space="preserve">________________</w:t>
+      </w:r>
+      <w:r>
+        <w:rPr>
+          <w:sz w:val="22"/>
+          <w:szCs w:val="22"/>
+        </w:rPr>
+        <w:t xml:space="preserve">.</w:t>
+      </w:r>
+    </w:p>
+    <w:p>
+      <w:pPr>
+        <w:keepLines/>
+        <w:spacing w:after="260" w:before="200"/>
+      </w:pPr>
+      <w:r>
+        <w:rPr>
+          <w:b/>
+          <w:bCs/>
+          <w:color w:val="12355B"/>
+          <w:sz w:val="22"/>
+          <w:szCs w:val="22"/>
+        </w:rPr>
+        <w:t xml:space="preserve">4.  </w:t>
+      </w:r>
+      <w:r>
+        <w:rPr>
+          <w:sz w:val="22"/>
+          <w:szCs w:val="22"/>
+        </w:rPr>
+        <w:t xml:space="preserve">A 10-by-10 grid of 100 squares used to show a percent is a </w:t>
+      </w:r>
+      <w:r>
+        <w:rPr>
+          <w:sz w:val="22"/>
+          <w:szCs w:val="22"/>
+        </w:rPr>
+        <w:t xml:space="preserve">________________</w:t>
+      </w:r>
+      <w:r>
+        <w:rPr>
+          <w:sz w:val="22"/>
+          <w:szCs w:val="22"/>
+        </w:rPr>
+        <w:t xml:space="preserve"> </w:t>
+      </w:r>
+      <w:r>
+        <w:rPr>
+          <w:sz w:val="22"/>
+          <w:szCs w:val="22"/>
+        </w:rPr>
+        <w:t xml:space="preserve">________________</w:t>
+      </w:r>
+      <w:r>
+        <w:rPr>
+          <w:sz w:val="22"/>
+          <w:szCs w:val="22"/>
+        </w:rPr>
+        <w:t xml:space="preserve">.</w:t>
+      </w:r>
+    </w:p>
+    <w:p>
+      <w:pPr>
+        <w:keepLines/>
+        <w:spacing w:after="260" w:before="200"/>
+      </w:pPr>
+      <w:r>
+        <w:rPr>
+          <w:b/>
+          <w:bCs/>
+          <w:color w:val="12355B"/>
+          <w:sz w:val="22"/>
+          <w:szCs w:val="22"/>
+        </w:rPr>
+        <w:t xml:space="preserve">5.  </w:t>
+      </w:r>
+      <w:r>
+        <w:rPr>
+          <w:sz w:val="22"/>
+          <w:szCs w:val="22"/>
+        </w:rPr>
+        <w:t xml:space="preserve">A comparison of one part against the whole amount is a </w:t>
+      </w:r>
+      <w:r>
+        <w:rPr>
+          <w:sz w:val="22"/>
+          <w:szCs w:val="22"/>
+        </w:rPr>
+        <w:t xml:space="preserve">________________</w:t>
+      </w:r>
+      <w:r>
+        <w:rPr>
+          <w:sz w:val="22"/>
+          <w:szCs w:val="22"/>
+        </w:rPr>
+        <w:t xml:space="preserve"> comparison.</w:t>
+      </w:r>
+    </w:p>
+    <w:p>
+      <w:pPr>
+        <w:keepLines/>
+        <w:spacing w:after="260" w:before="200"/>
+      </w:pPr>
+      <w:r>
+        <w:rPr>
+          <w:b/>
+          <w:bCs/>
+          <w:color w:val="12355B"/>
+          <w:sz w:val="22"/>
+          <w:szCs w:val="22"/>
+        </w:rPr>
+        <w:t xml:space="preserve">6.  </w:t>
+      </w:r>
+      <w:r>
+        <w:rPr>
+          <w:sz w:val="22"/>
+          <w:szCs w:val="22"/>
+        </w:rPr>
+        <w:t xml:space="preserve">A percent above 100 means the amount is </w:t>
+      </w:r>
+      <w:r>
+        <w:rPr>
+          <w:sz w:val="22"/>
+          <w:szCs w:val="22"/>
+        </w:rPr>
+        <w:t xml:space="preserve">________________</w:t>
+      </w:r>
+      <w:r>
+        <w:rPr>
+          <w:sz w:val="22"/>
+          <w:szCs w:val="22"/>
+        </w:rPr>
+        <w:t xml:space="preserve"> than one whole.</w:t>
       </w:r>
     </w:p>
     <w:p>
       <w:pPr>
         <w:pStyle w:val="Heading1"/>
-        <w:pageBreakBefore/>
+        <w:keepNext/>
+        <w:keepLines/>
         <w:pBdr>
           <w:bottom w:val="single" w:color="1FA6A2" w:sz="14" w:space="6"/>
         </w:pBdr>
-        <w:spacing w:after="140" w:before="0"/>
+        <w:spacing w:after="140" w:before="300"/>
       </w:pPr>
       <w:r>
         <w:rPr>
@@ -2694,11 +2817,12 @@
     <w:p>
       <w:pPr>
         <w:pStyle w:val="Heading1"/>
-        <w:pageBreakBefore/>
+        <w:keepNext/>
+        <w:keepLines/>
         <w:pBdr>
           <w:bottom w:val="single" w:color="1FA6A2" w:sz="14" w:space="6"/>
         </w:pBdr>
-        <w:spacing w:after="140" w:before="0"/>
+        <w:spacing w:after="140" w:before="300"/>
       </w:pPr>
       <w:r>
         <w:rPr>
@@ -3031,11 +3155,12 @@
     <w:p>
       <w:pPr>
         <w:pStyle w:val="Heading1"/>
-        <w:pageBreakBefore/>
+        <w:keepNext/>
+        <w:keepLines/>
         <w:pBdr>
           <w:bottom w:val="single" w:color="1FA6A2" w:sz="14" w:space="6"/>
         </w:pBdr>
-        <w:spacing w:after="140" w:before="0"/>
+        <w:spacing w:after="140" w:before="300"/>
       </w:pPr>
       <w:r>
         <w:rPr>
@@ -3756,11 +3881,12 @@
     <w:p>
       <w:pPr>
         <w:pStyle w:val="Heading1"/>
-        <w:pageBreakBefore/>
+        <w:keepNext/>
+        <w:keepLines/>
         <w:pBdr>
           <w:bottom w:val="single" w:color="1FA6A2" w:sz="14" w:space="6"/>
         </w:pBdr>
-        <w:spacing w:after="140" w:before="0"/>
+        <w:spacing w:after="140" w:before="300"/>
       </w:pPr>
       <w:r>
         <w:rPr>
@@ -4543,11 +4669,12 @@
     <w:p>
       <w:pPr>
         <w:pStyle w:val="Heading1"/>
-        <w:pageBreakBefore/>
+        <w:keepNext/>
+        <w:keepLines/>
         <w:pBdr>
           <w:bottom w:val="single" w:color="1FA6A2" w:sz="14" w:space="6"/>
         </w:pBdr>
-        <w:spacing w:after="140" w:before="0"/>
+        <w:spacing w:after="140" w:before="300"/>
       </w:pPr>
       <w:r>
         <w:rPr>

--- a/lessons/4-1/downloads/4-1-notes.docx
+++ b/lessons/4-1/downloads/4-1-notes.docx
@@ -1549,47 +1549,6 @@
         <w:t xml:space="preserve">Write About the Math</w:t>
       </w:r>
     </w:p>
-    <w:p>
-      <w:pPr>
-        <w:spacing w:after="100"/>
-      </w:pPr>
-      <w:r>
-        <w:rPr>
-          <w:i/>
-          <w:iCs/>
-          <w:color w:val="5F6F80"/>
-          <w:sz w:val="19"/>
-          <w:szCs w:val="19"/>
-        </w:rPr>
-        <w:t xml:space="preserve">Use the support level you need. Every level answers the same math question.</w:t>
-      </w:r>
-    </w:p>
-    <w:p>
-      <w:pPr>
-        <w:pStyle w:val="Heading2"/>
-        <w:spacing w:after="80" w:before="180"/>
-      </w:pPr>
-      <w:r>
-        <w:rPr>
-          <w:b/>
-          <w:bCs/>
-          <w:color w:val="12355B"/>
-          <w:sz w:val="24"/>
-          <w:szCs w:val="24"/>
-        </w:rPr>
-        <w:t xml:space="preserve">1. Understand the Question</w:t>
-      </w:r>
-      <w:r>
-        <w:rPr>
-          <w:i/>
-          <w:iCs/>
-          <w:color w:val="B97A12"/>
-          <w:sz w:val="19"/>
-          <w:szCs w:val="19"/>
-        </w:rPr>
-        <w:t xml:space="preserve">   explain</w:t>
-      </w:r>
-    </w:p>
     <w:tbl>
       <w:tblPr>
         <w:tblW w:type="pct" w:w="100%"/>
@@ -1628,344 +1587,6 @@
               </w:rPr>
               <w:t xml:space="preserve">What percent of the gray kitten's weight does the orange kitten weigh, and how does the tape diagram show it?</w:t>
             </w:r>
-          </w:p>
-          <w:p>
-            <w:pPr>
-              <w:spacing w:after="0"/>
-            </w:pPr>
-            <w:r>
-              <w:rPr>
-                <w:b/>
-                <w:bCs/>
-                <w:color w:val="12355B"/>
-                <w:sz w:val="20"/>
-                <w:szCs w:val="20"/>
-              </w:rPr>
-              <w:t xml:space="preserve">Your job:  </w:t>
-            </w:r>
-            <w:r>
-              <w:rPr>
-                <w:sz w:val="20"/>
-                <w:szCs w:val="20"/>
-              </w:rPr>
-              <w:t xml:space="preserve">Answer the question. Use math evidence. Explain how the evidence proves your answer.</w:t>
-            </w:r>
-            <w:r>
-              <w:rPr>
-                <w:i/>
-                <w:iCs/>
-                <w:color w:val="5F6F80"/>
-                <w:sz w:val="18"/>
-                <w:szCs w:val="18"/>
-              </w:rPr>
-              <w:br/>
-              <w:t xml:space="preserve">Responde la pregunta. Usa evidencia matemática. Explica cómo la evidencia demuestra tu respuesta.</w:t>
-            </w:r>
-          </w:p>
-        </w:tc>
-      </w:tr>
-    </w:tbl>
-    <w:p>
-      <w:pPr>
-        <w:pStyle w:val="Heading2"/>
-        <w:spacing w:after="80" w:before="180"/>
-      </w:pPr>
-      <w:r>
-        <w:rPr>
-          <w:b/>
-          <w:bCs/>
-          <w:color w:val="12355B"/>
-          <w:sz w:val="24"/>
-          <w:szCs w:val="24"/>
-        </w:rPr>
-        <w:t xml:space="preserve">2. Plan Your Math Words</w:t>
-      </w:r>
-      <w:r>
-        <w:rPr>
-          <w:i/>
-          <w:iCs/>
-          <w:color w:val="1FA6A2"/>
-          <w:sz w:val="19"/>
-          <w:szCs w:val="19"/>
-        </w:rPr>
-        <w:t xml:space="preserve">   check at least two</w:t>
-      </w:r>
-    </w:p>
-    <w:p>
-      <w:pPr>
-        <w:spacing w:after="60"/>
-      </w:pPr>
-      <w:r>
-        <w:rPr>
-          <w:b/>
-          <w:bCs/>
-          <w:color w:val="1FA6A2"/>
-          <w:sz w:val="22"/>
-          <w:szCs w:val="22"/>
-        </w:rPr>
-        <w:t xml:space="preserve">☐  </w:t>
-      </w:r>
-      <w:r>
-        <w:rPr>
-          <w:b/>
-          <w:bCs/>
-          <w:color w:val="12355B"/>
-          <w:sz w:val="20"/>
-          <w:szCs w:val="20"/>
-        </w:rPr>
-        <w:t xml:space="preserve">Understand Percent — </w:t>
-      </w:r>
-      <w:r>
-        <w:rPr>
-          <w:sz w:val="20"/>
-          <w:szCs w:val="20"/>
-        </w:rPr>
-        <w:t xml:space="preserve">A percent is a ratio that compares a number to 100, so every percent answers the question “how many out of 100?”</w:t>
-      </w:r>
-      <w:r>
-        <w:rPr>
-          <w:i/>
-          <w:iCs/>
-          <w:color w:val="5F6F80"/>
-          <w:sz w:val="18"/>
-          <w:szCs w:val="18"/>
-        </w:rPr>
-        <w:br/>
-        <w:t xml:space="preserve">Comprender el porcentaje — Un porcentaje es una razón que compara un número con 100, así que todo porcentaje responde “¿cuántos de cada 100?”</w:t>
-      </w:r>
-    </w:p>
-    <w:p>
-      <w:pPr>
-        <w:spacing w:after="60"/>
-      </w:pPr>
-      <w:r>
-        <w:rPr>
-          <w:b/>
-          <w:bCs/>
-          <w:color w:val="1FA6A2"/>
-          <w:sz w:val="22"/>
-          <w:szCs w:val="22"/>
-        </w:rPr>
-        <w:t xml:space="preserve">☐  </w:t>
-      </w:r>
-      <w:r>
-        <w:rPr>
-          <w:b/>
-          <w:bCs/>
-          <w:color w:val="12355B"/>
-          <w:sz w:val="20"/>
-          <w:szCs w:val="20"/>
-        </w:rPr>
-        <w:t xml:space="preserve">Percent — </w:t>
-      </w:r>
-      <w:r>
-        <w:rPr>
-          <w:sz w:val="20"/>
-          <w:szCs w:val="20"/>
-        </w:rPr>
-        <w:t xml:space="preserve">A ratio that compares a number to 100. The word means “per hundred,” and the symbol is %.</w:t>
-      </w:r>
-      <w:r>
-        <w:rPr>
-          <w:i/>
-          <w:iCs/>
-          <w:color w:val="5F6F80"/>
-          <w:sz w:val="18"/>
-          <w:szCs w:val="18"/>
-        </w:rPr>
-        <w:br/>
-        <w:t xml:space="preserve">Porcentaje — Una razón que compara un número con 100. La palabra significa “por cada cien” y su símbolo es %.</w:t>
-      </w:r>
-    </w:p>
-    <w:p>
-      <w:pPr>
-        <w:spacing w:after="60"/>
-      </w:pPr>
-      <w:r>
-        <w:rPr>
-          <w:b/>
-          <w:bCs/>
-          <w:color w:val="1FA6A2"/>
-          <w:sz w:val="22"/>
-          <w:szCs w:val="22"/>
-        </w:rPr>
-        <w:t xml:space="preserve">☐  </w:t>
-      </w:r>
-      <w:r>
-        <w:rPr>
-          <w:b/>
-          <w:bCs/>
-          <w:color w:val="12355B"/>
-          <w:sz w:val="20"/>
-          <w:szCs w:val="20"/>
-        </w:rPr>
-        <w:t xml:space="preserve">Per hundred — </w:t>
-      </w:r>
-      <w:r>
-        <w:rPr>
-          <w:sz w:val="20"/>
-          <w:szCs w:val="20"/>
-        </w:rPr>
-        <w:t xml:space="preserve">The meaning hidden inside the word percent: for every group of 100. It is why every percent can be written as a fraction over 100.</w:t>
-      </w:r>
-      <w:r>
-        <w:rPr>
-          <w:i/>
-          <w:iCs/>
-          <w:color w:val="5F6F80"/>
-          <w:sz w:val="18"/>
-          <w:szCs w:val="18"/>
-        </w:rPr>
-        <w:br/>
-        <w:t xml:space="preserve">Por cada cien — El significado dentro de la palabra porcentaje: por cada grupo de 100. Por eso todo porcentaje se puede escribir como fracción sobre 100.</w:t>
-      </w:r>
-    </w:p>
-    <w:p>
-      <w:pPr>
-        <w:spacing w:after="60"/>
-      </w:pPr>
-      <w:r>
-        <w:rPr>
-          <w:b/>
-          <w:bCs/>
-          <w:color w:val="1FA6A2"/>
-          <w:sz w:val="22"/>
-          <w:szCs w:val="22"/>
-        </w:rPr>
-        <w:t xml:space="preserve">☐  </w:t>
-      </w:r>
-      <w:r>
-        <w:rPr>
-          <w:b/>
-          <w:bCs/>
-          <w:color w:val="12355B"/>
-          <w:sz w:val="20"/>
-          <w:szCs w:val="20"/>
-        </w:rPr>
-        <w:t xml:space="preserve">Decimal grid — </w:t>
-      </w:r>
-      <w:r>
-        <w:rPr>
-          <w:sz w:val="20"/>
-          <w:szCs w:val="20"/>
-        </w:rPr>
-        <w:t xml:space="preserve">A 10-by-10 grid of 100 squares. Shading squares shows a percent directly, one square per percent.</w:t>
-      </w:r>
-      <w:r>
-        <w:rPr>
-          <w:i/>
-          <w:iCs/>
-          <w:color w:val="5F6F80"/>
-          <w:sz w:val="18"/>
-          <w:szCs w:val="18"/>
-        </w:rPr>
-        <w:br/>
-        <w:t xml:space="preserve">Cuadrícula decimal — Una cuadrícula de 10 por 10 con 100 cuadros. Sombrear cuadros muestra un porcentaje directamente, un cuadro por cada uno por ciento.</w:t>
-      </w:r>
-    </w:p>
-    <w:p>
-      <w:pPr>
-        <w:spacing w:after="60"/>
-      </w:pPr>
-      <w:r>
-        <w:rPr>
-          <w:b/>
-          <w:bCs/>
-          <w:color w:val="1FA6A2"/>
-          <w:sz w:val="22"/>
-          <w:szCs w:val="22"/>
-        </w:rPr>
-        <w:t xml:space="preserve">☐  </w:t>
-      </w:r>
-      <w:r>
-        <w:rPr>
-          <w:b/>
-          <w:bCs/>
-          <w:color w:val="12355B"/>
-          <w:sz w:val="20"/>
-          <w:szCs w:val="20"/>
-        </w:rPr>
-        <w:t xml:space="preserve">Part-to-whole — </w:t>
-      </w:r>
-      <w:r>
-        <w:rPr>
-          <w:sz w:val="20"/>
-          <w:szCs w:val="20"/>
-        </w:rPr>
-        <w:t xml:space="preserve">A comparison of one part against the whole amount. In a percent, the whole is always 100%.</w:t>
-      </w:r>
-      <w:r>
-        <w:rPr>
-          <w:i/>
-          <w:iCs/>
-          <w:color w:val="5F6F80"/>
-          <w:sz w:val="18"/>
-          <w:szCs w:val="18"/>
-        </w:rPr>
-        <w:br/>
-        <w:t xml:space="preserve">Parte a todo — Una comparación de una parte con el total. En un porcentaje, el total siempre es 100 %.</w:t>
-      </w:r>
-    </w:p>
-    <w:tbl>
-      <w:tblPr>
-        <w:tblW w:type="pct" w:w="100%"/>
-        <w:tblBorders>
-          <w:top w:val="single" w:color="1FA6A2" w:sz="8"/>
-          <w:left w:val="single" w:color="1FA6A2" w:sz="8"/>
-          <w:bottom w:val="single" w:color="1FA6A2" w:sz="8"/>
-          <w:right w:val="single" w:color="1FA6A2" w:sz="8"/>
-          <w:insideH w:val="single" w:color="auto" w:sz="4"/>
-          <w:insideV w:val="single" w:color="auto" w:sz="4"/>
-        </w:tblBorders>
-      </w:tblPr>
-      <w:tblGrid>
-        <w:gridCol w:w="100"/>
-      </w:tblGrid>
-      <w:tr>
-        <w:tc>
-          <w:tcPr>
-            <w:shd w:fill="F7FFFD" w:color="auto" w:val="clear"/>
-            <w:tcMar>
-              <w:top w:type="dxa" w:w="120"/>
-              <w:left w:type="dxa" w:w="180"/>
-              <w:bottom w:type="dxa" w:w="120"/>
-              <w:right w:type="dxa" w:w="180"/>
-            </w:tcMar>
-          </w:tcPr>
-          <w:p>
-            <w:pPr>
-              <w:spacing w:after="50"/>
-            </w:pPr>
-            <w:r>
-              <w:rPr>
-                <w:b/>
-                <w:bCs/>
-                <w:color w:val="1FA6A2"/>
-                <w:sz w:val="20"/>
-                <w:szCs w:val="20"/>
-              </w:rPr>
-              <w:t xml:space="preserve">Say it first:  </w:t>
-            </w:r>
-            <w:r>
-              <w:rPr>
-                <w:sz w:val="20"/>
-                <w:szCs w:val="20"/>
-              </w:rPr>
-              <w:t xml:space="preserve">Say your idea to a partner or quietly to yourself before you write.</w:t>
-            </w:r>
-          </w:p>
-          <w:p>
-            <w:pPr>
-              <w:spacing w:after="60"/>
-            </w:pPr>
-            <w:r>
-              <w:rPr>
-                <w:color w:val="1A2733"/>
-                <w:sz w:val="21"/>
-                <w:szCs w:val="21"/>
-              </w:rPr>
-              <w:t xml:space="preserve">The gray kitten is the ___, so its weight is ___%. The orange kitten needs one whole tape plus ___ of another. Adding the parts, ___% + 50% = ___%. A percent greater than 100% means the orange kitten weighs ___ than one whole gray kitten.</w:t>
-            </w:r>
             <w:r>
               <w:rPr>
                 <w:i/>
@@ -1975,7 +1596,7 @@
                 <w:szCs w:val="19"/>
               </w:rPr>
               <w:br/>
-              <w:t xml:space="preserve">Di tu respuesta primero: Mi respuesta es ___ porque ___.</w:t>
+              <w:t xml:space="preserve">¿Qué porcentaje del peso del gatito gris pesa el gatito naranja, y cómo lo muestra el diagrama de cinta?</w:t>
             </w:r>
           </w:p>
         </w:tc>
@@ -1983,28 +1604,192 @@
     </w:tbl>
     <w:p>
       <w:pPr>
-        <w:pStyle w:val="Heading2"/>
-        <w:spacing w:after="80" w:before="180"/>
-      </w:pPr>
-      <w:r>
-        <w:rPr>
-          <w:b/>
-          <w:bCs/>
-          <w:color w:val="12355B"/>
-          <w:sz w:val="24"/>
-          <w:szCs w:val="24"/>
-        </w:rPr>
-        <w:t xml:space="preserve">3. Build Your Explanation</w:t>
-      </w:r>
+        <w:spacing w:after="100"/>
+      </w:pPr>
       <w:r>
         <w:rPr>
           <w:i/>
           <w:iCs/>
-          <w:color w:val="B97A12"/>
+          <w:color w:val="5F6F80"/>
           <w:sz w:val="19"/>
           <w:szCs w:val="19"/>
         </w:rPr>
-        <w:t xml:space="preserve">   choose your support</w:t>
+        <w:t xml:space="preserve">Say your answer to a partner first. Then write it, using at least two of these words:</w:t>
+      </w:r>
+    </w:p>
+    <w:p>
+      <w:pPr>
+        <w:spacing w:after="40"/>
+      </w:pPr>
+      <w:r>
+        <w:rPr>
+          <w:b/>
+          <w:bCs/>
+          <w:color w:val="1FA6A2"/>
+          <w:sz w:val="22"/>
+          <w:szCs w:val="22"/>
+        </w:rPr>
+        <w:t xml:space="preserve">☐  </w:t>
+      </w:r>
+      <w:r>
+        <w:rPr>
+          <w:b/>
+          <w:bCs/>
+          <w:color w:val="12355B"/>
+          <w:sz w:val="20"/>
+          <w:szCs w:val="20"/>
+        </w:rPr>
+        <w:t xml:space="preserve">Percent</w:t>
+      </w:r>
+      <w:r>
+        <w:rPr>
+          <w:i/>
+          <w:iCs/>
+          <w:color w:val="5F6F80"/>
+          <w:sz w:val="18"/>
+          <w:szCs w:val="18"/>
+        </w:rPr>
+        <w:t xml:space="preserve">  ·  Porcentaje</w:t>
+      </w:r>
+    </w:p>
+    <w:p>
+      <w:pPr>
+        <w:spacing w:after="40"/>
+      </w:pPr>
+      <w:r>
+        <w:rPr>
+          <w:b/>
+          <w:bCs/>
+          <w:color w:val="1FA6A2"/>
+          <w:sz w:val="22"/>
+          <w:szCs w:val="22"/>
+        </w:rPr>
+        <w:t xml:space="preserve">☐  </w:t>
+      </w:r>
+      <w:r>
+        <w:rPr>
+          <w:b/>
+          <w:bCs/>
+          <w:color w:val="12355B"/>
+          <w:sz w:val="20"/>
+          <w:szCs w:val="20"/>
+        </w:rPr>
+        <w:t xml:space="preserve">Per hundred</w:t>
+      </w:r>
+      <w:r>
+        <w:rPr>
+          <w:i/>
+          <w:iCs/>
+          <w:color w:val="5F6F80"/>
+          <w:sz w:val="18"/>
+          <w:szCs w:val="18"/>
+        </w:rPr>
+        <w:t xml:space="preserve">  ·  Por cada cien</w:t>
+      </w:r>
+    </w:p>
+    <w:p>
+      <w:pPr>
+        <w:spacing w:after="40"/>
+      </w:pPr>
+      <w:r>
+        <w:rPr>
+          <w:b/>
+          <w:bCs/>
+          <w:color w:val="1FA6A2"/>
+          <w:sz w:val="22"/>
+          <w:szCs w:val="22"/>
+        </w:rPr>
+        <w:t xml:space="preserve">☐  </w:t>
+      </w:r>
+      <w:r>
+        <w:rPr>
+          <w:b/>
+          <w:bCs/>
+          <w:color w:val="12355B"/>
+          <w:sz w:val="20"/>
+          <w:szCs w:val="20"/>
+        </w:rPr>
+        <w:t xml:space="preserve">Decimal grid</w:t>
+      </w:r>
+      <w:r>
+        <w:rPr>
+          <w:i/>
+          <w:iCs/>
+          <w:color w:val="5F6F80"/>
+          <w:sz w:val="18"/>
+          <w:szCs w:val="18"/>
+        </w:rPr>
+        <w:t xml:space="preserve">  ·  Cuadrícula decimal</w:t>
+      </w:r>
+    </w:p>
+    <w:p>
+      <w:pPr>
+        <w:spacing w:after="40"/>
+      </w:pPr>
+      <w:r>
+        <w:rPr>
+          <w:b/>
+          <w:bCs/>
+          <w:color w:val="1FA6A2"/>
+          <w:sz w:val="22"/>
+          <w:szCs w:val="22"/>
+        </w:rPr>
+        <w:t xml:space="preserve">☐  </w:t>
+      </w:r>
+      <w:r>
+        <w:rPr>
+          <w:b/>
+          <w:bCs/>
+          <w:color w:val="12355B"/>
+          <w:sz w:val="20"/>
+          <w:szCs w:val="20"/>
+        </w:rPr>
+        <w:t xml:space="preserve">Part-to-whole</w:t>
+      </w:r>
+      <w:r>
+        <w:rPr>
+          <w:i/>
+          <w:iCs/>
+          <w:color w:val="5F6F80"/>
+          <w:sz w:val="18"/>
+          <w:szCs w:val="18"/>
+        </w:rPr>
+        <w:t xml:space="preserve">  ·  Parte a todo</w:t>
+      </w:r>
+    </w:p>
+    <w:p>
+      <w:pPr>
+        <w:spacing w:after="40"/>
+      </w:pPr>
+      <w:r>
+        <w:rPr>
+          <w:b/>
+          <w:bCs/>
+          <w:color w:val="1FA6A2"/>
+          <w:sz w:val="22"/>
+          <w:szCs w:val="22"/>
+        </w:rPr>
+        <w:t xml:space="preserve">☐  </w:t>
+      </w:r>
+      <w:r>
+        <w:rPr>
+          <w:b/>
+          <w:bCs/>
+          <w:color w:val="12355B"/>
+          <w:sz w:val="20"/>
+          <w:szCs w:val="20"/>
+        </w:rPr>
+        <w:t xml:space="preserve">Greater than 100%</w:t>
+      </w:r>
+      <w:r>
+        <w:rPr>
+          <w:i/>
+          <w:iCs/>
+          <w:color w:val="5F6F80"/>
+          <w:sz w:val="18"/>
+          <w:szCs w:val="18"/>
+        </w:rPr>
+        <w:t xml:space="preserve">  ·  Mayor que 100 %</w:t>
       </w:r>
     </w:p>
     <w:tbl>
@@ -2035,21 +1820,6 @@
           </w:tcPr>
           <w:p>
             <w:pPr>
-              <w:spacing w:after="50"/>
-            </w:pPr>
-            <w:r>
-              <w:rPr>
-                <w:i/>
-                <w:iCs/>
-                <w:color w:val="5F6F80"/>
-                <w:sz w:val="19"/>
-                <w:szCs w:val="19"/>
-              </w:rPr>
-              <w:t xml:space="preserve">This model shows the parts of an explanation. It does not answer your writing question.</w:t>
-            </w:r>
-          </w:p>
-          <w:p>
-            <w:pPr>
               <w:spacing w:after="80"/>
             </w:pPr>
             <w:r>
@@ -2060,58 +1830,14 @@
                 <w:sz w:val="19"/>
                 <w:szCs w:val="19"/>
               </w:rPr>
-              <w:t xml:space="preserve">Claim:  </w:t>
+              <w:t xml:space="preserve">Model:  </w:t>
             </w:r>
             <w:r>
               <w:rPr>
                 <w:sz w:val="19"/>
                 <w:szCs w:val="19"/>
               </w:rPr>
-              <w:t xml:space="preserve">150% is more than one whole, and 0.5% is a tiny piece smaller than 1%.</w:t>
-            </w:r>
-          </w:p>
-          <w:p>
-            <w:pPr>
-              <w:spacing w:after="80"/>
-            </w:pPr>
-            <w:r>
-              <w:rPr>
-                <w:b/>
-                <w:bCs/>
-                <w:color w:val="12355B"/>
-                <w:sz w:val="19"/>
-                <w:szCs w:val="19"/>
-              </w:rPr>
-              <w:t xml:space="preserve">Evidence:  </w:t>
-            </w:r>
-            <w:r>
-              <w:rPr>
-                <w:sz w:val="19"/>
-                <w:szCs w:val="19"/>
-              </w:rPr>
-              <w:t xml:space="preserve">Students explain 150% is more than one whole (the player beat the goal) and 0.5% is far less than one whole (a tiny boost), connecting to the idea of 100% as the whole.</w:t>
-            </w:r>
-          </w:p>
-          <w:p>
-            <w:pPr>
-              <w:spacing w:after="80"/>
-            </w:pPr>
-            <w:r>
-              <w:rPr>
-                <w:b/>
-                <w:bCs/>
-                <w:color w:val="12355B"/>
-                <w:sz w:val="19"/>
-                <w:szCs w:val="19"/>
-              </w:rPr>
-              <w:t xml:space="preserve">Reasoning:  </w:t>
-            </w:r>
-            <w:r>
-              <w:rPr>
-                <w:sz w:val="19"/>
-                <w:szCs w:val="19"/>
-              </w:rPr>
-              <w:t xml:space="preserve">This evidence connects the definition of understand percent to the mathematical claim.</w:t>
+              <w:t xml:space="preserve">150% is more than one whole, and 0.5% is a tiny piece smaller than 1%. — Students explain 150% is more than one whole (the player beat the goal) and 0.5% is far less than one whole (a tiny boost), connecting to the idea of 100% as the whole.</w:t>
             </w:r>
           </w:p>
         </w:tc>
@@ -2190,7 +1916,7 @@
           <w:sz w:val="21"/>
           <w:szCs w:val="21"/>
         </w:rPr>
-        <w:t xml:space="preserve">My answer is ___.</w:t>
+        <w:t xml:space="preserve">My answer is ___ because ___.</w:t>
       </w:r>
       <w:r>
         <w:rPr>
@@ -2201,7 +1927,7 @@
           <w:szCs w:val="19"/>
         </w:rPr>
         <w:br/>
-        <w:t xml:space="preserve">Mi respuesta es ___.</w:t>
+        <w:t xml:space="preserve">Mi respuesta es ___ porque ___.</w:t>
       </w:r>
     </w:p>
     <w:tbl>
@@ -2341,7 +2067,7 @@
           <w:sz w:val="21"/>
           <w:szCs w:val="21"/>
         </w:rPr>
-        <w:t xml:space="preserve">I know because ___.</w:t>
+        <w:t xml:space="preserve">My evidence is ___, so ___.</w:t>
       </w:r>
       <w:r>
         <w:rPr>
@@ -2352,31 +2078,7 @@
           <w:szCs w:val="19"/>
         </w:rPr>
         <w:br/>
-        <w:t xml:space="preserve">Lo sé porque ___.</w:t>
-      </w:r>
-    </w:p>
-    <w:p>
-      <w:pPr>
-        <w:spacing w:after="60"/>
-      </w:pPr>
-      <w:r>
-        <w:rPr>
-          <w:color w:val="1A2733"/>
-          <w:sz w:val="21"/>
-          <w:szCs w:val="21"/>
-        </w:rPr>
-        <w:t xml:space="preserve">So ___.</w:t>
-      </w:r>
-      <w:r>
-        <w:rPr>
-          <w:i/>
-          <w:iCs/>
-          <w:color w:val="5F6F80"/>
-          <w:sz w:val="19"/>
-          <w:szCs w:val="19"/>
-        </w:rPr>
-        <w:br/>
-        <w:t xml:space="preserve">Entonces ___.</w:t>
+        <w:t xml:space="preserve">Mi evidencia es ___, entonces ___.</w:t>
       </w:r>
     </w:p>
     <w:tbl>
@@ -2482,78 +2184,6 @@
         <w:t xml:space="preserve">Escribe una afirmación, da evidencia matemática y explica tu razonamiento.</w:t>
       </w:r>
     </w:p>
-    <w:p>
-      <w:pPr>
-        <w:spacing w:after="60"/>
-      </w:pPr>
-      <w:r>
-        <w:rPr>
-          <w:color w:val="1A2733"/>
-          <w:sz w:val="21"/>
-          <w:szCs w:val="21"/>
-        </w:rPr>
-        <w:t xml:space="preserve">My claim is ___.</w:t>
-      </w:r>
-      <w:r>
-        <w:rPr>
-          <w:i/>
-          <w:iCs/>
-          <w:color w:val="5F6F80"/>
-          <w:sz w:val="19"/>
-          <w:szCs w:val="19"/>
-        </w:rPr>
-        <w:br/>
-        <w:t xml:space="preserve">Mi afirmación es ___.</w:t>
-      </w:r>
-    </w:p>
-    <w:p>
-      <w:pPr>
-        <w:spacing w:after="60"/>
-      </w:pPr>
-      <w:r>
-        <w:rPr>
-          <w:color w:val="1A2733"/>
-          <w:sz w:val="21"/>
-          <w:szCs w:val="21"/>
-        </w:rPr>
-        <w:t xml:space="preserve">My math evidence is ___.</w:t>
-      </w:r>
-      <w:r>
-        <w:rPr>
-          <w:i/>
-          <w:iCs/>
-          <w:color w:val="5F6F80"/>
-          <w:sz w:val="19"/>
-          <w:szCs w:val="19"/>
-        </w:rPr>
-        <w:br/>
-        <w:t xml:space="preserve">Mi evidencia matemática es ___.</w:t>
-      </w:r>
-    </w:p>
-    <w:p>
-      <w:pPr>
-        <w:spacing w:after="60"/>
-      </w:pPr>
-      <w:r>
-        <w:rPr>
-          <w:color w:val="1A2733"/>
-          <w:sz w:val="21"/>
-          <w:szCs w:val="21"/>
-        </w:rPr>
-        <w:t xml:space="preserve">This proves ___ because ___.</w:t>
-      </w:r>
-      <w:r>
-        <w:rPr>
-          <w:i/>
-          <w:iCs/>
-          <w:color w:val="5F6F80"/>
-          <w:sz w:val="19"/>
-          <w:szCs w:val="19"/>
-        </w:rPr>
-        <w:br/>
-        <w:t xml:space="preserve">Esto demuestra ___ porque ___.</w:t>
-      </w:r>
-    </w:p>
     <w:tbl>
       <w:tblPr>
         <w:tblW w:type="pct" w:w="100%"/>
@@ -2636,7 +2266,7 @@
           <w:sz w:val="24"/>
           <w:szCs w:val="24"/>
         </w:rPr>
-        <w:t xml:space="preserve">4. Check Your Explanation</w:t>
+        <w:t xml:space="preserve">Check Your Explanation</w:t>
       </w:r>
       <w:r>
         <w:rPr>
@@ -2646,7 +2276,7 @@
           <w:sz w:val="19"/>
           <w:szCs w:val="19"/>
         </w:rPr>
-        <w:t xml:space="preserve">   five quick checks</w:t>
+        <w:t xml:space="preserve">   three quick checks</w:t>
       </w:r>
     </w:p>
     <w:p>
@@ -2670,17 +2300,6 @@
         </w:rPr>
         <w:t xml:space="preserve">I answered the question.</w:t>
       </w:r>
-      <w:r>
-        <w:rPr>
-          <w:i/>
-          <w:iCs/>
-          <w:color w:val="5F6F80"/>
-          <w:sz w:val="18"/>
-          <w:szCs w:val="18"/>
-        </w:rPr>
-        <w:br/>
-        <w:t xml:space="preserve">Respondí la pregunta.</w:t>
-      </w:r>
     </w:p>
     <w:p>
       <w:pPr>
@@ -2701,18 +2320,7 @@
           <w:sz w:val="20"/>
           <w:szCs w:val="20"/>
         </w:rPr>
-        <w:t xml:space="preserve">I used math evidence: numbers, an equation, a model, or a comparison.</w:t>
-      </w:r>
-      <w:r>
-        <w:rPr>
-          <w:i/>
-          <w:iCs/>
-          <w:color w:val="5F6F80"/>
-          <w:sz w:val="18"/>
-          <w:szCs w:val="18"/>
-        </w:rPr>
-        <w:br/>
-        <w:t xml:space="preserve">Usé evidencia matemática: números, una ecuación, un modelo o una comparación.</w:t>
+        <w:t xml:space="preserve">I used math evidence: numbers, an equation, or a model.</w:t>
       </w:r>
     </w:p>
     <w:p>
@@ -2734,84 +2342,7 @@
           <w:sz w:val="20"/>
           <w:szCs w:val="20"/>
         </w:rPr>
-        <w:t xml:space="preserve">I explained how the evidence proves my answer.</w:t>
-      </w:r>
-      <w:r>
-        <w:rPr>
-          <w:i/>
-          <w:iCs/>
-          <w:color w:val="5F6F80"/>
-          <w:sz w:val="18"/>
-          <w:szCs w:val="18"/>
-        </w:rPr>
-        <w:br/>
-        <w:t xml:space="preserve">Expliqué cómo la evidencia demuestra mi respuesta.</w:t>
-      </w:r>
-    </w:p>
-    <w:p>
-      <w:pPr>
-        <w:spacing w:after="80"/>
-      </w:pPr>
-      <w:r>
-        <w:rPr>
-          <w:b/>
-          <w:bCs/>
-          <w:color w:val="1FA6A2"/>
-          <w:sz w:val="22"/>
-          <w:szCs w:val="22"/>
-        </w:rPr>
-        <w:t xml:space="preserve">☐  </w:t>
-      </w:r>
-      <w:r>
-        <w:rPr>
-          <w:sz w:val="20"/>
-          <w:szCs w:val="20"/>
-        </w:rPr>
         <w:t xml:space="preserve">I used at least two math words.</w:t>
-      </w:r>
-      <w:r>
-        <w:rPr>
-          <w:i/>
-          <w:iCs/>
-          <w:color w:val="5F6F80"/>
-          <w:sz w:val="18"/>
-          <w:szCs w:val="18"/>
-        </w:rPr>
-        <w:br/>
-        <w:t xml:space="preserve">Usé por lo menos dos palabras matemáticas.</w:t>
-      </w:r>
-    </w:p>
-    <w:p>
-      <w:pPr>
-        <w:spacing w:after="80"/>
-      </w:pPr>
-      <w:r>
-        <w:rPr>
-          <w:b/>
-          <w:bCs/>
-          <w:color w:val="1FA6A2"/>
-          <w:sz w:val="22"/>
-          <w:szCs w:val="22"/>
-        </w:rPr>
-        <w:t xml:space="preserve">☐  </w:t>
-      </w:r>
-      <w:r>
-        <w:rPr>
-          <w:sz w:val="20"/>
-          <w:szCs w:val="20"/>
-        </w:rPr>
-        <w:t xml:space="preserve">I reread complete sentences and punctuation.</w:t>
-      </w:r>
-      <w:r>
-        <w:rPr>
-          <w:i/>
-          <w:iCs/>
-          <w:color w:val="5F6F80"/>
-          <w:sz w:val="18"/>
-          <w:szCs w:val="18"/>
-        </w:rPr>
-        <w:br/>
-        <w:t xml:space="preserve">Volví a leer mis oraciones completas y la puntuación.</w:t>
       </w:r>
     </w:p>
     <w:p>
